--- a/PROPOSAL.docx
+++ b/PROPOSAL.docx
@@ -1330,7 +1330,7 @@
                 <w:sz w:val="21"/>
                 <w:szCs w:val="21"/>
               </w:rPr>
-              <w:t xml:space="preserve">★★</w:t>
+              <w:t xml:space="preserve">中</w:t>
             </w:r>
           </w:p>
         </w:tc>
@@ -1497,7 +1497,7 @@
                 <w:sz w:val="21"/>
                 <w:szCs w:val="21"/>
               </w:rPr>
-              <w:t xml:space="preserve">★★</w:t>
+              <w:t xml:space="preserve">中</w:t>
             </w:r>
           </w:p>
         </w:tc>
@@ -1664,7 +1664,7 @@
                 <w:sz w:val="21"/>
                 <w:szCs w:val="21"/>
               </w:rPr>
-              <w:t xml:space="preserve">★★★</w:t>
+              <w:t xml:space="preserve">高</w:t>
             </w:r>
           </w:p>
         </w:tc>
@@ -1831,7 +1831,7 @@
                 <w:sz w:val="21"/>
                 <w:szCs w:val="21"/>
               </w:rPr>
-              <w:t xml:space="preserve">★★★</w:t>
+              <w:t xml:space="preserve">高</w:t>
             </w:r>
           </w:p>
         </w:tc>
@@ -1998,7 +1998,7 @@
                 <w:sz w:val="21"/>
                 <w:szCs w:val="21"/>
               </w:rPr>
-              <w:t xml:space="preserve">★★★</w:t>
+              <w:t xml:space="preserve">高</w:t>
             </w:r>
           </w:p>
         </w:tc>
@@ -2165,7 +2165,7 @@
                 <w:sz w:val="21"/>
                 <w:szCs w:val="21"/>
               </w:rPr>
-              <w:t xml:space="preserve">★★</w:t>
+              <w:t xml:space="preserve">中</w:t>
             </w:r>
           </w:p>
         </w:tc>
@@ -2242,188 +2242,638 @@
         <w:t xml:space="preserve">4. 完整数据链路（感知 → 决策 → 执行）</w:t>
       </w:r>
     </w:p>
-    <w:p>
-      <w:pPr>
-        <w:spacing w:after="0" w:line="240"/>
-        <w:ind w:left="240"/>
-      </w:pPr>
-      <w:r>
-        <w:rPr>
-          <w:rFonts w:ascii="Consolas" w:cs="Consolas" w:eastAsia="SimSun" w:hAnsi="Consolas"/>
-          <w:sz w:val="20"/>
-          <w:szCs w:val="20"/>
-        </w:rPr>
-        <w:t xml:space="preserve">[传感器] BH1750/DHT11/土壤 → STM32 采集打包(文本帧)</w:t>
-      </w:r>
-    </w:p>
-    <w:p>
-      <w:pPr>
-        <w:spacing w:after="0" w:line="240"/>
-        <w:ind w:left="240"/>
-      </w:pPr>
-      <w:r>
-        <w:rPr>
-          <w:rFonts w:ascii="Consolas" w:cs="Consolas" w:eastAsia="SimSun" w:hAnsi="Consolas"/>
-          <w:sz w:val="20"/>
-          <w:szCs w:val="20"/>
-        </w:rPr>
-        <w:t xml:space="preserve">        摄像头(ESP32-CAM) → 图片上传(HTTP/MQTT)</w:t>
-      </w:r>
-    </w:p>
-    <w:p>
-      <w:pPr>
-        <w:spacing w:after="0" w:line="240"/>
-        <w:ind w:left="240"/>
-      </w:pPr>
-      <w:r>
-        <w:rPr>
-          <w:rFonts w:ascii="Consolas" w:cs="Consolas" w:eastAsia="SimSun" w:hAnsi="Consolas"/>
-          <w:sz w:val="20"/>
-          <w:szCs w:val="20"/>
-        </w:rPr>
-        <w:t xml:space="preserve">                    ↓</w:t>
-      </w:r>
-    </w:p>
-    <w:p>
-      <w:pPr>
-        <w:spacing w:after="0" w:line="240"/>
-        <w:ind w:left="240"/>
-      </w:pPr>
-      <w:r>
-        <w:rPr>
-          <w:rFonts w:ascii="Consolas" w:cs="Consolas" w:eastAsia="SimSun" w:hAnsi="Consolas"/>
-          <w:sz w:val="20"/>
-          <w:szCs w:val="20"/>
-        </w:rPr>
-        <w:t xml:space="preserve">[通信] USART 帧 + ESP8266 MQTT（本地同时接 LabVIEW 调试 + W25Q64 日志）</w:t>
-      </w:r>
-    </w:p>
-    <w:p>
-      <w:pPr>
-        <w:spacing w:after="0" w:line="240"/>
-        <w:ind w:left="240"/>
-      </w:pPr>
-      <w:r>
-        <w:rPr>
-          <w:rFonts w:ascii="Consolas" w:cs="Consolas" w:eastAsia="SimSun" w:hAnsi="Consolas"/>
-          <w:sz w:val="20"/>
-          <w:szCs w:val="20"/>
-        </w:rPr>
-        <w:t xml:space="preserve">                    ↓</w:t>
-      </w:r>
-    </w:p>
-    <w:p>
-      <w:pPr>
-        <w:spacing w:after="0" w:line="240"/>
-        <w:ind w:left="240"/>
-      </w:pPr>
-      <w:r>
-        <w:rPr>
-          <w:rFonts w:ascii="Consolas" w:cs="Consolas" w:eastAsia="SimSun" w:hAnsi="Consolas"/>
-          <w:sz w:val="20"/>
-          <w:szCs w:val="20"/>
-        </w:rPr>
-        <w:t xml:space="preserve">[云]  MQTT Broker(EMQX/OneNET) → 时序存储 + Node-RED 可视化</w:t>
-      </w:r>
-    </w:p>
-    <w:p>
-      <w:pPr>
-        <w:spacing w:after="0" w:line="240"/>
-        <w:ind w:left="240"/>
-      </w:pPr>
-      <w:r>
-        <w:rPr>
-          <w:rFonts w:ascii="Consolas" w:cs="Consolas" w:eastAsia="SimSun" w:hAnsi="Consolas"/>
-          <w:sz w:val="20"/>
-          <w:szCs w:val="20"/>
-        </w:rPr>
-        <w:t xml:space="preserve">                    ↓</w:t>
-      </w:r>
-    </w:p>
-    <w:p>
-      <w:pPr>
-        <w:spacing w:after="0" w:line="240"/>
-        <w:ind w:left="240"/>
-      </w:pPr>
-      <w:r>
-        <w:rPr>
-          <w:rFonts w:ascii="Consolas" w:cs="Consolas" w:eastAsia="SimSun" w:hAnsi="Consolas"/>
-          <w:sz w:val="20"/>
-          <w:szCs w:val="20"/>
-        </w:rPr>
-        <w:t xml:space="preserve">[AI]  视觉服务(YOLO 病害检测/生长分析) → 结果入事件队列</w:t>
-      </w:r>
-    </w:p>
-    <w:p>
-      <w:pPr>
-        <w:spacing w:after="0" w:line="240"/>
-        <w:ind w:left="240"/>
-      </w:pPr>
-      <w:r>
-        <w:rPr>
-          <w:rFonts w:ascii="Consolas" w:cs="Consolas" w:eastAsia="SimSun" w:hAnsi="Consolas"/>
-          <w:sz w:val="20"/>
-          <w:szCs w:val="20"/>
-        </w:rPr>
-        <w:t xml:space="preserve">      智能体(LLM + RAG 农业知识库) 综合：传感器 + 视觉 + 历史 → 决策 JSON</w:t>
-      </w:r>
-    </w:p>
-    <w:p>
-      <w:pPr>
-        <w:spacing w:after="0" w:line="240"/>
-        <w:ind w:left="240"/>
-      </w:pPr>
-      <w:r>
-        <w:rPr>
-          <w:rFonts w:ascii="Consolas" w:cs="Consolas" w:eastAsia="SimSun" w:hAnsi="Consolas"/>
-          <w:sz w:val="20"/>
-          <w:szCs w:val="20"/>
-        </w:rPr>
-        <w:t xml:space="preserve">                    ↓</w:t>
-      </w:r>
-    </w:p>
-    <w:p>
-      <w:pPr>
-        <w:spacing w:after="0" w:line="240"/>
-        <w:ind w:left="240"/>
-      </w:pPr>
-      <w:r>
-        <w:rPr>
-          <w:rFonts w:ascii="Consolas" w:cs="Consolas" w:eastAsia="SimSun" w:hAnsi="Consolas"/>
-          <w:sz w:val="20"/>
-          <w:szCs w:val="20"/>
-        </w:rPr>
-        <w:t xml:space="preserve">[执行] MQTT 下行指令 → 网关转 HTTP/串口 → STM32 解析 → 继电器/泵/灯/喷药</w:t>
-      </w:r>
-    </w:p>
-    <w:p>
-      <w:pPr>
-        <w:spacing w:after="0" w:line="240"/>
-        <w:ind w:left="240"/>
-      </w:pPr>
-      <w:r>
-        <w:rPr>
-          <w:rFonts w:ascii="Consolas" w:cs="Consolas" w:eastAsia="SimSun" w:hAnsi="Consolas"/>
-          <w:sz w:val="20"/>
-          <w:szCs w:val="20"/>
-        </w:rPr>
-        <w:t xml:space="preserve">                    ↓</w:t>
-      </w:r>
-    </w:p>
-    <w:p>
-      <w:pPr>
-        <w:spacing w:after="0" w:line="240"/>
-        <w:ind w:left="240"/>
-      </w:pPr>
-      <w:r>
-        <w:rPr>
-          <w:rFonts w:ascii="Consolas" w:cs="Consolas" w:eastAsia="SimSun" w:hAnsi="Consolas"/>
-          <w:sz w:val="20"/>
-          <w:szCs w:val="20"/>
-        </w:rPr>
-        <w:t xml:space="preserve">[闭环] 执行状态回传 → 数据入库 → 小程序/大屏展示 + 智能体下次决策依据</w:t>
-      </w:r>
-    </w:p>
+    <w:tbl>
+      <w:tblPr>
+        <w:tblW w:type="dxa" w:w="9072"/>
+        <w:tblBorders>
+          <w:top w:val="single" w:color="000000" w:sz="12" w:space="0"/>
+          <w:left w:val="none"/>
+          <w:bottom w:val="single" w:color="000000" w:sz="12" w:space="0"/>
+          <w:right w:val="none"/>
+          <w:insideH w:val="none"/>
+          <w:insideV w:val="none"/>
+        </w:tblBorders>
+      </w:tblPr>
+      <w:tblGrid>
+        <w:gridCol w:w="1400"/>
+        <w:gridCol w:w="5900"/>
+        <w:gridCol w:w="1772"/>
+      </w:tblGrid>
+      <w:tr>
+        <w:trPr>
+          <w:tblHeader/>
+        </w:trPr>
+        <w:tc>
+          <w:tcPr>
+            <w:tcW w:type="dxa" w:w="1400"/>
+            <w:tcBorders>
+              <w:bottom w:val="single" w:color="000000" w:sz="6" w:space="0"/>
+            </w:tcBorders>
+            <w:tcMar>
+              <w:top w:type="dxa" w:w="40"/>
+              <w:left w:type="dxa" w:w="80"/>
+              <w:bottom w:type="dxa" w:w="40"/>
+              <w:right w:type="dxa" w:w="80"/>
+            </w:tcMar>
+            <w:vAlign w:val="center"/>
+          </w:tcPr>
+          <w:p>
+            <w:pPr>
+              <w:spacing w:after="0" w:line="240"/>
+              <w:jc w:val="center"/>
+            </w:pPr>
+            <w:r>
+              <w:rPr>
+                <w:rFonts w:ascii="Times New Roman" w:cs="Times New Roman" w:eastAsia="SimHei" w:hAnsi="Times New Roman"/>
+                <w:b w:val="false"/>
+                <w:bCs w:val="false"/>
+                <w:sz w:val="21"/>
+                <w:szCs w:val="21"/>
+              </w:rPr>
+              <w:t xml:space="preserve">环节</w:t>
+            </w:r>
+          </w:p>
+        </w:tc>
+        <w:tc>
+          <w:tcPr>
+            <w:tcW w:type="dxa" w:w="5900"/>
+            <w:tcBorders>
+              <w:bottom w:val="single" w:color="000000" w:sz="6" w:space="0"/>
+            </w:tcBorders>
+            <w:tcMar>
+              <w:top w:type="dxa" w:w="40"/>
+              <w:left w:type="dxa" w:w="80"/>
+              <w:bottom w:type="dxa" w:w="40"/>
+              <w:right w:type="dxa" w:w="80"/>
+            </w:tcMar>
+            <w:vAlign w:val="center"/>
+          </w:tcPr>
+          <w:p>
+            <w:pPr>
+              <w:spacing w:after="0" w:line="240"/>
+              <w:jc w:val="center"/>
+            </w:pPr>
+            <w:r>
+              <w:rPr>
+                <w:rFonts w:ascii="Times New Roman" w:cs="Times New Roman" w:eastAsia="SimHei" w:hAnsi="Times New Roman"/>
+                <w:b w:val="false"/>
+                <w:bCs w:val="false"/>
+                <w:sz w:val="21"/>
+                <w:szCs w:val="21"/>
+              </w:rPr>
+              <w:t xml:space="preserve">内容</w:t>
+            </w:r>
+          </w:p>
+        </w:tc>
+        <w:tc>
+          <w:tcPr>
+            <w:tcW w:type="dxa" w:w="1772"/>
+            <w:tcBorders>
+              <w:bottom w:val="single" w:color="000000" w:sz="6" w:space="0"/>
+            </w:tcBorders>
+            <w:tcMar>
+              <w:top w:type="dxa" w:w="40"/>
+              <w:left w:type="dxa" w:w="80"/>
+              <w:bottom w:type="dxa" w:w="40"/>
+              <w:right w:type="dxa" w:w="80"/>
+            </w:tcMar>
+            <w:vAlign w:val="center"/>
+          </w:tcPr>
+          <w:p>
+            <w:pPr>
+              <w:spacing w:after="0" w:line="240"/>
+              <w:jc w:val="center"/>
+            </w:pPr>
+            <w:r>
+              <w:rPr>
+                <w:rFonts w:ascii="Times New Roman" w:cs="Times New Roman" w:eastAsia="SimHei" w:hAnsi="Times New Roman"/>
+                <w:b w:val="false"/>
+                <w:bCs w:val="false"/>
+                <w:sz w:val="21"/>
+                <w:szCs w:val="21"/>
+              </w:rPr>
+              <w:t xml:space="preserve">输出</w:t>
+            </w:r>
+          </w:p>
+        </w:tc>
+      </w:tr>
+      <w:tr>
+        <w:trPr>
+          <w:tblHeader w:val="false"/>
+        </w:trPr>
+        <w:tc>
+          <w:tcPr>
+            <w:tcW w:type="dxa" w:w="1400"/>
+            <w:tcMar>
+              <w:top w:type="dxa" w:w="40"/>
+              <w:left w:type="dxa" w:w="80"/>
+              <w:bottom w:type="dxa" w:w="40"/>
+              <w:right w:type="dxa" w:w="80"/>
+            </w:tcMar>
+            <w:vAlign w:val="center"/>
+          </w:tcPr>
+          <w:p>
+            <w:pPr>
+              <w:spacing w:after="0" w:line="240"/>
+              <w:jc w:val="center"/>
+            </w:pPr>
+            <w:r>
+              <w:rPr>
+                <w:rFonts w:ascii="Times New Roman" w:cs="Times New Roman" w:eastAsia="SimSun" w:hAnsi="Times New Roman"/>
+                <w:color w:val="000000"/>
+                <w:sz w:val="21"/>
+                <w:szCs w:val="21"/>
+              </w:rPr>
+              <w:t xml:space="preserve">感知</w:t>
+            </w:r>
+          </w:p>
+        </w:tc>
+        <w:tc>
+          <w:tcPr>
+            <w:tcW w:type="dxa" w:w="5900"/>
+            <w:tcMar>
+              <w:top w:type="dxa" w:w="40"/>
+              <w:left w:type="dxa" w:w="80"/>
+              <w:bottom w:type="dxa" w:w="40"/>
+              <w:right w:type="dxa" w:w="80"/>
+            </w:tcMar>
+            <w:vAlign w:val="center"/>
+          </w:tcPr>
+          <w:p>
+            <w:pPr>
+              <w:spacing w:after="0" w:line="240"/>
+              <w:jc w:val="left"/>
+            </w:pPr>
+            <w:r>
+              <w:rPr>
+                <w:rFonts w:ascii="Times New Roman" w:cs="Times New Roman" w:eastAsia="SimSun" w:hAnsi="Times New Roman"/>
+                <w:color w:val="000000"/>
+                <w:sz w:val="21"/>
+                <w:szCs w:val="21"/>
+              </w:rPr>
+              <w:t xml:space="preserve">BH1750/DHT11/土壤 → STM32 采集打包（文本帧）；ESP32-CAM 拍照上传（HTTP/MQTT）</w:t>
+            </w:r>
+          </w:p>
+        </w:tc>
+        <w:tc>
+          <w:tcPr>
+            <w:tcW w:type="dxa" w:w="1772"/>
+            <w:tcMar>
+              <w:top w:type="dxa" w:w="40"/>
+              <w:left w:type="dxa" w:w="80"/>
+              <w:bottom w:type="dxa" w:w="40"/>
+              <w:right w:type="dxa" w:w="80"/>
+            </w:tcMar>
+            <w:vAlign w:val="center"/>
+          </w:tcPr>
+          <w:p>
+            <w:pPr>
+              <w:spacing w:after="0" w:line="240"/>
+              <w:jc w:val="center"/>
+            </w:pPr>
+            <w:r>
+              <w:rPr>
+                <w:rFonts w:ascii="Times New Roman" w:cs="Times New Roman" w:eastAsia="SimSun" w:hAnsi="Times New Roman"/>
+                <w:color w:val="000000"/>
+                <w:sz w:val="21"/>
+                <w:szCs w:val="21"/>
+              </w:rPr>
+              <w:t xml:space="preserve">数据帧 / 图片</w:t>
+            </w:r>
+          </w:p>
+        </w:tc>
+      </w:tr>
+      <w:tr>
+        <w:trPr>
+          <w:tblHeader w:val="false"/>
+        </w:trPr>
+        <w:tc>
+          <w:tcPr>
+            <w:tcW w:type="dxa" w:w="1400"/>
+            <w:tcMar>
+              <w:top w:type="dxa" w:w="40"/>
+              <w:left w:type="dxa" w:w="80"/>
+              <w:bottom w:type="dxa" w:w="40"/>
+              <w:right w:type="dxa" w:w="80"/>
+            </w:tcMar>
+            <w:vAlign w:val="center"/>
+          </w:tcPr>
+          <w:p>
+            <w:pPr>
+              <w:spacing w:after="0" w:line="240"/>
+              <w:jc w:val="center"/>
+            </w:pPr>
+            <w:r>
+              <w:rPr>
+                <w:rFonts w:ascii="Times New Roman" w:cs="Times New Roman" w:eastAsia="SimSun" w:hAnsi="Times New Roman"/>
+                <w:color w:val="000000"/>
+                <w:sz w:val="21"/>
+                <w:szCs w:val="21"/>
+              </w:rPr>
+              <w:t xml:space="preserve">通信</w:t>
+            </w:r>
+          </w:p>
+        </w:tc>
+        <w:tc>
+          <w:tcPr>
+            <w:tcW w:type="dxa" w:w="5900"/>
+            <w:tcMar>
+              <w:top w:type="dxa" w:w="40"/>
+              <w:left w:type="dxa" w:w="80"/>
+              <w:bottom w:type="dxa" w:w="40"/>
+              <w:right w:type="dxa" w:w="80"/>
+            </w:tcMar>
+            <w:vAlign w:val="center"/>
+          </w:tcPr>
+          <w:p>
+            <w:pPr>
+              <w:spacing w:after="0" w:line="240"/>
+              <w:jc w:val="left"/>
+            </w:pPr>
+            <w:r>
+              <w:rPr>
+                <w:rFonts w:ascii="Times New Roman" w:cs="Times New Roman" w:eastAsia="SimSun" w:hAnsi="Times New Roman"/>
+                <w:color w:val="000000"/>
+                <w:sz w:val="21"/>
+                <w:szCs w:val="21"/>
+              </w:rPr>
+              <w:t xml:space="preserve">USART 帧 + ESP8266 MQTT；本地接 LabVIEW 调试 + W25Q64 日志</w:t>
+            </w:r>
+          </w:p>
+        </w:tc>
+        <w:tc>
+          <w:tcPr>
+            <w:tcW w:type="dxa" w:w="1772"/>
+            <w:tcMar>
+              <w:top w:type="dxa" w:w="40"/>
+              <w:left w:type="dxa" w:w="80"/>
+              <w:bottom w:type="dxa" w:w="40"/>
+              <w:right w:type="dxa" w:w="80"/>
+            </w:tcMar>
+            <w:vAlign w:val="center"/>
+          </w:tcPr>
+          <w:p>
+            <w:pPr>
+              <w:spacing w:after="0" w:line="240"/>
+              <w:jc w:val="center"/>
+            </w:pPr>
+            <w:r>
+              <w:rPr>
+                <w:rFonts w:ascii="Times New Roman" w:cs="Times New Roman" w:eastAsia="SimSun" w:hAnsi="Times New Roman"/>
+                <w:color w:val="000000"/>
+                <w:sz w:val="21"/>
+                <w:szCs w:val="21"/>
+              </w:rPr>
+              <w:t xml:space="preserve">上行数据</w:t>
+            </w:r>
+          </w:p>
+        </w:tc>
+      </w:tr>
+      <w:tr>
+        <w:trPr>
+          <w:tblHeader w:val="false"/>
+        </w:trPr>
+        <w:tc>
+          <w:tcPr>
+            <w:tcW w:type="dxa" w:w="1400"/>
+            <w:tcMar>
+              <w:top w:type="dxa" w:w="40"/>
+              <w:left w:type="dxa" w:w="80"/>
+              <w:bottom w:type="dxa" w:w="40"/>
+              <w:right w:type="dxa" w:w="80"/>
+            </w:tcMar>
+            <w:vAlign w:val="center"/>
+          </w:tcPr>
+          <w:p>
+            <w:pPr>
+              <w:spacing w:after="0" w:line="240"/>
+              <w:jc w:val="center"/>
+            </w:pPr>
+            <w:r>
+              <w:rPr>
+                <w:rFonts w:ascii="Times New Roman" w:cs="Times New Roman" w:eastAsia="SimSun" w:hAnsi="Times New Roman"/>
+                <w:color w:val="000000"/>
+                <w:sz w:val="21"/>
+                <w:szCs w:val="21"/>
+              </w:rPr>
+              <w:t xml:space="preserve">云端</w:t>
+            </w:r>
+          </w:p>
+        </w:tc>
+        <w:tc>
+          <w:tcPr>
+            <w:tcW w:type="dxa" w:w="5900"/>
+            <w:tcMar>
+              <w:top w:type="dxa" w:w="40"/>
+              <w:left w:type="dxa" w:w="80"/>
+              <w:bottom w:type="dxa" w:w="40"/>
+              <w:right w:type="dxa" w:w="80"/>
+            </w:tcMar>
+            <w:vAlign w:val="center"/>
+          </w:tcPr>
+          <w:p>
+            <w:pPr>
+              <w:spacing w:after="0" w:line="240"/>
+              <w:jc w:val="left"/>
+            </w:pPr>
+            <w:r>
+              <w:rPr>
+                <w:rFonts w:ascii="Times New Roman" w:cs="Times New Roman" w:eastAsia="SimSun" w:hAnsi="Times New Roman"/>
+                <w:color w:val="000000"/>
+                <w:sz w:val="21"/>
+                <w:szCs w:val="21"/>
+              </w:rPr>
+              <w:t xml:space="preserve">MQTT Broker（EMQX/OneNET）→ 时序存储 + Node-RED 可视化</w:t>
+            </w:r>
+          </w:p>
+        </w:tc>
+        <w:tc>
+          <w:tcPr>
+            <w:tcW w:type="dxa" w:w="1772"/>
+            <w:tcMar>
+              <w:top w:type="dxa" w:w="40"/>
+              <w:left w:type="dxa" w:w="80"/>
+              <w:bottom w:type="dxa" w:w="40"/>
+              <w:right w:type="dxa" w:w="80"/>
+            </w:tcMar>
+            <w:vAlign w:val="center"/>
+          </w:tcPr>
+          <w:p>
+            <w:pPr>
+              <w:spacing w:after="0" w:line="240"/>
+              <w:jc w:val="center"/>
+            </w:pPr>
+            <w:r>
+              <w:rPr>
+                <w:rFonts w:ascii="Times New Roman" w:cs="Times New Roman" w:eastAsia="SimSun" w:hAnsi="Times New Roman"/>
+                <w:color w:val="000000"/>
+                <w:sz w:val="21"/>
+                <w:szCs w:val="21"/>
+              </w:rPr>
+              <w:t xml:space="preserve">时序数据</w:t>
+            </w:r>
+          </w:p>
+        </w:tc>
+      </w:tr>
+      <w:tr>
+        <w:trPr>
+          <w:tblHeader w:val="false"/>
+        </w:trPr>
+        <w:tc>
+          <w:tcPr>
+            <w:tcW w:type="dxa" w:w="1400"/>
+            <w:tcMar>
+              <w:top w:type="dxa" w:w="40"/>
+              <w:left w:type="dxa" w:w="80"/>
+              <w:bottom w:type="dxa" w:w="40"/>
+              <w:right w:type="dxa" w:w="80"/>
+            </w:tcMar>
+            <w:vAlign w:val="center"/>
+          </w:tcPr>
+          <w:p>
+            <w:pPr>
+              <w:spacing w:after="0" w:line="240"/>
+              <w:jc w:val="center"/>
+            </w:pPr>
+            <w:r>
+              <w:rPr>
+                <w:rFonts w:ascii="Times New Roman" w:cs="Times New Roman" w:eastAsia="SimSun" w:hAnsi="Times New Roman"/>
+                <w:color w:val="000000"/>
+                <w:sz w:val="21"/>
+                <w:szCs w:val="21"/>
+              </w:rPr>
+              <w:t xml:space="preserve">AI</w:t>
+            </w:r>
+          </w:p>
+        </w:tc>
+        <w:tc>
+          <w:tcPr>
+            <w:tcW w:type="dxa" w:w="5900"/>
+            <w:tcMar>
+              <w:top w:type="dxa" w:w="40"/>
+              <w:left w:type="dxa" w:w="80"/>
+              <w:bottom w:type="dxa" w:w="40"/>
+              <w:right w:type="dxa" w:w="80"/>
+            </w:tcMar>
+            <w:vAlign w:val="center"/>
+          </w:tcPr>
+          <w:p>
+            <w:pPr>
+              <w:spacing w:after="0" w:line="240"/>
+              <w:jc w:val="left"/>
+            </w:pPr>
+            <w:r>
+              <w:rPr>
+                <w:rFonts w:ascii="Times New Roman" w:cs="Times New Roman" w:eastAsia="SimSun" w:hAnsi="Times New Roman"/>
+                <w:color w:val="000000"/>
+                <w:sz w:val="21"/>
+                <w:szCs w:val="21"/>
+              </w:rPr>
+              <w:t xml:space="preserve">视觉服务（YOLO 病害检测/生长分析）→ 结果入事件队列；智能体（LLM+RAG）综合传感器+视觉+历史</w:t>
+            </w:r>
+          </w:p>
+        </w:tc>
+        <w:tc>
+          <w:tcPr>
+            <w:tcW w:type="dxa" w:w="1772"/>
+            <w:tcMar>
+              <w:top w:type="dxa" w:w="40"/>
+              <w:left w:type="dxa" w:w="80"/>
+              <w:bottom w:type="dxa" w:w="40"/>
+              <w:right w:type="dxa" w:w="80"/>
+            </w:tcMar>
+            <w:vAlign w:val="center"/>
+          </w:tcPr>
+          <w:p>
+            <w:pPr>
+              <w:spacing w:after="0" w:line="240"/>
+              <w:jc w:val="center"/>
+            </w:pPr>
+            <w:r>
+              <w:rPr>
+                <w:rFonts w:ascii="Times New Roman" w:cs="Times New Roman" w:eastAsia="SimSun" w:hAnsi="Times New Roman"/>
+                <w:color w:val="000000"/>
+                <w:sz w:val="21"/>
+                <w:szCs w:val="21"/>
+              </w:rPr>
+              <w:t xml:space="preserve">决策 JSON</w:t>
+            </w:r>
+          </w:p>
+        </w:tc>
+      </w:tr>
+      <w:tr>
+        <w:trPr>
+          <w:tblHeader w:val="false"/>
+        </w:trPr>
+        <w:tc>
+          <w:tcPr>
+            <w:tcW w:type="dxa" w:w="1400"/>
+            <w:tcMar>
+              <w:top w:type="dxa" w:w="40"/>
+              <w:left w:type="dxa" w:w="80"/>
+              <w:bottom w:type="dxa" w:w="40"/>
+              <w:right w:type="dxa" w:w="80"/>
+            </w:tcMar>
+            <w:vAlign w:val="center"/>
+          </w:tcPr>
+          <w:p>
+            <w:pPr>
+              <w:spacing w:after="0" w:line="240"/>
+              <w:jc w:val="center"/>
+            </w:pPr>
+            <w:r>
+              <w:rPr>
+                <w:rFonts w:ascii="Times New Roman" w:cs="Times New Roman" w:eastAsia="SimSun" w:hAnsi="Times New Roman"/>
+                <w:color w:val="000000"/>
+                <w:sz w:val="21"/>
+                <w:szCs w:val="21"/>
+              </w:rPr>
+              <w:t xml:space="preserve">执行</w:t>
+            </w:r>
+          </w:p>
+        </w:tc>
+        <w:tc>
+          <w:tcPr>
+            <w:tcW w:type="dxa" w:w="5900"/>
+            <w:tcMar>
+              <w:top w:type="dxa" w:w="40"/>
+              <w:left w:type="dxa" w:w="80"/>
+              <w:bottom w:type="dxa" w:w="40"/>
+              <w:right w:type="dxa" w:w="80"/>
+            </w:tcMar>
+            <w:vAlign w:val="center"/>
+          </w:tcPr>
+          <w:p>
+            <w:pPr>
+              <w:spacing w:after="0" w:line="240"/>
+              <w:jc w:val="left"/>
+            </w:pPr>
+            <w:r>
+              <w:rPr>
+                <w:rFonts w:ascii="Times New Roman" w:cs="Times New Roman" w:eastAsia="SimSun" w:hAnsi="Times New Roman"/>
+                <w:color w:val="000000"/>
+                <w:sz w:val="21"/>
+                <w:szCs w:val="21"/>
+              </w:rPr>
+              <w:t xml:space="preserve">MQTT 下行指令 → 网关转 HTTP/串口 → STM32 解析 → 继电器/泵/灯/喷药</w:t>
+            </w:r>
+          </w:p>
+        </w:tc>
+        <w:tc>
+          <w:tcPr>
+            <w:tcW w:type="dxa" w:w="1772"/>
+            <w:tcMar>
+              <w:top w:type="dxa" w:w="40"/>
+              <w:left w:type="dxa" w:w="80"/>
+              <w:bottom w:type="dxa" w:w="40"/>
+              <w:right w:type="dxa" w:w="80"/>
+            </w:tcMar>
+            <w:vAlign w:val="center"/>
+          </w:tcPr>
+          <w:p>
+            <w:pPr>
+              <w:spacing w:after="0" w:line="240"/>
+              <w:jc w:val="center"/>
+            </w:pPr>
+            <w:r>
+              <w:rPr>
+                <w:rFonts w:ascii="Times New Roman" w:cs="Times New Roman" w:eastAsia="SimSun" w:hAnsi="Times New Roman"/>
+                <w:color w:val="000000"/>
+                <w:sz w:val="21"/>
+                <w:szCs w:val="21"/>
+              </w:rPr>
+              <w:t xml:space="preserve">设备动作</w:t>
+            </w:r>
+          </w:p>
+        </w:tc>
+      </w:tr>
+      <w:tr>
+        <w:trPr>
+          <w:tblHeader w:val="false"/>
+        </w:trPr>
+        <w:tc>
+          <w:tcPr>
+            <w:tcW w:type="dxa" w:w="1400"/>
+            <w:tcMar>
+              <w:top w:type="dxa" w:w="40"/>
+              <w:left w:type="dxa" w:w="80"/>
+              <w:bottom w:type="dxa" w:w="40"/>
+              <w:right w:type="dxa" w:w="80"/>
+            </w:tcMar>
+            <w:vAlign w:val="center"/>
+          </w:tcPr>
+          <w:p>
+            <w:pPr>
+              <w:spacing w:after="0" w:line="240"/>
+              <w:jc w:val="center"/>
+            </w:pPr>
+            <w:r>
+              <w:rPr>
+                <w:rFonts w:ascii="Times New Roman" w:cs="Times New Roman" w:eastAsia="SimSun" w:hAnsi="Times New Roman"/>
+                <w:color w:val="000000"/>
+                <w:sz w:val="21"/>
+                <w:szCs w:val="21"/>
+              </w:rPr>
+              <w:t xml:space="preserve">闭环</w:t>
+            </w:r>
+          </w:p>
+        </w:tc>
+        <w:tc>
+          <w:tcPr>
+            <w:tcW w:type="dxa" w:w="5900"/>
+            <w:tcMar>
+              <w:top w:type="dxa" w:w="40"/>
+              <w:left w:type="dxa" w:w="80"/>
+              <w:bottom w:type="dxa" w:w="40"/>
+              <w:right w:type="dxa" w:w="80"/>
+            </w:tcMar>
+            <w:vAlign w:val="center"/>
+          </w:tcPr>
+          <w:p>
+            <w:pPr>
+              <w:spacing w:after="0" w:line="240"/>
+              <w:jc w:val="left"/>
+            </w:pPr>
+            <w:r>
+              <w:rPr>
+                <w:rFonts w:ascii="Times New Roman" w:cs="Times New Roman" w:eastAsia="SimSun" w:hAnsi="Times New Roman"/>
+                <w:color w:val="000000"/>
+                <w:sz w:val="21"/>
+                <w:szCs w:val="21"/>
+              </w:rPr>
+              <w:t xml:space="preserve">执行状态回传 → 数据入库 → 小程序/大屏展示 + 智能体下次决策依据</w:t>
+            </w:r>
+          </w:p>
+        </w:tc>
+        <w:tc>
+          <w:tcPr>
+            <w:tcW w:type="dxa" w:w="1772"/>
+            <w:tcMar>
+              <w:top w:type="dxa" w:w="40"/>
+              <w:left w:type="dxa" w:w="80"/>
+              <w:bottom w:type="dxa" w:w="40"/>
+              <w:right w:type="dxa" w:w="80"/>
+            </w:tcMar>
+            <w:vAlign w:val="center"/>
+          </w:tcPr>
+          <w:p>
+            <w:pPr>
+              <w:spacing w:after="0" w:line="240"/>
+              <w:jc w:val="center"/>
+            </w:pPr>
+            <w:r>
+              <w:rPr>
+                <w:rFonts w:ascii="Times New Roman" w:cs="Times New Roman" w:eastAsia="SimSun" w:hAnsi="Times New Roman"/>
+                <w:color w:val="000000"/>
+                <w:sz w:val="21"/>
+                <w:szCs w:val="21"/>
+              </w:rPr>
+              <w:t xml:space="preserve">反馈数据</w:t>
+            </w:r>
+          </w:p>
+        </w:tc>
+      </w:tr>
+    </w:tbl>
     <w:p>
       <w:pPr>
         <w:pStyle w:val="Heading1"/>
@@ -2471,7 +2921,7 @@
         </w:rPr>
         <w:t xml:space="preserve">全部器件为 STM32 生态常用模块，与现有学习内容一一对应；参考整机项目（</w:t>
       </w:r>
-      <w:hyperlink w:history="1" r:id="rIdpy0vbpzhhlqggkqori1mh">
+      <w:hyperlink w:history="1" r:id="rIdlpwaa_szjnky-r-troo6z">
         <w:r>
           <w:rPr>
             <w:rFonts w:ascii="Times New Roman" w:cs="Times New Roman" w:eastAsia="SimSun" w:hAnsi="Times New Roman"/>
@@ -2492,7 +2942,7 @@
         </w:rPr>
         <w:t xml:space="preserve">、</w:t>
       </w:r>
-      <w:hyperlink w:history="1" r:id="rId986xy18tg3umihfn9oxig">
+      <w:hyperlink w:history="1" r:id="rId0r2zyc37ddb_jmykhmhau">
         <w:r>
           <w:rPr>
             <w:rFonts w:ascii="Times New Roman" w:cs="Times New Roman" w:eastAsia="SimSun" w:hAnsi="Times New Roman"/>
@@ -2535,7 +2985,7 @@
         </w:rPr>
         <w:t xml:space="preserve">视觉检测链路：</w:t>
       </w:r>
-      <w:hyperlink w:history="1" r:id="rId6o3nv_zo8c4bo1uemenby">
+      <w:hyperlink w:history="1" r:id="rId7hqbr0adhhxa3xekcjgu0">
         <w:r>
           <w:rPr>
             <w:rFonts w:ascii="Times New Roman" w:cs="Times New Roman" w:eastAsia="SimSun" w:hAnsi="Times New Roman"/>
@@ -2554,9 +3004,9 @@
           <w:sz w:val="24"/>
           <w:szCs w:val="24"/>
         </w:rPr>
-        <w:t xml:space="preserve"> 数据集有官方 GitHub 仓库（427★，CODS-COMAD 2020 论文配套）；</w:t>
-      </w:r>
-      <w:hyperlink w:history="1" r:id="rIdfprvblumm-dnhresdczr_">
+        <w:t xml:space="preserve"> 数据集有官方 GitHub 仓库（427 星，CODS-COMAD 2020 论文配套）；</w:t>
+      </w:r>
+      <w:hyperlink w:history="1" r:id="rIdc2wafwur6tj5v6aors7oq">
         <w:r>
           <w:rPr>
             <w:rFonts w:ascii="Times New Roman" w:cs="Times New Roman" w:eastAsia="SimSun" w:hAnsi="Times New Roman"/>
@@ -2577,7 +3027,7 @@
         </w:rPr>
         <w:t xml:space="preserve"> 数据集在 Kaggle 公开（5 万+ 图、38 类）；YOLOv8 框架成熟（</w:t>
       </w:r>
-      <w:hyperlink w:history="1" r:id="rIdgkz6g0h5hs-9ybom5zrnk">
+      <w:hyperlink w:history="1" r:id="rIdbsza0zuohiup8islfc4zw">
         <w:r>
           <w:rPr>
             <w:rFonts w:ascii="Times New Roman" w:cs="Times New Roman" w:eastAsia="SimSun" w:hAnsi="Times New Roman"/>
@@ -2596,7 +3046,7 @@
           <w:sz w:val="24"/>
           <w:szCs w:val="24"/>
         </w:rPr>
-        <w:t xml:space="preserve"> 60k★），已有温室作物病害检测、ESP32-CAM 实时检测先例。</w:t>
+        <w:t xml:space="preserve"> 60k 星），已有温室作物病害检测、ESP32-CAM 实时检测先例。</w:t>
       </w:r>
     </w:p>
     <w:p>
@@ -2629,7 +3079,7 @@
         </w:rPr>
         <w:t xml:space="preserve">司农（南京农业大学，国内首个农业开源大语言模型，8B/32B，魔搭+GitHub 开源）与稷丰 </w:t>
       </w:r>
-      <w:hyperlink w:history="1" r:id="rIdhehvcpvjtzmjfi0xtuslj">
+      <w:hyperlink w:history="1" r:id="rId50rmdtoo8eihymrfolyb-">
         <w:r>
           <w:rPr>
             <w:rFonts w:ascii="Times New Roman" w:cs="Times New Roman" w:eastAsia="SimSun" w:hAnsi="Times New Roman"/>
@@ -2648,9 +3098,9 @@
           <w:sz w:val="24"/>
           <w:szCs w:val="24"/>
         </w:rPr>
-        <w:t xml:space="preserve">（125★，中文农业多模态）均已核验；</w:t>
-      </w:r>
-      <w:hyperlink w:history="1" r:id="rId4q0keqt1ul-h6qsn77o24">
+        <w:t xml:space="preserve">（125 星，中文农业多模态）均已核验；</w:t>
+      </w:r>
+      <w:hyperlink w:history="1" r:id="rIdaen91refmsphgbybsodgq">
         <w:r>
           <w:rPr>
             <w:rFonts w:ascii="Times New Roman" w:cs="Times New Roman" w:eastAsia="SimSun" w:hAnsi="Times New Roman"/>
@@ -2693,7 +3143,7 @@
         </w:rPr>
         <w:t xml:space="preserve">云平台链路：</w:t>
       </w:r>
-      <w:hyperlink w:history="1" r:id="rIdcfzmmfdjxtvzat8j9v0-6">
+      <w:hyperlink w:history="1" r:id="rId0bij5de8zyckxuk8_ehdk">
         <w:r>
           <w:rPr>
             <w:rFonts w:ascii="Times New Roman" w:cs="Times New Roman" w:eastAsia="SimSun" w:hAnsi="Times New Roman"/>
@@ -2712,9 +3162,9 @@
           <w:sz w:val="24"/>
           <w:szCs w:val="24"/>
         </w:rPr>
-        <w:t xml:space="preserve">（16.5k★）、</w:t>
-      </w:r>
-      <w:hyperlink w:history="1" r:id="rIdmmtafne92al96did3xyya">
+        <w:t xml:space="preserve">（16.5k 星）、</w:t>
+      </w:r>
+      <w:hyperlink w:history="1" r:id="rIdmfbnaxkepue8npaladh6m">
         <w:r>
           <w:rPr>
             <w:rFonts w:ascii="Times New Roman" w:cs="Times New Roman" w:eastAsia="SimSun" w:hAnsi="Times New Roman"/>
@@ -2733,9 +3183,9 @@
           <w:sz w:val="24"/>
           <w:szCs w:val="24"/>
         </w:rPr>
-        <w:t xml:space="preserve">（23.5k★）、</w:t>
-      </w:r>
-      <w:hyperlink w:history="1" r:id="rIdstxmrfxicu2evt2orsrt-">
+        <w:t xml:space="preserve">（23.5k 星）、</w:t>
+      </w:r>
+      <w:hyperlink w:history="1" r:id="rIdwl07g34vl5poa1ik_dtsv">
         <w:r>
           <w:rPr>
             <w:rFonts w:ascii="Times New Roman" w:cs="Times New Roman" w:eastAsia="SimSun" w:hAnsi="Times New Roman"/>
@@ -2754,9 +3204,9 @@
           <w:sz w:val="24"/>
           <w:szCs w:val="24"/>
         </w:rPr>
-        <w:t xml:space="preserve"> 智慧农业平台（347★，Java+Vue+Uni-app，支持 MQTT/EMQX）均已核验；</w:t>
-      </w:r>
-      <w:hyperlink w:history="1" r:id="rIdnde0n12fskq5wiv1zrbrv">
+        <w:t xml:space="preserve"> 智慧农业平台（347 星，Java+Vue+Uni-app，支持 MQTT/EMQX）均已核验；</w:t>
+      </w:r>
+      <w:hyperlink w:history="1" r:id="rIdrjwctqyj85w8fywzw5eln">
         <w:r>
           <w:rPr>
             <w:rFonts w:ascii="Times New Roman" w:cs="Times New Roman" w:eastAsia="SimSun" w:hAnsi="Times New Roman"/>
@@ -2869,7 +3319,7 @@
         <w:spacing w:after="0" w:line="360"/>
         <w:jc w:val="both"/>
       </w:pPr>
-      <w:hyperlink w:history="1" r:id="rId02cy36s1c-lyondvoyaf2">
+      <w:hyperlink w:history="1" r:id="rIdyx9zrykvm_v-ixvf1bu8l">
         <w:r>
           <w:rPr>
             <w:rFonts w:ascii="Times New Roman" w:cs="Times New Roman" w:eastAsia="SimSun" w:hAnsi="Times New Roman"/>
@@ -2888,7 +3338,7 @@
           <w:sz w:val="24"/>
           <w:szCs w:val="24"/>
         </w:rPr>
-        <w:t xml:space="preserve">（2026-06 更新，0★）✅：STM32F103C8T6 花卉温室，OLED+继电器自动控制+ESP8266 MQTT+ThingsCloud，与现有 SmartAgriculture 几乎同构。</w:t>
+        <w:t xml:space="preserve">（2026-06 更新，0 星，已核验）：STM32F103C8T6 花卉温室，OLED+继电器自动控制+ESP8266 MQTT+ThingsCloud，与现有 SmartAgriculture 几乎同构。</w:t>
       </w:r>
     </w:p>
     <w:p>
@@ -2901,7 +3351,7 @@
         <w:spacing w:after="0" w:line="360"/>
         <w:jc w:val="both"/>
       </w:pPr>
-      <w:hyperlink w:history="1" r:id="rIdzwjzhtedllq646xac6e19">
+      <w:hyperlink w:history="1" r:id="rIddlz55d8cksrenudkirqv5">
         <w:r>
           <w:rPr>
             <w:rFonts w:ascii="Times New Roman" w:cs="Times New Roman" w:eastAsia="SimSun" w:hAnsi="Times New Roman"/>
@@ -2920,7 +3370,7 @@
           <w:sz w:val="24"/>
           <w:szCs w:val="24"/>
         </w:rPr>
-        <w:t xml:space="preserve">（26★）✅：STM32+ESP8266 果园灌溉，土壤/光照/温湿度、自动灌溉、驱鸟、LED 补光、APP 远程控制，功能面最全。</w:t>
+        <w:t xml:space="preserve">（26 星，已核验）：STM32+ESP8266 果园灌溉，土壤/光照/温湿度、自动灌溉、驱鸟、LED 补光、APP 远程控制，功能面最全。</w:t>
       </w:r>
     </w:p>
     <w:p>
@@ -2933,7 +3383,7 @@
         <w:spacing w:after="0" w:line="360"/>
         <w:jc w:val="both"/>
       </w:pPr>
-      <w:hyperlink w:history="1" r:id="rIdgtsjorakufvj0wqlrb1oq">
+      <w:hyperlink w:history="1" r:id="rIdpobq9dl32hjrt_yu4-lxa">
         <w:r>
           <w:rPr>
             <w:rFonts w:ascii="Times New Roman" w:cs="Times New Roman" w:eastAsia="SimSun" w:hAnsi="Times New Roman"/>
@@ -2952,7 +3402,7 @@
           <w:sz w:val="24"/>
           <w:szCs w:val="24"/>
         </w:rPr>
-        <w:t xml:space="preserve">（20★）✅：农业大棚环境监测系统（毕业设计案例）。</w:t>
+        <w:t xml:space="preserve">（20 星，已核验）：农业大棚环境监测系统（毕业设计案例）。</w:t>
       </w:r>
     </w:p>
     <w:p>
@@ -2965,7 +3415,7 @@
         <w:spacing w:after="0" w:line="360"/>
         <w:jc w:val="both"/>
       </w:pPr>
-      <w:hyperlink w:history="1" r:id="rIdtbpzywp1htks87zvwtvpj">
+      <w:hyperlink w:history="1" r:id="rIdkevm8x36ld2m7j-hhvy-7">
         <w:r>
           <w:rPr>
             <w:rFonts w:ascii="Times New Roman" w:cs="Times New Roman" w:eastAsia="SimSun" w:hAnsi="Times New Roman"/>
@@ -2984,7 +3434,7 @@
           <w:sz w:val="24"/>
           <w:szCs w:val="24"/>
         </w:rPr>
-        <w:t xml:space="preserve">（13★）✅：基于 STM32 的温室控制系统。</w:t>
+        <w:t xml:space="preserve">（13 星，已核验）：基于 STM32 的温室控制系统。</w:t>
       </w:r>
     </w:p>
     <w:p>
@@ -3014,7 +3464,7 @@
         <w:spacing w:after="0" w:line="360"/>
         <w:jc w:val="both"/>
       </w:pPr>
-      <w:hyperlink w:history="1" r:id="rIdopjiehfbussoihepvrwds">
+      <w:hyperlink w:history="1" r:id="rIdk0qgauibh0v4mbqclvq8v">
         <w:r>
           <w:rPr>
             <w:rFonts w:ascii="Times New Roman" w:cs="Times New Roman" w:eastAsia="SimSun" w:hAnsi="Times New Roman"/>
@@ -3033,7 +3483,7 @@
           <w:sz w:val="24"/>
           <w:szCs w:val="24"/>
         </w:rPr>
-        <w:t xml:space="preserve">（427★）✅：PlantDoc 官方数据集仓库（CODS-COMAD 2020 论文配套）。</w:t>
+        <w:t xml:space="preserve">（427 星，已核验）：PlantDoc 官方数据集仓库（CODS-COMAD 2020 论文配套）。</w:t>
       </w:r>
     </w:p>
     <w:p>
@@ -3055,7 +3505,7 @@
         </w:rPr>
         <w:t xml:space="preserve">PlantVillage 数据集（Kaggle </w:t>
       </w:r>
-      <w:hyperlink w:history="1" r:id="rId-nlccgzts4g9fepqxahww">
+      <w:hyperlink w:history="1" r:id="rIdzzxnuyr2gdeeoyefky_7e">
         <w:r>
           <w:rPr>
             <w:rFonts w:ascii="Times New Roman" w:cs="Times New Roman" w:eastAsia="SimSun" w:hAnsi="Times New Roman"/>
@@ -3074,7 +3524,7 @@
           <w:sz w:val="24"/>
           <w:szCs w:val="24"/>
         </w:rPr>
-        <w:t xml:space="preserve">）✅：5 万+ 叶片图、38 类。</w:t>
+        <w:t xml:space="preserve">，已核验）：5 万+ 叶片图、38 类。</w:t>
       </w:r>
     </w:p>
     <w:p>
@@ -3087,7 +3537,7 @@
         <w:spacing w:after="0" w:line="360"/>
         <w:jc w:val="both"/>
       </w:pPr>
-      <w:hyperlink w:history="1" r:id="rIdoyun5sf847huwsv2hweif">
+      <w:hyperlink w:history="1" r:id="rIdvgjflbleey-jz0yl5_9vq">
         <w:r>
           <w:rPr>
             <w:rFonts w:ascii="Times New Roman" w:cs="Times New Roman" w:eastAsia="SimSun" w:hAnsi="Times New Roman"/>
@@ -3106,7 +3556,7 @@
           <w:sz w:val="24"/>
           <w:szCs w:val="24"/>
         </w:rPr>
-        <w:t xml:space="preserve">（0★，2025-07 更新）✅：YOLOv8 温室作物病害实时检测（菠菜/生菜/白菜），场景最接近，作架构参考。</w:t>
+        <w:t xml:space="preserve">（0 星，2025-07 更新，已核验）：YOLOv8 温室作物病害实时检测（菠菜/生菜/白菜），场景最接近，作架构参考。</w:t>
       </w:r>
     </w:p>
     <w:p>
@@ -3119,7 +3569,7 @@
         <w:spacing w:after="0" w:line="360"/>
         <w:jc w:val="both"/>
       </w:pPr>
-      <w:hyperlink w:history="1" r:id="rIdptqqv8ghtryqfmg1a-q9t">
+      <w:hyperlink w:history="1" r:id="rId2ca_ayc0zg-ewmgccehn1">
         <w:r>
           <w:rPr>
             <w:rFonts w:ascii="Times New Roman" w:cs="Times New Roman" w:eastAsia="SimSun" w:hAnsi="Times New Roman"/>
@@ -3138,7 +3588,7 @@
           <w:sz w:val="24"/>
           <w:szCs w:val="24"/>
         </w:rPr>
-        <w:t xml:space="preserve">（9★）✅：ESP32-CAM + 深度学习实时植物病害检测全链路。</w:t>
+        <w:t xml:space="preserve">（9 星，已核验）：ESP32-CAM + 深度学习实时植物病害检测全链路。</w:t>
       </w:r>
     </w:p>
     <w:p>
@@ -3151,7 +3601,7 @@
         <w:spacing w:after="0" w:line="360"/>
         <w:jc w:val="both"/>
       </w:pPr>
-      <w:hyperlink w:history="1" r:id="rIduob6w4vm8uzto9gl0uszu">
+      <w:hyperlink w:history="1" r:id="rIdwffpzqc_v_vv0fjjbos0m">
         <w:r>
           <w:rPr>
             <w:rFonts w:ascii="Times New Roman" w:cs="Times New Roman" w:eastAsia="SimSun" w:hAnsi="Times New Roman"/>
@@ -3170,7 +3620,7 @@
           <w:sz w:val="24"/>
           <w:szCs w:val="24"/>
         </w:rPr>
-        <w:t xml:space="preserve">（0★，2026-04 更新）✅：YOLOv8 训练 + Streamlit 应用，工程量最小、最快出结果。</w:t>
+        <w:t xml:space="preserve">（0 星，2026-04 更新，已核验）：YOLOv8 训练 + Streamlit 应用，工程量最小、最快出结果。</w:t>
       </w:r>
     </w:p>
     <w:p>
@@ -3183,7 +3633,7 @@
         <w:spacing w:after="0" w:line="360"/>
         <w:jc w:val="both"/>
       </w:pPr>
-      <w:hyperlink w:history="1" r:id="rIdpf035uyy4eayr7yh14tih">
+      <w:hyperlink w:history="1" r:id="rIdhucf4nfbrin1aizi0pwbz">
         <w:r>
           <w:rPr>
             <w:rFonts w:ascii="Times New Roman" w:cs="Times New Roman" w:eastAsia="SimSun" w:hAnsi="Times New Roman"/>
@@ -3202,7 +3652,7 @@
           <w:sz w:val="24"/>
           <w:szCs w:val="24"/>
         </w:rPr>
-        <w:t xml:space="preserve">（0★，2026-07 更新）✅：LLM 编排的病害诊断智能体（分类器 + Grad-CAM 可解释 + RAG 防治建议），与智能体想法直接对口。</w:t>
+        <w:t xml:space="preserve">（0 星，2026-07 更新，已核验）：LLM 编排的病害诊断智能体（分类器 + Grad-CAM 可解释 + RAG 防治建议），与智能体想法直接对口。</w:t>
       </w:r>
     </w:p>
     <w:p>
@@ -3232,7 +3682,7 @@
         <w:spacing w:after="0" w:line="360"/>
         <w:jc w:val="both"/>
       </w:pPr>
-      <w:hyperlink w:history="1" r:id="rIdvnqawjygjsg9bcj6-urys">
+      <w:hyperlink w:history="1" r:id="rIdo6gbtmxfd5lkezwddmfk3">
         <w:r>
           <w:rPr>
             <w:rFonts w:ascii="Times New Roman" w:cs="Times New Roman" w:eastAsia="SimSun" w:hAnsi="Times New Roman"/>
@@ -3251,7 +3701,7 @@
           <w:sz w:val="24"/>
           <w:szCs w:val="24"/>
         </w:rPr>
-        <w:t xml:space="preserve">（1★）✅：视觉测量叶片数/株高/健康度，正合“自动分析生长状况”。</w:t>
+        <w:t xml:space="preserve">（1 星，已核验）：视觉测量叶片数/株高/健康度，正合“自动分析生长状况”。</w:t>
       </w:r>
     </w:p>
     <w:p>
@@ -3264,7 +3714,7 @@
         <w:spacing w:after="0" w:line="360"/>
         <w:jc w:val="both"/>
       </w:pPr>
-      <w:hyperlink w:history="1" r:id="rIdse0cul0t8zgh3qmvepj7z">
+      <w:hyperlink w:history="1" r:id="rIdvfkj1fgjnt2pwxp93trbr">
         <w:r>
           <w:rPr>
             <w:rFonts w:ascii="Times New Roman" w:cs="Times New Roman" w:eastAsia="SimSun" w:hAnsi="Times New Roman"/>
@@ -3283,7 +3733,7 @@
           <w:sz w:val="24"/>
           <w:szCs w:val="24"/>
         </w:rPr>
-        <w:t xml:space="preserve">（6★，2026-04 更新）✅：多视角图像生长建模竞赛项目，作进阶参考。</w:t>
+        <w:t xml:space="preserve">（6 星，2026-04 更新，已核验）：多视角图像生长建模竞赛项目，作进阶参考。</w:t>
       </w:r>
     </w:p>
     <w:p>
@@ -3320,7 +3770,7 @@
           <w:sz w:val="24"/>
           <w:szCs w:val="24"/>
         </w:rPr>
-        <w:t xml:space="preserve">司农（南京农业大学，2026-01 发布）✅：国内首个农业开源大语言模型，8B/32B，魔搭+GitHub 开源（IT之家、中国农科院官网、新华报业网等多家交叉报道）。</w:t>
+        <w:t xml:space="preserve">司农（南京农业大学，2026-01 发布，已核验）：国内首个农业开源大语言模型，8B/32B，魔搭+GitHub 开源（IT之家、中国农科院官网、新华报业网等多家交叉报道）。</w:t>
       </w:r>
     </w:p>
     <w:p>
@@ -3333,7 +3783,7 @@
         <w:spacing w:after="0" w:line="360"/>
         <w:jc w:val="both"/>
       </w:pPr>
-      <w:hyperlink w:history="1" r:id="rIdfjkjrkauov2is770z919w">
+      <w:hyperlink w:history="1" r:id="rIdw38epi_l-3t17s5hqt4wp">
         <w:r>
           <w:rPr>
             <w:rFonts w:ascii="Times New Roman" w:cs="Times New Roman" w:eastAsia="SimSun" w:hAnsi="Times New Roman"/>
@@ -3352,7 +3802,7 @@
           <w:sz w:val="24"/>
           <w:szCs w:val="24"/>
         </w:rPr>
-        <w:t xml:space="preserve">（稷丰，125★）✅：首个开源中文农业多模态大模型（图像+文本+气象）。</w:t>
+        <w:t xml:space="preserve">（稷丰，125 星，已核验）：首个开源中文农业多模态大模型（图像+文本+气象）。</w:t>
       </w:r>
     </w:p>
     <w:p>
@@ -3365,7 +3815,7 @@
         <w:spacing w:after="0" w:line="360"/>
         <w:jc w:val="both"/>
       </w:pPr>
-      <w:hyperlink w:history="1" r:id="rIdvtry5cntps1mbfa-qbgqj">
+      <w:hyperlink w:history="1" r:id="rId8jsdgjgxsjtt6cwyb9rcj">
         <w:r>
           <w:rPr>
             <w:rFonts w:ascii="Times New Roman" w:cs="Times New Roman" w:eastAsia="SimSun" w:hAnsi="Times New Roman"/>
@@ -3384,7 +3834,7 @@
           <w:sz w:val="24"/>
           <w:szCs w:val="24"/>
         </w:rPr>
-        <w:t xml:space="preserve">（3★）✅：书生浦语农业助手——传感器+执行器+大模型自动控制大棚环境，理念最接近的完整参考。</w:t>
+        <w:t xml:space="preserve">（3 星，已核验）：书生浦语农业助手——传感器+执行器+大模型自动控制大棚环境，理念最接近的完整参考。</w:t>
       </w:r>
     </w:p>
     <w:p>
@@ -3397,7 +3847,7 @@
         <w:spacing w:after="0" w:line="360"/>
         <w:jc w:val="both"/>
       </w:pPr>
-      <w:hyperlink w:history="1" r:id="rIdp62bvpneg_3ddwfglhrlh">
+      <w:hyperlink w:history="1" r:id="rIdux2hjdc9pjq413xvqscyv">
         <w:r>
           <w:rPr>
             <w:rFonts w:ascii="Times New Roman" w:cs="Times New Roman" w:eastAsia="SimSun" w:hAnsi="Times New Roman"/>
@@ -3416,7 +3866,7 @@
           <w:sz w:val="24"/>
           <w:szCs w:val="24"/>
         </w:rPr>
-        <w:t xml:space="preserve">（0★，2026-02 更新）✅：RAG + Llama 3.3 农业咨询助手。</w:t>
+        <w:t xml:space="preserve">（0 星，2026-02 更新，已核验）：RAG + Llama 3.3 农业咨询助手。</w:t>
       </w:r>
     </w:p>
     <w:p>
@@ -3429,7 +3879,7 @@
         <w:spacing w:after="0" w:line="360"/>
         <w:jc w:val="both"/>
       </w:pPr>
-      <w:hyperlink w:history="1" r:id="rIdpo-1zhgjmgc5ulkgjigd7">
+      <w:hyperlink w:history="1" r:id="rIdh31bnb2bkzrmwuur5pnbd">
         <w:r>
           <w:rPr>
             <w:rFonts w:ascii="Times New Roman" w:cs="Times New Roman" w:eastAsia="SimSun" w:hAnsi="Times New Roman"/>
@@ -3448,7 +3898,7 @@
           <w:sz w:val="24"/>
           <w:szCs w:val="24"/>
         </w:rPr>
-        <w:t xml:space="preserve">（6★，ECIR'26）✅：农业 RAG 六阶段流水线，检索+引用可溯源。</w:t>
+        <w:t xml:space="preserve">（6 星，ECIR'26，已核验）：农业 RAG 六阶段流水线，检索+引用可溯源。</w:t>
       </w:r>
     </w:p>
     <w:p>
@@ -3461,7 +3911,7 @@
         <w:spacing w:after="0" w:line="360"/>
         <w:jc w:val="both"/>
       </w:pPr>
-      <w:hyperlink w:history="1" r:id="rIdu5x451zemzxkehaahnanz">
+      <w:hyperlink w:history="1" r:id="rIdw7b4poc-imbmbdypsal55">
         <w:r>
           <w:rPr>
             <w:rFonts w:ascii="Times New Roman" w:cs="Times New Roman" w:eastAsia="SimSun" w:hAnsi="Times New Roman"/>
@@ -3480,7 +3930,7 @@
           <w:sz w:val="24"/>
           <w:szCs w:val="24"/>
         </w:rPr>
-        <w:t xml:space="preserve">（35★，2026-07 更新）✅：多智能体植物表型分析系统，智能体架构参考。</w:t>
+        <w:t xml:space="preserve">（35 星，2026-07 更新，已核验）：多智能体植物表型分析系统，智能体架构参考。</w:t>
       </w:r>
     </w:p>
     <w:p>
@@ -3493,7 +3943,7 @@
         <w:spacing w:after="0" w:line="360"/>
         <w:jc w:val="both"/>
       </w:pPr>
-      <w:hyperlink w:history="1" r:id="rIdh4xjaxa397gtwap7dqqwt">
+      <w:hyperlink w:history="1" r:id="rIdlrkkgb1-mlrj_rh0totp3">
         <w:r>
           <w:rPr>
             <w:rFonts w:ascii="Times New Roman" w:cs="Times New Roman" w:eastAsia="SimSun" w:hAnsi="Times New Roman"/>
@@ -3512,7 +3962,7 @@
           <w:sz w:val="24"/>
           <w:szCs w:val="24"/>
         </w:rPr>
-        <w:t xml:space="preserve">（151k★）✅：开源智能体/工作流平台，官方文档确认 HTTP Request 节点可调外部 API（设备控制通道）。</w:t>
+        <w:t xml:space="preserve">（151k 星，已核验）：开源智能体/工作流平台，官方文档确认 HTTP Request 节点可调外部 API（设备控制通道）。</w:t>
       </w:r>
     </w:p>
     <w:p>
@@ -3525,7 +3975,7 @@
         <w:spacing w:after="0" w:line="360"/>
         <w:jc w:val="both"/>
       </w:pPr>
-      <w:hyperlink w:history="1" r:id="rIdgb7zlwe7dvaq6u-hzzkpt">
+      <w:hyperlink w:history="1" r:id="rIdxlrjuhp56pw-1ti11bdpf">
         <w:r>
           <w:rPr>
             <w:rFonts w:ascii="Times New Roman" w:cs="Times New Roman" w:eastAsia="SimSun" w:hAnsi="Times New Roman"/>
@@ -3544,7 +3994,7 @@
           <w:sz w:val="24"/>
           <w:szCs w:val="24"/>
         </w:rPr>
-        <w:t xml:space="preserve">（87k★）✅：开源 RAG 引擎，知识库问答底座。</w:t>
+        <w:t xml:space="preserve">（87k 星，已核验）：开源 RAG 引擎，知识库问答底座。</w:t>
       </w:r>
     </w:p>
     <w:p>
@@ -3557,7 +4007,7 @@
         <w:spacing w:after="0" w:line="360"/>
         <w:jc w:val="both"/>
       </w:pPr>
-      <w:hyperlink w:history="1" r:id="rIdg-avaigaesu9mo4wxaxjz">
+      <w:hyperlink w:history="1" r:id="rIdmx2ylxajkamwxto3_fy5s">
         <w:r>
           <w:rPr>
             <w:rFonts w:ascii="Times New Roman" w:cs="Times New Roman" w:eastAsia="SimSun" w:hAnsi="Times New Roman"/>
@@ -3576,7 +4026,7 @@
           <w:sz w:val="24"/>
           <w:szCs w:val="24"/>
         </w:rPr>
-        <w:t xml:space="preserve">（60k★）✅：YOLOv8/YOLO11 框架。</w:t>
+        <w:t xml:space="preserve">（60k 星，已核验）：YOLOv8/YOLO11 框架。</w:t>
       </w:r>
     </w:p>
     <w:p>
@@ -3606,7 +4056,7 @@
         <w:spacing w:after="0" w:line="360"/>
         <w:jc w:val="both"/>
       </w:pPr>
-      <w:hyperlink w:history="1" r:id="rIdsr1altpbn--8aod-way_b">
+      <w:hyperlink w:history="1" r:id="rIdzi2x_z_4ztzowvb71zqtp">
         <w:r>
           <w:rPr>
             <w:rFonts w:ascii="Times New Roman" w:cs="Times New Roman" w:eastAsia="SimSun" w:hAnsi="Times New Roman"/>
@@ -3625,7 +4075,7 @@
           <w:sz w:val="24"/>
           <w:szCs w:val="24"/>
         </w:rPr>
-        <w:t xml:space="preserve">（农业岛，347★）✅：Java+Vue+Uni-app 完整开源农业物联网平台，温棚监控/设备控制/大屏/小程序全有，可二开。</w:t>
+        <w:t xml:space="preserve">（农业岛，347 星，已核验）：Java+Vue+Uni-app 完整开源农业物联网平台，温棚监控/设备控制/大屏/小程序全有，可二开。</w:t>
       </w:r>
     </w:p>
     <w:p>
@@ -3638,7 +4088,7 @@
         <w:spacing w:after="0" w:line="360"/>
         <w:jc w:val="both"/>
       </w:pPr>
-      <w:hyperlink w:history="1" r:id="rIdlxrzjlu0lwju9cwerrhvw">
+      <w:hyperlink w:history="1" r:id="rIdhgter-_ul1bqjoe2e3nsn">
         <w:r>
           <w:rPr>
             <w:rFonts w:ascii="Times New Roman" w:cs="Times New Roman" w:eastAsia="SimSun" w:hAnsi="Times New Roman"/>
@@ -3657,7 +4107,7 @@
           <w:sz w:val="24"/>
           <w:szCs w:val="24"/>
         </w:rPr>
-        <w:t xml:space="preserve">（4★）✅：完整 IoT 项目（Vue 网页+微信小程序+SpringBoot 后端+硬件），含“湿度+温度+光照综合判断自动浇水”逻辑。</w:t>
+        <w:t xml:space="preserve">（4 星，已核验）：完整 IoT 项目（Vue 网页+微信小程序+SpringBoot 后端+硬件），含“湿度+温度+光照综合判断自动浇水”逻辑。</w:t>
       </w:r>
     </w:p>
     <w:p>
@@ -3670,7 +4120,7 @@
         <w:spacing w:after="0" w:line="360"/>
         <w:jc w:val="both"/>
       </w:pPr>
-      <w:hyperlink w:history="1" r:id="rId_cligvf11nsoqnanpxd-h">
+      <w:hyperlink w:history="1" r:id="rIdft471tjeexm6oon2dmbec">
         <w:r>
           <w:rPr>
             <w:rFonts w:ascii="Times New Roman" w:cs="Times New Roman" w:eastAsia="SimSun" w:hAnsi="Times New Roman"/>
@@ -3689,7 +4139,7 @@
           <w:sz w:val="24"/>
           <w:szCs w:val="24"/>
         </w:rPr>
-        <w:t xml:space="preserve">（23.5k★）✅：MQTT 数据可视化低代码工具。</w:t>
+        <w:t xml:space="preserve">（23.5k 星，已核验）：MQTT 数据可视化低代码工具。</w:t>
       </w:r>
     </w:p>
     <w:p>
@@ -3702,7 +4152,7 @@
         <w:spacing w:after="0" w:line="360"/>
         <w:jc w:val="both"/>
       </w:pPr>
-      <w:hyperlink w:history="1" r:id="rIdfd9e0ddiigiejiuqxaqds">
+      <w:hyperlink w:history="1" r:id="rIdoemncvxulotno_mgizk0u">
         <w:r>
           <w:rPr>
             <w:rFonts w:ascii="Times New Roman" w:cs="Times New Roman" w:eastAsia="SimSun" w:hAnsi="Times New Roman"/>
@@ -3721,7 +4171,7 @@
           <w:sz w:val="24"/>
           <w:szCs w:val="24"/>
         </w:rPr>
-        <w:t xml:space="preserve">（16.5k★）✅：MQTT Broker。</w:t>
+        <w:t xml:space="preserve">（16.5k 星，已核验）：MQTT Broker。</w:t>
       </w:r>
     </w:p>
     <w:p>
@@ -3734,7 +4184,7 @@
         <w:spacing w:after="0" w:line="360"/>
         <w:jc w:val="both"/>
       </w:pPr>
-      <w:hyperlink w:history="1" r:id="rIdygbczivqtfzj1qudoykqv">
+      <w:hyperlink w:history="1" r:id="rIdmyug5dlwcxzurnzab5wi5">
         <w:r>
           <w:rPr>
             <w:rFonts w:ascii="Times New Roman" w:cs="Times New Roman" w:eastAsia="SimSun" w:hAnsi="Times New Roman"/>
@@ -3753,7 +4203,7 @@
           <w:sz w:val="24"/>
           <w:szCs w:val="24"/>
         </w:rPr>
-        <w:t xml:space="preserve">（中国移动物联网开放平台）✅：免费云平台，STM32+ESP8266 接入教程量大。</w:t>
+        <w:t xml:space="preserve">（中国移动物联网开放平台，已核验）：免费云平台，STM32+ESP8266 接入教程量大。</w:t>
       </w:r>
     </w:p>
     <w:p>

--- a/PROPOSAL.docx
+++ b/PROPOSAL.docx
@@ -116,7 +116,7 @@
           <w:sz w:val="24"/>
           <w:szCs w:val="24"/>
         </w:rPr>
-        <w:t xml:space="preserve">机会：2025—2026 年竞赛集中在「智能体 / IoT + 大模型」方向；司农、稷丰等农业开源大模型与 RAGFlow、Dify 等 RAG 框架已成熟可用，硬件成本低，整条链路可以自研。</w:t>
+        <w:t xml:space="preserve">机会：2025—2026 年竞赛集中在「智能体 / IoT + 大模型」方向；司农、稷丰等农业开源大模型与 RAGFlow、Dify 等 RAG 框架已成熟可用；ESP32 单芯片即可完成数据采集、拍照与控制，Node.js + Vue 全栈平台生态成熟，硬件与软件成本都低，整条链路可以自研。</w:t>
       </w:r>
     </w:p>
     <w:p>
@@ -364,7 +364,7 @@
                 <w:sz w:val="21"/>
                 <w:szCs w:val="21"/>
               </w:rPr>
-              <w:t xml:space="preserve">微信小程序 / H5 大屏 / LabVIEW 上位机</w:t>
+              <w:t xml:space="preserve">Vue 3 Web 大屏 / H5：实时曲线、设备控制、农技问答、视觉告警</w:t>
             </w:r>
           </w:p>
         </w:tc>
@@ -391,7 +391,7 @@
                 <w:sz w:val="21"/>
                 <w:szCs w:val="21"/>
               </w:rPr>
-              <w:t xml:space="preserve">前端、上位机</w:t>
+              <w:t xml:space="preserve">Vue、ECharts、WebSocket</w:t>
             </w:r>
           </w:p>
         </w:tc>
@@ -590,7 +590,7 @@
                 <w:sz w:val="21"/>
                 <w:szCs w:val="21"/>
               </w:rPr>
-              <w:t xml:space="preserve">MQTT Broker（EMQX/OneNET）→ 时序存储 → Node-RED 可视化</w:t>
+              <w:t xml:space="preserve">Node.js 后端：MQTT 接入（mqtt.js）→ 时序存储 → REST/WebSocket API；智能体编排</w:t>
             </w:r>
           </w:p>
         </w:tc>
@@ -617,7 +617,7 @@
                 <w:sz w:val="21"/>
                 <w:szCs w:val="21"/>
               </w:rPr>
-              <w:t xml:space="preserve">MQTT、时序存储</w:t>
+              <w:t xml:space="preserve">Node.js、MQTT、时序存储</w:t>
             </w:r>
           </w:p>
         </w:tc>
@@ -703,7 +703,7 @@
                 <w:sz w:val="21"/>
                 <w:szCs w:val="21"/>
               </w:rPr>
-              <w:t xml:space="preserve">ESP32-CAM 拍照/轻量推理；断网规则兜底（本地优先）</w:t>
+              <w:t xml:space="preserve">ESP32-CAM 定时拍照上传；断网规则兜底（本地优先）</w:t>
             </w:r>
           </w:p>
         </w:tc>
@@ -730,7 +730,7 @@
                 <w:sz w:val="21"/>
                 <w:szCs w:val="21"/>
               </w:rPr>
-              <w:t xml:space="preserve">边缘计算、轻量推理</w:t>
+              <w:t xml:space="preserve">边缘计算、定时任务</w:t>
             </w:r>
           </w:p>
         </w:tc>
@@ -816,7 +816,7 @@
                 <w:sz w:val="21"/>
                 <w:szCs w:val="21"/>
               </w:rPr>
-              <w:t xml:space="preserve">USART 文本帧协议 + ESP8266 MQTT</w:t>
+              <w:t xml:space="preserve">ESP32 内置 Wi-Fi：MQTT（JSON 上行/下行）+ HTTP 图片上传</w:t>
             </w:r>
           </w:p>
         </w:tc>
@@ -843,7 +843,7 @@
                 <w:sz w:val="21"/>
                 <w:szCs w:val="21"/>
               </w:rPr>
-              <w:t xml:space="preserve">串口、MQTT</w:t>
+              <w:t xml:space="preserve">Wi-Fi、MQTT</w:t>
             </w:r>
           </w:p>
         </w:tc>
@@ -929,7 +929,7 @@
                 <w:sz w:val="21"/>
                 <w:szCs w:val="21"/>
               </w:rPr>
-              <w:t xml:space="preserve">STM32F103C8T6 + 传感器 + 继电器/泵/灯/喷药</w:t>
+              <w:t xml:space="preserve">ESP32 单芯片：传感器采集 + 继电器/泵/灯/喷药 + OLED + microSD 日志</w:t>
             </w:r>
           </w:p>
         </w:tc>
@@ -956,7 +956,7 @@
                 <w:sz w:val="21"/>
                 <w:szCs w:val="21"/>
               </w:rPr>
-              <w:t xml:space="preserve">GPIO、ADC、I2C、SPI</w:t>
+              <w:t xml:space="preserve">GPIO、ADC、I2C、PWM</w:t>
             </w:r>
           </w:p>
         </w:tc>
@@ -1357,7 +1357,7 @@
                 <w:sz w:val="21"/>
                 <w:szCs w:val="21"/>
               </w:rPr>
-              <w:t xml:space="preserve">已有土壤传感器+继电器；开源整机项目已验证</w:t>
+              <w:t xml:space="preserve">已有土壤传感器+继电器；ESP32 整机案例已验证</w:t>
             </w:r>
           </w:p>
         </w:tc>
@@ -1384,7 +1384,7 @@
                 <w:sz w:val="21"/>
                 <w:szCs w:val="21"/>
               </w:rPr>
-              <w:t xml:space="preserve">GPIO、ADC、串口协议</w:t>
+              <w:t xml:space="preserve">GPIO、ADC、MQTT</w:t>
             </w:r>
           </w:p>
         </w:tc>
@@ -1524,7 +1524,7 @@
                 <w:sz w:val="21"/>
                 <w:szCs w:val="21"/>
               </w:rPr>
-              <w:t xml:space="preserve">传感器已有；PWM/PID 为已学或进行中内容</w:t>
+              <w:t xml:space="preserve">传感器已有；PWM 知识可迁移到 ESP32</w:t>
             </w:r>
           </w:p>
         </w:tc>
@@ -1637,7 +1637,7 @@
                 <w:sz w:val="21"/>
                 <w:szCs w:val="21"/>
               </w:rPr>
-              <w:t xml:space="preserve">摄像头定拍 → YOLOv8（先云后边）→ 置信度达标 → 喷药泵</w:t>
+              <w:t xml:space="preserve">ESP32-CAM 定时拍照上传 → YOLOv8（先云后边）→ 置信度达标 → 喷药泵</w:t>
             </w:r>
           </w:p>
         </w:tc>
@@ -1691,7 +1691,7 @@
                 <w:sz w:val="21"/>
                 <w:szCs w:val="21"/>
               </w:rPr>
-              <w:t xml:space="preserve">PlantDoc/PlantVillage 公开数据集 + 多个 ESP32-CAM/YOLO 先例</w:t>
+              <w:t xml:space="preserve">PlantDoc/PlantVillage 公开数据集 + ESP32-CAM/YOLO 全链路先例</w:t>
             </w:r>
           </w:p>
         </w:tc>
@@ -1718,7 +1718,7 @@
                 <w:sz w:val="21"/>
                 <w:szCs w:val="21"/>
               </w:rPr>
-              <w:t xml:space="preserve">Python、YOLO、视觉</w:t>
+              <w:t xml:space="preserve">YOLO、HTTP 上传</w:t>
             </w:r>
           </w:p>
         </w:tc>
@@ -1944,7 +1944,7 @@
                 <w:sz w:val="21"/>
                 <w:szCs w:val="21"/>
               </w:rPr>
-              <w:t xml:space="preserve">智能体决策</w:t>
+              <w:t xml:space="preserve">农技知识问答</w:t>
             </w:r>
           </w:p>
         </w:tc>
@@ -1971,7 +1971,7 @@
                 <w:sz w:val="21"/>
                 <w:szCs w:val="21"/>
               </w:rPr>
-              <w:t xml:space="preserve">传感器+检测+历史 → 大模型（司农/DeepSeek）→ 设备指令+解释</w:t>
+              <w:t xml:space="preserve">种植/病虫害/用药知识库 → RAG 检索增强 → 结构化方案+来源标注</w:t>
             </w:r>
           </w:p>
         </w:tc>
@@ -1998,7 +1998,7 @@
                 <w:sz w:val="21"/>
                 <w:szCs w:val="21"/>
               </w:rPr>
-              <w:t xml:space="preserve">高</w:t>
+              <w:t xml:space="preserve">中</w:t>
             </w:r>
           </w:p>
         </w:tc>
@@ -2025,7 +2025,7 @@
                 <w:sz w:val="21"/>
                 <w:szCs w:val="21"/>
               </w:rPr>
-              <w:t xml:space="preserve">Dify 官方 HTTP 节点可调外部 API；农业大模型已开源</w:t>
+              <w:t xml:space="preserve">司农/DeepSeek + RAGFlow 已核验，Node.js 可调其 HTTP API</w:t>
             </w:r>
           </w:p>
         </w:tc>
@@ -2052,7 +2052,7 @@
                 <w:sz w:val="21"/>
                 <w:szCs w:val="21"/>
               </w:rPr>
-              <w:t xml:space="preserve">RAG、Agent</w:t>
+              <w:t xml:space="preserve">RAG、Node.js</w:t>
             </w:r>
           </w:p>
         </w:tc>
@@ -2111,6 +2111,173 @@
                 <w:sz w:val="21"/>
                 <w:szCs w:val="21"/>
               </w:rPr>
+              <w:t xml:space="preserve">智能体决策</w:t>
+            </w:r>
+          </w:p>
+        </w:tc>
+        <w:tc>
+          <w:tcPr>
+            <w:tcW w:type="dxa" w:w="2750"/>
+            <w:tcMar>
+              <w:top w:type="dxa" w:w="40"/>
+              <w:left w:type="dxa" w:w="80"/>
+              <w:bottom w:type="dxa" w:w="40"/>
+              <w:right w:type="dxa" w:w="80"/>
+            </w:tcMar>
+            <w:vAlign w:val="center"/>
+          </w:tcPr>
+          <w:p>
+            <w:pPr>
+              <w:spacing w:after="0" w:line="240"/>
+              <w:jc w:val="left"/>
+            </w:pPr>
+            <w:r>
+              <w:rPr>
+                <w:rFonts w:ascii="Times New Roman" w:cs="Times New Roman" w:eastAsia="SimSun" w:hAnsi="Times New Roman"/>
+                <w:color w:val="000000"/>
+                <w:sz w:val="21"/>
+                <w:szCs w:val="21"/>
+              </w:rPr>
+              <w:t xml:space="preserve">Node.js 编排：传感器+视觉+历史 → 大模型（司农/DeepSeek）→ JSON 指令+解释</w:t>
+            </w:r>
+          </w:p>
+        </w:tc>
+        <w:tc>
+          <w:tcPr>
+            <w:tcW w:type="dxa" w:w="620"/>
+            <w:tcMar>
+              <w:top w:type="dxa" w:w="40"/>
+              <w:left w:type="dxa" w:w="80"/>
+              <w:bottom w:type="dxa" w:w="40"/>
+              <w:right w:type="dxa" w:w="80"/>
+            </w:tcMar>
+            <w:vAlign w:val="center"/>
+          </w:tcPr>
+          <w:p>
+            <w:pPr>
+              <w:spacing w:after="0" w:line="240"/>
+              <w:jc w:val="center"/>
+            </w:pPr>
+            <w:r>
+              <w:rPr>
+                <w:rFonts w:ascii="Times New Roman" w:cs="Times New Roman" w:eastAsia="SimSun" w:hAnsi="Times New Roman"/>
+                <w:color w:val="000000"/>
+                <w:sz w:val="21"/>
+                <w:szCs w:val="21"/>
+              </w:rPr>
+              <w:t xml:space="preserve">高</w:t>
+            </w:r>
+          </w:p>
+        </w:tc>
+        <w:tc>
+          <w:tcPr>
+            <w:tcW w:type="dxa" w:w="2652"/>
+            <w:tcMar>
+              <w:top w:type="dxa" w:w="40"/>
+              <w:left w:type="dxa" w:w="80"/>
+              <w:bottom w:type="dxa" w:w="40"/>
+              <w:right w:type="dxa" w:w="80"/>
+            </w:tcMar>
+            <w:vAlign w:val="center"/>
+          </w:tcPr>
+          <w:p>
+            <w:pPr>
+              <w:spacing w:after="0" w:line="240"/>
+              <w:jc w:val="left"/>
+            </w:pPr>
+            <w:r>
+              <w:rPr>
+                <w:rFonts w:ascii="Times New Roman" w:cs="Times New Roman" w:eastAsia="SimSun" w:hAnsi="Times New Roman"/>
+                <w:color w:val="000000"/>
+                <w:sz w:val="21"/>
+                <w:szCs w:val="21"/>
+              </w:rPr>
+              <w:t xml:space="preserve">LLM 兼容 API + MQTT 下行链路已验证</w:t>
+            </w:r>
+          </w:p>
+        </w:tc>
+        <w:tc>
+          <w:tcPr>
+            <w:tcW w:type="dxa" w:w="1500"/>
+            <w:tcMar>
+              <w:top w:type="dxa" w:w="40"/>
+              <w:left w:type="dxa" w:w="80"/>
+              <w:bottom w:type="dxa" w:w="40"/>
+              <w:right w:type="dxa" w:w="80"/>
+            </w:tcMar>
+            <w:vAlign w:val="center"/>
+          </w:tcPr>
+          <w:p>
+            <w:pPr>
+              <w:spacing w:after="0" w:line="240"/>
+              <w:jc w:val="center"/>
+            </w:pPr>
+            <w:r>
+              <w:rPr>
+                <w:rFonts w:ascii="Times New Roman" w:cs="Times New Roman" w:eastAsia="SimSun" w:hAnsi="Times New Roman"/>
+                <w:color w:val="000000"/>
+                <w:sz w:val="21"/>
+                <w:szCs w:val="21"/>
+              </w:rPr>
+              <w:t xml:space="preserve">Agent、MQTT</w:t>
+            </w:r>
+          </w:p>
+        </w:tc>
+      </w:tr>
+      <w:tr>
+        <w:trPr>
+          <w:tblHeader w:val="false"/>
+        </w:trPr>
+        <w:tc>
+          <w:tcPr>
+            <w:tcW w:type="dxa" w:w="450"/>
+            <w:tcMar>
+              <w:top w:type="dxa" w:w="40"/>
+              <w:left w:type="dxa" w:w="80"/>
+              <w:bottom w:type="dxa" w:w="40"/>
+              <w:right w:type="dxa" w:w="80"/>
+            </w:tcMar>
+            <w:vAlign w:val="center"/>
+          </w:tcPr>
+          <w:p>
+            <w:pPr>
+              <w:spacing w:after="0" w:line="240"/>
+              <w:jc w:val="center"/>
+            </w:pPr>
+            <w:r>
+              <w:rPr>
+                <w:rFonts w:ascii="Times New Roman" w:cs="Times New Roman" w:eastAsia="SimSun" w:hAnsi="Times New Roman"/>
+                <w:color w:val="000000"/>
+                <w:sz w:val="21"/>
+                <w:szCs w:val="21"/>
+              </w:rPr>
+              <w:t xml:space="preserve">7</w:t>
+            </w:r>
+          </w:p>
+        </w:tc>
+        <w:tc>
+          <w:tcPr>
+            <w:tcW w:type="dxa" w:w="1100"/>
+            <w:tcMar>
+              <w:top w:type="dxa" w:w="40"/>
+              <w:left w:type="dxa" w:w="80"/>
+              <w:bottom w:type="dxa" w:w="40"/>
+              <w:right w:type="dxa" w:w="80"/>
+            </w:tcMar>
+            <w:vAlign w:val="center"/>
+          </w:tcPr>
+          <w:p>
+            <w:pPr>
+              <w:spacing w:after="0" w:line="240"/>
+              <w:jc w:val="center"/>
+            </w:pPr>
+            <w:r>
+              <w:rPr>
+                <w:rFonts w:ascii="Times New Roman" w:cs="Times New Roman" w:eastAsia="SimSun" w:hAnsi="Times New Roman"/>
+                <w:color w:val="000000"/>
+                <w:sz w:val="21"/>
+                <w:szCs w:val="21"/>
+              </w:rPr>
               <w:t xml:space="preserve">数据中台/展示</w:t>
             </w:r>
           </w:p>
@@ -2138,7 +2305,7 @@
                 <w:sz w:val="21"/>
                 <w:szCs w:val="21"/>
               </w:rPr>
-              <w:t xml:space="preserve">MQTT 上行 → 时序存储 → 小程序/H5；W25Q64 本地日志</w:t>
+              <w:t xml:space="preserve">MQTT 上行 → Node.js 时序存储 → Vue 大屏；ESP32 microSD 断网日志</w:t>
             </w:r>
           </w:p>
         </w:tc>
@@ -2192,7 +2359,7 @@
                 <w:sz w:val="21"/>
                 <w:szCs w:val="21"/>
               </w:rPr>
-              <w:t xml:space="preserve">EMQX/Node-RED 成熟；农业岛平台可二开</w:t>
+              <w:t xml:space="preserve">Express/mqtt.js/ECharts 成熟；EMQX 已核验</w:t>
             </w:r>
           </w:p>
         </w:tc>
@@ -2219,7 +2386,7 @@
                 <w:sz w:val="21"/>
                 <w:szCs w:val="21"/>
               </w:rPr>
-              <w:t xml:space="preserve">SPI、云平台</w:t>
+              <w:t xml:space="preserve">Node.js、Vue</w:t>
             </w:r>
           </w:p>
         </w:tc>
@@ -2411,7 +2578,7 @@
                 <w:sz w:val="21"/>
                 <w:szCs w:val="21"/>
               </w:rPr>
-              <w:t xml:space="preserve">BH1750/DHT11/土壤 → STM32 采集打包（文本帧）；ESP32-CAM 拍照上传（HTTP/MQTT）</w:t>
+              <w:t xml:space="preserve">BH1750/DHT11/土壤 → ESP32 采集打包（JSON）；ESP32-CAM 定时拍照</w:t>
             </w:r>
           </w:p>
         </w:tc>
@@ -2438,7 +2605,7 @@
                 <w:sz w:val="21"/>
                 <w:szCs w:val="21"/>
               </w:rPr>
-              <w:t xml:space="preserve">数据帧 / 图片</w:t>
+              <w:t xml:space="preserve">数据 / 图片</w:t>
             </w:r>
           </w:p>
         </w:tc>
@@ -2497,7 +2664,7 @@
                 <w:sz w:val="21"/>
                 <w:szCs w:val="21"/>
               </w:rPr>
-              <w:t xml:space="preserve">USART 帧 + ESP8266 MQTT；本地接 LabVIEW 调试 + W25Q64 日志</w:t>
+              <w:t xml:space="preserve">ESP32 Wi-Fi：MQTT 上行情报 + HTTP 图片上传；断网时 microSD 本地日志</w:t>
             </w:r>
           </w:p>
         </w:tc>
@@ -2524,7 +2691,7 @@
                 <w:sz w:val="21"/>
                 <w:szCs w:val="21"/>
               </w:rPr>
-              <w:t xml:space="preserve">上行数据</w:t>
+              <w:t xml:space="preserve">上行数据 / 图片</w:t>
             </w:r>
           </w:p>
         </w:tc>
@@ -2583,7 +2750,7 @@
                 <w:sz w:val="21"/>
                 <w:szCs w:val="21"/>
               </w:rPr>
-              <w:t xml:space="preserve">MQTT Broker（EMQX/OneNET）→ 时序存储 + Node-RED 可视化</w:t>
+              <w:t xml:space="preserve">Node.js 后端（mqtt.js）订阅 → 时序存储 → REST/WebSocket API</w:t>
             </w:r>
           </w:p>
         </w:tc>
@@ -2755,7 +2922,7 @@
                 <w:sz w:val="21"/>
                 <w:szCs w:val="21"/>
               </w:rPr>
-              <w:t xml:space="preserve">MQTT 下行指令 → 网关转 HTTP/串口 → STM32 解析 → 继电器/泵/灯/喷药</w:t>
+              <w:t xml:space="preserve">MQTT 下行指令 → ESP32 解析（白名单）→ 继电器/泵/灯/喷药</w:t>
             </w:r>
           </w:p>
         </w:tc>
@@ -2841,7 +3008,7 @@
                 <w:sz w:val="21"/>
                 <w:szCs w:val="21"/>
               </w:rPr>
-              <w:t xml:space="preserve">执行状态回传 → 数据入库 → 小程序/大屏展示 + 智能体下次决策依据</w:t>
+              <w:t xml:space="preserve">执行状态回传 → 数据入库 → Vue 大屏展示 + 智能体下次决策依据</w:t>
             </w:r>
           </w:p>
         </w:tc>
@@ -2919,7 +3086,7 @@
           <w:sz w:val="24"/>
           <w:szCs w:val="24"/>
         </w:rPr>
-        <w:t xml:space="preserve">全部器件为 STM32 生态常用模块，与现有学习内容一一对应；参考整机项目（stm32-flower-greenhouse、smart-orchard-irrigation-system 等）已跑通相同硬件组合。</w:t>
+        <w:t xml:space="preserve">ESP32 生态成熟（arduino-esp32 官方核心，17k+ 星，持续更新）；ESP32-CAM 单板集成摄像头、Wi-Fi 与 microSD，外接传感器/继电器的整机案例丰富；现有 I2C、SPI、串口、PWM 知识可直接迁移。</w:t>
       </w:r>
     </w:p>
     <w:p>
@@ -2943,7 +3110,7 @@
         </w:rPr>
         <w:t xml:space="preserve">视觉检测链路：</w:t>
       </w:r>
-      <w:hyperlink w:history="1" r:id="rIdkkq4-tmqqjutwmqe7qrsf">
+      <w:hyperlink w:history="1" r:id="rId8tn9rh776mkoy0mhplrjb">
         <w:r>
           <w:rPr>
             <w:rFonts w:ascii="Times New Roman" w:cs="Times New Roman" w:eastAsia="SimSun" w:hAnsi="Times New Roman"/>
@@ -2962,7 +3129,7 @@
           <w:sz w:val="24"/>
           <w:szCs w:val="24"/>
         </w:rPr>
-        <w:t xml:space="preserve"> 数据集有官方 GitHub 仓库（427 星，CODS-COMAD 2020 论文配套）；PlantVillage 数据集在 Kaggle 公开（5 万+ 图、38 类）；YOLOv8 框架成熟（Ultralytics 60k 星），已有温室作物病害检测、ESP32-CAM 实时检测先例。</w:t>
+        <w:t xml:space="preserve"> 数据集有官方 GitHub 仓库（427 星，CODS-COMAD 2020 论文配套）；PlantVillage 数据集在 Kaggle 公开（5 万+ 图、38 类）；YOLOv8 框架成熟（Ultralytics 60k 星），已有温室作物病害检测、ESP32-CAM 实时检测全链路先例。</w:t>
       </w:r>
     </w:p>
     <w:p>
@@ -2993,9 +3160,9 @@
           <w:sz w:val="24"/>
           <w:szCs w:val="24"/>
         </w:rPr>
-        <w:t xml:space="preserve">司农（南京农业大学，国内首个农业开源大语言模型，8B/32B，魔搭+GitHub 开源）与稷丰 </w:t>
-      </w:r>
-      <w:hyperlink w:history="1" r:id="rIdj00jtw4e6qrvvbfvtyzha">
+        <w:t xml:space="preserve">司农（南京农业大学，国内首个农业开源大语言模型，8B/32B）与稷丰 </w:t>
+      </w:r>
+      <w:hyperlink w:history="1" r:id="rIdzpto9_vfncpmom4cjxw78">
         <w:r>
           <w:rPr>
             <w:rFonts w:ascii="Times New Roman" w:cs="Times New Roman" w:eastAsia="SimSun" w:hAnsi="Times New Roman"/>
@@ -3014,7 +3181,7 @@
           <w:sz w:val="24"/>
           <w:szCs w:val="24"/>
         </w:rPr>
-        <w:t xml:space="preserve">（125 星，中文农业多模态）均已核验；Dify 官方文档确认 HTTP Request 节点可调用外部 API，因此「智能体 → HTTP → MQTT 网关 → 设备」路径可行。</w:t>
+        <w:t xml:space="preserve">（125 星，中文农业多模态）均已核验；RAGFlow/Dify 提供 HTTP API，Node.js 后端可直接调用，因此「智能体 → HTTP → MQTT → 设备」路径可行。</w:t>
       </w:r>
     </w:p>
     <w:p>
@@ -3036,9 +3203,93 @@
           <w:sz w:val="24"/>
           <w:szCs w:val="24"/>
         </w:rPr>
-        <w:t xml:space="preserve">云平台链路：</w:t>
-      </w:r>
-      <w:hyperlink w:history="1" r:id="rIdny5tdtprkpuhtkgo7abvz">
+        <w:t xml:space="preserve">平台链路：</w:t>
+      </w:r>
+      <w:hyperlink w:history="1" r:id="rIdmha0ujthsap-oogsr5gfr">
+        <w:r>
+          <w:rPr>
+            <w:rFonts w:ascii="Times New Roman" w:cs="Times New Roman" w:eastAsia="SimSun" w:hAnsi="Times New Roman"/>
+            <w:color w:val="0563C1"/>
+            <w:sz w:val="24"/>
+            <w:szCs w:val="24"/>
+            <w:u w:val="single"/>
+          </w:rPr>
+          <w:t xml:space="preserve">Express</w:t>
+        </w:r>
+      </w:hyperlink>
+      <w:r>
+        <w:rPr>
+          <w:rFonts w:ascii="Times New Roman" w:cs="Times New Roman" w:eastAsia="SimSun" w:hAnsi="Times New Roman"/>
+          <w:color w:val="000000"/>
+          <w:sz w:val="24"/>
+          <w:szCs w:val="24"/>
+        </w:rPr>
+        <w:t xml:space="preserve">（69k 星）、</w:t>
+      </w:r>
+      <w:hyperlink w:history="1" r:id="rIdihizes5y27dubytpvb8as">
+        <w:r>
+          <w:rPr>
+            <w:rFonts w:ascii="Times New Roman" w:cs="Times New Roman" w:eastAsia="SimSun" w:hAnsi="Times New Roman"/>
+            <w:color w:val="0563C1"/>
+            <w:sz w:val="24"/>
+            <w:szCs w:val="24"/>
+            <w:u w:val="single"/>
+          </w:rPr>
+          <w:t xml:space="preserve">MQTT.js</w:t>
+        </w:r>
+      </w:hyperlink>
+      <w:r>
+        <w:rPr>
+          <w:rFonts w:ascii="Times New Roman" w:cs="Times New Roman" w:eastAsia="SimSun" w:hAnsi="Times New Roman"/>
+          <w:color w:val="000000"/>
+          <w:sz w:val="24"/>
+          <w:szCs w:val="24"/>
+        </w:rPr>
+        <w:t xml:space="preserve">（9k 星）、</w:t>
+      </w:r>
+      <w:hyperlink w:history="1" r:id="rIdf5igesfklqcgynqprgoye">
+        <w:r>
+          <w:rPr>
+            <w:rFonts w:ascii="Times New Roman" w:cs="Times New Roman" w:eastAsia="SimSun" w:hAnsi="Times New Roman"/>
+            <w:color w:val="0563C1"/>
+            <w:sz w:val="24"/>
+            <w:szCs w:val="24"/>
+            <w:u w:val="single"/>
+          </w:rPr>
+          <w:t xml:space="preserve">Vue 3</w:t>
+        </w:r>
+      </w:hyperlink>
+      <w:r>
+        <w:rPr>
+          <w:rFonts w:ascii="Times New Roman" w:cs="Times New Roman" w:eastAsia="SimSun" w:hAnsi="Times New Roman"/>
+          <w:color w:val="000000"/>
+          <w:sz w:val="24"/>
+          <w:szCs w:val="24"/>
+        </w:rPr>
+        <w:t xml:space="preserve">（54k 星）、</w:t>
+      </w:r>
+      <w:hyperlink w:history="1" r:id="rId6pgdig1gt150g0rm37h5u">
+        <w:r>
+          <w:rPr>
+            <w:rFonts w:ascii="Times New Roman" w:cs="Times New Roman" w:eastAsia="SimSun" w:hAnsi="Times New Roman"/>
+            <w:color w:val="0563C1"/>
+            <w:sz w:val="24"/>
+            <w:szCs w:val="24"/>
+            <w:u w:val="single"/>
+          </w:rPr>
+          <w:t xml:space="preserve">ECharts</w:t>
+        </w:r>
+      </w:hyperlink>
+      <w:r>
+        <w:rPr>
+          <w:rFonts w:ascii="Times New Roman" w:cs="Times New Roman" w:eastAsia="SimSun" w:hAnsi="Times New Roman"/>
+          <w:color w:val="000000"/>
+          <w:sz w:val="24"/>
+          <w:szCs w:val="24"/>
+        </w:rPr>
+        <w:t xml:space="preserve">（67k 星）均已核验；</w:t>
+      </w:r>
+      <w:hyperlink w:history="1" r:id="rId4m6f4oesihwg3uf77fhhs">
         <w:r>
           <w:rPr>
             <w:rFonts w:ascii="Times New Roman" w:cs="Times New Roman" w:eastAsia="SimSun" w:hAnsi="Times New Roman"/>
@@ -3057,7 +3308,7 @@
           <w:sz w:val="24"/>
           <w:szCs w:val="24"/>
         </w:rPr>
-        <w:t xml:space="preserve">（16.5k 星）、Node-RED（23.5k 星）、农业岛 智慧农业平台（347 星，Java+Vue+Uni-app，支持 MQTT/EMQX）均已核验；OneNET 为中国移动免费物联网平台，教程量大。</w:t>
+        <w:t xml:space="preserve">（16.5k 星）与 OneNET 支持 ESP32 直连，教程量大。</w:t>
       </w:r>
     </w:p>
     <w:p>
@@ -3088,7 +3339,7 @@
           <w:sz w:val="24"/>
           <w:szCs w:val="24"/>
         </w:rPr>
-        <w:t xml:space="preserve">ESP32-CAM 算力有限，边缘推理只跑轻量模型，初期视觉走云端；司农 32B 本地部署需要较高显存，初期用 8B 或 DeepSeek API 替代。</w:t>
+        <w:t xml:space="preserve">ESP32-CAM 引脚少、供电敏感，需稳压供电与 I/O 规划；边缘算力有限，初期视觉推理走云端；司农 32B 本地部署显存要求高，初期用 8B 或 DeepSeek API 替代。</w:t>
       </w:r>
     </w:p>
     <w:p>
@@ -3121,7 +3372,7 @@
           <w:sz w:val="24"/>
           <w:szCs w:val="24"/>
         </w:rPr>
-        <w:t xml:space="preserve">核验方式：2026-08-07 通过 GitHub API 查询仓库全名、star 数、最近推送、是否归档；模型与数据集通过官方渠道与多家媒体报道交叉确认。</w:t>
+        <w:t xml:space="preserve">核验方式：2026-08-07/08-10 通过 GitHub API 查询仓库全名、star 数、最近推送、是否归档；模型与数据集通过官方渠道与多家媒体报道交叉确认。</w:t>
       </w:r>
     </w:p>
     <w:p>
@@ -3138,7 +3389,7 @@
           <w:sz w:val="24"/>
           <w:szCs w:val="24"/>
         </w:rPr>
-        <w:t xml:space="preserve">6.1 硬件/温室整机（STM32 侧）</w:t>
+        <w:t xml:space="preserve">6.1 硬件 / 整机（ESP32 侧）</w:t>
       </w:r>
     </w:p>
     <w:p>
@@ -3151,7 +3402,7 @@
         <w:spacing w:after="0" w:line="360"/>
         <w:jc w:val="both"/>
       </w:pPr>
-      <w:hyperlink w:history="1" r:id="rIdwouqn6hjpssrcoyjzvhci">
+      <w:hyperlink w:history="1" r:id="rId6hyzo7nfcxzmb3kyre4_d">
         <w:r>
           <w:rPr>
             <w:rFonts w:ascii="Times New Roman" w:cs="Times New Roman" w:eastAsia="SimSun" w:hAnsi="Times New Roman"/>
@@ -3160,7 +3411,7 @@
             <w:szCs w:val="24"/>
             <w:u w:val="single"/>
           </w:rPr>
-          <w:t xml:space="preserve">zhujiu39/stm32-flower-greenhouse</w:t>
+          <w:t xml:space="preserve">espressif/arduino-esp32</w:t>
         </w:r>
       </w:hyperlink>
       <w:r>
@@ -3170,7 +3421,7 @@
           <w:sz w:val="24"/>
           <w:szCs w:val="24"/>
         </w:rPr>
-        <w:t xml:space="preserve">（2026-06 更新，0 星，已核验）：STM32F103C8T6 花卉温室，OLED+继电器自动控制+ESP8266 MQTT+ThingsCloud，与现有 SmartAgriculture 几乎同构。</w:t>
+        <w:t xml:space="preserve">（17.2k 星，2026-08 更新，已核验）：乐鑫官方 Arduino 核心，ESP32-CAM 开发与示例的基准环境。</w:t>
       </w:r>
     </w:p>
     <w:p>
@@ -3183,7 +3434,7 @@
         <w:spacing w:after="0" w:line="360"/>
         <w:jc w:val="both"/>
       </w:pPr>
-      <w:hyperlink w:history="1" r:id="rIdu7wsnio2scmhhsdlkxxpb">
+      <w:hyperlink w:history="1" r:id="rIduyqjehk2vtnbvg9ef92th">
         <w:r>
           <w:rPr>
             <w:rFonts w:ascii="Times New Roman" w:cs="Times New Roman" w:eastAsia="SimSun" w:hAnsi="Times New Roman"/>
@@ -3192,7 +3443,7 @@
             <w:szCs w:val="24"/>
             <w:u w:val="single"/>
           </w:rPr>
-          <w:t xml:space="preserve">cz0729zc/smart-orchard-irrigation-system</w:t>
+          <w:t xml:space="preserve">SHN2004/Plant_Disease_Detection</w:t>
         </w:r>
       </w:hyperlink>
       <w:r>
@@ -3202,7 +3453,24 @@
           <w:sz w:val="24"/>
           <w:szCs w:val="24"/>
         </w:rPr>
-        <w:t xml:space="preserve">（26 星，已核验）：STM32+ESP8266 果园灌溉，土壤/光照/温湿度、自动灌溉、驱鸟、LED 补光、APP 远程控制，功能面最全。</w:t>
+        <w:t xml:space="preserve">（9 星，已核验）：ESP32-CAM + 深度学习实时植物病害检测全链路，与本项目视觉链路直接对口。</w:t>
+      </w:r>
+    </w:p>
+    <w:p>
+      <w:pPr>
+        <w:pStyle w:val="Heading3"/>
+        <w:keepNext/>
+        <w:spacing w:after="120" w:before="240" w:line="360"/>
+      </w:pPr>
+      <w:r>
+        <w:rPr>
+          <w:rFonts w:ascii="Times New Roman" w:cs="Times New Roman" w:eastAsia="SimSun" w:hAnsi="Times New Roman"/>
+          <w:b/>
+          <w:bCs/>
+          <w:sz w:val="24"/>
+          <w:szCs w:val="24"/>
+        </w:rPr>
+        <w:t xml:space="preserve">6.2 病虫害检测（视觉组）</w:t>
       </w:r>
     </w:p>
     <w:p>
@@ -3215,7 +3483,7 @@
         <w:spacing w:after="0" w:line="360"/>
         <w:jc w:val="both"/>
       </w:pPr>
-      <w:hyperlink w:history="1" r:id="rIdioxkalic7uqhyrep4fhdo">
+      <w:hyperlink w:history="1" r:id="rIdzx-b_628zetmwdpxzdz2j">
         <w:r>
           <w:rPr>
             <w:rFonts w:ascii="Times New Roman" w:cs="Times New Roman" w:eastAsia="SimSun" w:hAnsi="Times New Roman"/>
@@ -3224,7 +3492,7 @@
             <w:szCs w:val="24"/>
             <w:u w:val="single"/>
           </w:rPr>
-          <w:t xml:space="preserve">mcu-coder/stm32_environmental_monitoring</w:t>
+          <w:t xml:space="preserve">pratikkayal/PlantDoc-Dataset</w:t>
         </w:r>
       </w:hyperlink>
       <w:r>
@@ -3234,7 +3502,7 @@
           <w:sz w:val="24"/>
           <w:szCs w:val="24"/>
         </w:rPr>
-        <w:t xml:space="preserve">（20 星，已核验）：农业大棚环境监测系统（毕业设计案例）。</w:t>
+        <w:t xml:space="preserve">（427 星，已核验）：PlantDoc 官方数据集仓库（CODS-COMAD 2020 论文配套）。</w:t>
       </w:r>
     </w:p>
     <w:p>
@@ -3247,7 +3515,16 @@
         <w:spacing w:after="0" w:line="360"/>
         <w:jc w:val="both"/>
       </w:pPr>
-      <w:hyperlink w:history="1" r:id="rIdzedkgy7t73jxphlbsk4gv">
+      <w:r>
+        <w:rPr>
+          <w:rFonts w:ascii="Times New Roman" w:cs="Times New Roman" w:eastAsia="SimSun" w:hAnsi="Times New Roman"/>
+          <w:color w:val="000000"/>
+          <w:sz w:val="24"/>
+          <w:szCs w:val="24"/>
+        </w:rPr>
+        <w:t xml:space="preserve">PlantVillage 数据集（Kaggle </w:t>
+      </w:r>
+      <w:hyperlink w:history="1" r:id="rId-h1ylc63knp7se3x4bcbh">
         <w:r>
           <w:rPr>
             <w:rFonts w:ascii="Times New Roman" w:cs="Times New Roman" w:eastAsia="SimSun" w:hAnsi="Times New Roman"/>
@@ -3256,7 +3533,7 @@
             <w:szCs w:val="24"/>
             <w:u w:val="single"/>
           </w:rPr>
-          <w:t xml:space="preserve">lidonghang-02/greenhouse_control_system</w:t>
+          <w:t xml:space="preserve">abdallahalidev/plantvillage-dataset</w:t>
         </w:r>
       </w:hyperlink>
       <w:r>
@@ -3266,24 +3543,7 @@
           <w:sz w:val="24"/>
           <w:szCs w:val="24"/>
         </w:rPr>
-        <w:t xml:space="preserve">（13 星，已核验）：基于 STM32 的温室控制系统。</w:t>
-      </w:r>
-    </w:p>
-    <w:p>
-      <w:pPr>
-        <w:pStyle w:val="Heading3"/>
-        <w:keepNext/>
-        <w:spacing w:after="120" w:before="240" w:line="360"/>
-      </w:pPr>
-      <w:r>
-        <w:rPr>
-          <w:rFonts w:ascii="Times New Roman" w:cs="Times New Roman" w:eastAsia="SimSun" w:hAnsi="Times New Roman"/>
-          <w:b/>
-          <w:bCs/>
-          <w:sz w:val="24"/>
-          <w:szCs w:val="24"/>
-        </w:rPr>
-        <w:t xml:space="preserve">6.2 病虫害检测（视觉组）</w:t>
+        <w:t xml:space="preserve">，已核验）：5 万+ 叶片图、38 类。</w:t>
       </w:r>
     </w:p>
     <w:p>
@@ -3296,7 +3556,7 @@
         <w:spacing w:after="0" w:line="360"/>
         <w:jc w:val="both"/>
       </w:pPr>
-      <w:hyperlink w:history="1" r:id="rIdxihza9fjqtwoxfmnkytg2">
+      <w:hyperlink w:history="1" r:id="rIdkvf43yujjkr__eq1knes4">
         <w:r>
           <w:rPr>
             <w:rFonts w:ascii="Times New Roman" w:cs="Times New Roman" w:eastAsia="SimSun" w:hAnsi="Times New Roman"/>
@@ -3305,7 +3565,7 @@
             <w:szCs w:val="24"/>
             <w:u w:val="single"/>
           </w:rPr>
-          <w:t xml:space="preserve">pratikkayal/PlantDoc-Dataset</w:t>
+          <w:t xml:space="preserve">ajinkyapawar11/yolov8-crop-disease-monitoring</w:t>
         </w:r>
       </w:hyperlink>
       <w:r>
@@ -3315,7 +3575,7 @@
           <w:sz w:val="24"/>
           <w:szCs w:val="24"/>
         </w:rPr>
-        <w:t xml:space="preserve">（427 星，已核验）：PlantDoc 官方数据集仓库（CODS-COMAD 2020 论文配套）。</w:t>
+        <w:t xml:space="preserve">（0 星，2025-07 更新，已核验）：YOLOv8 温室作物病害实时检测（菠菜/生菜/白菜），场景最接近，作架构参考。</w:t>
       </w:r>
     </w:p>
     <w:p>
@@ -3328,16 +3588,7 @@
         <w:spacing w:after="0" w:line="360"/>
         <w:jc w:val="both"/>
       </w:pPr>
-      <w:r>
-        <w:rPr>
-          <w:rFonts w:ascii="Times New Roman" w:cs="Times New Roman" w:eastAsia="SimSun" w:hAnsi="Times New Roman"/>
-          <w:color w:val="000000"/>
-          <w:sz w:val="24"/>
-          <w:szCs w:val="24"/>
-        </w:rPr>
-        <w:t xml:space="preserve">PlantVillage 数据集（Kaggle </w:t>
-      </w:r>
-      <w:hyperlink w:history="1" r:id="rIdmqzisrcvlhuooiydjw5y9">
+      <w:hyperlink w:history="1" r:id="rIdzye4carfhc-f_d5kusb20">
         <w:r>
           <w:rPr>
             <w:rFonts w:ascii="Times New Roman" w:cs="Times New Roman" w:eastAsia="SimSun" w:hAnsi="Times New Roman"/>
@@ -3346,7 +3597,7 @@
             <w:szCs w:val="24"/>
             <w:u w:val="single"/>
           </w:rPr>
-          <w:t xml:space="preserve">abdallahalidev/plantvillage-dataset</w:t>
+          <w:t xml:space="preserve">vishnuskandha/strawberry-disease-detection</w:t>
         </w:r>
       </w:hyperlink>
       <w:r>
@@ -3356,7 +3607,7 @@
           <w:sz w:val="24"/>
           <w:szCs w:val="24"/>
         </w:rPr>
-        <w:t xml:space="preserve">，已核验）：5 万+ 叶片图、38 类。</w:t>
+        <w:t xml:space="preserve">（0 星，2026-04 更新，已核验）：YOLOv8 训练 + Streamlit 应用，工程量最小、最快出结果。</w:t>
       </w:r>
     </w:p>
     <w:p>
@@ -3369,7 +3620,7 @@
         <w:spacing w:after="0" w:line="360"/>
         <w:jc w:val="both"/>
       </w:pPr>
-      <w:hyperlink w:history="1" r:id="rIdbsxyqpxnjmzzcmesco3qn">
+      <w:hyperlink w:history="1" r:id="rIdqp1k1ihxiv23fdqflkrav">
         <w:r>
           <w:rPr>
             <w:rFonts w:ascii="Times New Roman" w:cs="Times New Roman" w:eastAsia="SimSun" w:hAnsi="Times New Roman"/>
@@ -3378,7 +3629,7 @@
             <w:szCs w:val="24"/>
             <w:u w:val="single"/>
           </w:rPr>
-          <w:t xml:space="preserve">ajinkyapawar11/yolov8-crop-disease-monitoring</w:t>
+          <w:t xml:space="preserve">Kuipyy/plant-disease-agent</w:t>
         </w:r>
       </w:hyperlink>
       <w:r>
@@ -3388,7 +3639,24 @@
           <w:sz w:val="24"/>
           <w:szCs w:val="24"/>
         </w:rPr>
-        <w:t xml:space="preserve">（0 星，2025-07 更新，已核验）：YOLOv8 温室作物病害实时检测（菠菜/生菜/白菜），场景最接近，作架构参考。</w:t>
+        <w:t xml:space="preserve">（0 星，2026-07 更新，已核验）：LLM 编排的病害诊断智能体（分类器 + Grad-CAM 可解释 + RAG 防治建议），与智能体想法直接对口。</w:t>
+      </w:r>
+    </w:p>
+    <w:p>
+      <w:pPr>
+        <w:pStyle w:val="Heading3"/>
+        <w:keepNext/>
+        <w:spacing w:after="120" w:before="240" w:line="360"/>
+      </w:pPr>
+      <w:r>
+        <w:rPr>
+          <w:rFonts w:ascii="Times New Roman" w:cs="Times New Roman" w:eastAsia="SimSun" w:hAnsi="Times New Roman"/>
+          <w:b/>
+          <w:bCs/>
+          <w:sz w:val="24"/>
+          <w:szCs w:val="24"/>
+        </w:rPr>
+        <w:t xml:space="preserve">6.3 生长状况分析</w:t>
       </w:r>
     </w:p>
     <w:p>
@@ -3401,7 +3669,7 @@
         <w:spacing w:after="0" w:line="360"/>
         <w:jc w:val="both"/>
       </w:pPr>
-      <w:hyperlink w:history="1" r:id="rIdtde7g-1_2fjfky8b82ye_">
+      <w:hyperlink w:history="1" r:id="rIdoolftszlotuqaspbxgodt">
         <w:r>
           <w:rPr>
             <w:rFonts w:ascii="Times New Roman" w:cs="Times New Roman" w:eastAsia="SimSun" w:hAnsi="Times New Roman"/>
@@ -3410,7 +3678,7 @@
             <w:szCs w:val="24"/>
             <w:u w:val="single"/>
           </w:rPr>
-          <w:t xml:space="preserve">SHN2004/Plant_Disease_Detection</w:t>
+          <w:t xml:space="preserve">Tharinda-Pamindu/Plant-Growth-anaysis-measure-project</w:t>
         </w:r>
       </w:hyperlink>
       <w:r>
@@ -3420,7 +3688,7 @@
           <w:sz w:val="24"/>
           <w:szCs w:val="24"/>
         </w:rPr>
-        <w:t xml:space="preserve">（9 星，已核验）：ESP32-CAM + 深度学习实时植物病害检测全链路。</w:t>
+        <w:t xml:space="preserve">（1 星，已核验）：视觉测量叶片数/株高/健康度，正合“自动分析生长状况”。</w:t>
       </w:r>
     </w:p>
     <w:p>
@@ -3433,7 +3701,7 @@
         <w:spacing w:after="0" w:line="360"/>
         <w:jc w:val="both"/>
       </w:pPr>
-      <w:hyperlink w:history="1" r:id="rIdyenyj4_qudjjmph7t_0j7">
+      <w:hyperlink w:history="1" r:id="rIdfy20hukwtb2qlwqpjla8u">
         <w:r>
           <w:rPr>
             <w:rFonts w:ascii="Times New Roman" w:cs="Times New Roman" w:eastAsia="SimSun" w:hAnsi="Times New Roman"/>
@@ -3442,7 +3710,7 @@
             <w:szCs w:val="24"/>
             <w:u w:val="single"/>
           </w:rPr>
-          <w:t xml:space="preserve">vishnuskandha/strawberry-disease-detection</w:t>
+          <w:t xml:space="preserve">mriglab/GroMo-Plant-Growth-Modeling-with-Multiview-Images</w:t>
         </w:r>
       </w:hyperlink>
       <w:r>
@@ -3452,7 +3720,24 @@
           <w:sz w:val="24"/>
           <w:szCs w:val="24"/>
         </w:rPr>
-        <w:t xml:space="preserve">（0 星，2026-04 更新，已核验）：YOLOv8 训练 + Streamlit 应用，工程量最小、最快出结果。</w:t>
+        <w:t xml:space="preserve">（6 星，2026-04 更新，已核验）：多视角图像生长建模竞赛项目，作进阶参考。</w:t>
+      </w:r>
+    </w:p>
+    <w:p>
+      <w:pPr>
+        <w:pStyle w:val="Heading3"/>
+        <w:keepNext/>
+        <w:spacing w:after="120" w:before="240" w:line="360"/>
+      </w:pPr>
+      <w:r>
+        <w:rPr>
+          <w:rFonts w:ascii="Times New Roman" w:cs="Times New Roman" w:eastAsia="SimSun" w:hAnsi="Times New Roman"/>
+          <w:b/>
+          <w:bCs/>
+          <w:sz w:val="24"/>
+          <w:szCs w:val="24"/>
+        </w:rPr>
+        <w:t xml:space="preserve">6.4 农业大模型 / 智能体</w:t>
       </w:r>
     </w:p>
     <w:p>
@@ -3465,18 +3750,6 @@
         <w:spacing w:after="0" w:line="360"/>
         <w:jc w:val="both"/>
       </w:pPr>
-      <w:hyperlink w:history="1" r:id="rIdsathvvy17rk7qfa0i4v-s">
-        <w:r>
-          <w:rPr>
-            <w:rFonts w:ascii="Times New Roman" w:cs="Times New Roman" w:eastAsia="SimSun" w:hAnsi="Times New Roman"/>
-            <w:color w:val="0563C1"/>
-            <w:sz w:val="24"/>
-            <w:szCs w:val="24"/>
-            <w:u w:val="single"/>
-          </w:rPr>
-          <w:t xml:space="preserve">Kuipyy/plant-disease-agent</w:t>
-        </w:r>
-      </w:hyperlink>
       <w:r>
         <w:rPr>
           <w:rFonts w:ascii="Times New Roman" w:cs="Times New Roman" w:eastAsia="SimSun" w:hAnsi="Times New Roman"/>
@@ -3484,24 +3757,7 @@
           <w:sz w:val="24"/>
           <w:szCs w:val="24"/>
         </w:rPr>
-        <w:t xml:space="preserve">（0 星，2026-07 更新，已核验）：LLM 编排的病害诊断智能体（分类器 + Grad-CAM 可解释 + RAG 防治建议），与智能体想法直接对口。</w:t>
-      </w:r>
-    </w:p>
-    <w:p>
-      <w:pPr>
-        <w:pStyle w:val="Heading3"/>
-        <w:keepNext/>
-        <w:spacing w:after="120" w:before="240" w:line="360"/>
-      </w:pPr>
-      <w:r>
-        <w:rPr>
-          <w:rFonts w:ascii="Times New Roman" w:cs="Times New Roman" w:eastAsia="SimSun" w:hAnsi="Times New Roman"/>
-          <w:b/>
-          <w:bCs/>
-          <w:sz w:val="24"/>
-          <w:szCs w:val="24"/>
-        </w:rPr>
-        <w:t xml:space="preserve">6.3 生长状况分析</w:t>
+        <w:t xml:space="preserve">司农（南京农业大学，2026-01 发布，已核验）：国内首个农业开源大语言模型，8B/32B，魔搭+GitHub 开源（IT之家、中国农科院官网、新华报业网等多家交叉报道）。</w:t>
       </w:r>
     </w:p>
     <w:p>
@@ -3514,7 +3770,7 @@
         <w:spacing w:after="0" w:line="360"/>
         <w:jc w:val="both"/>
       </w:pPr>
-      <w:hyperlink w:history="1" r:id="rIdwtrrzgqilouaxvkvxmxqa">
+      <w:hyperlink w:history="1" r:id="rIdrsjkv-4mw_qeeohtk_y4x">
         <w:r>
           <w:rPr>
             <w:rFonts w:ascii="Times New Roman" w:cs="Times New Roman" w:eastAsia="SimSun" w:hAnsi="Times New Roman"/>
@@ -3523,7 +3779,7 @@
             <w:szCs w:val="24"/>
             <w:u w:val="single"/>
           </w:rPr>
-          <w:t xml:space="preserve">Tharinda-Pamindu/Plant-Growth-anaysis-measure-project</w:t>
+          <w:t xml:space="preserve">zhiweihu1103/AgriAgent</w:t>
         </w:r>
       </w:hyperlink>
       <w:r>
@@ -3533,7 +3789,7 @@
           <w:sz w:val="24"/>
           <w:szCs w:val="24"/>
         </w:rPr>
-        <w:t xml:space="preserve">（1 星，已核验）：视觉测量叶片数/株高/健康度，正合“自动分析生长状况”。</w:t>
+        <w:t xml:space="preserve">（稷丰，125 星，已核验）：首个开源中文农业多模态大模型（图像+文本+气象）。</w:t>
       </w:r>
     </w:p>
     <w:p>
@@ -3546,7 +3802,7 @@
         <w:spacing w:after="0" w:line="360"/>
         <w:jc w:val="both"/>
       </w:pPr>
-      <w:hyperlink w:history="1" r:id="rIdmbcue7zhwzntaoias8dzh">
+      <w:hyperlink w:history="1" r:id="rIdkbj1yfmy32xgoxcnkaaxh">
         <w:r>
           <w:rPr>
             <w:rFonts w:ascii="Times New Roman" w:cs="Times New Roman" w:eastAsia="SimSun" w:hAnsi="Times New Roman"/>
@@ -3555,7 +3811,7 @@
             <w:szCs w:val="24"/>
             <w:u w:val="single"/>
           </w:rPr>
-          <w:t xml:space="preserve">mriglab/GroMo-Plant-Growth-Modeling-with-Multiview-Images</w:t>
+          <w:t xml:space="preserve">csg2008/InternLMAgricultureAssistant</w:t>
         </w:r>
       </w:hyperlink>
       <w:r>
@@ -3565,24 +3821,7 @@
           <w:sz w:val="24"/>
           <w:szCs w:val="24"/>
         </w:rPr>
-        <w:t xml:space="preserve">（6 星，2026-04 更新，已核验）：多视角图像生长建模竞赛项目，作进阶参考。</w:t>
-      </w:r>
-    </w:p>
-    <w:p>
-      <w:pPr>
-        <w:pStyle w:val="Heading3"/>
-        <w:keepNext/>
-        <w:spacing w:after="120" w:before="240" w:line="360"/>
-      </w:pPr>
-      <w:r>
-        <w:rPr>
-          <w:rFonts w:ascii="Times New Roman" w:cs="Times New Roman" w:eastAsia="SimSun" w:hAnsi="Times New Roman"/>
-          <w:b/>
-          <w:bCs/>
-          <w:sz w:val="24"/>
-          <w:szCs w:val="24"/>
-        </w:rPr>
-        <w:t xml:space="preserve">6.4 农业大模型 / 智能体</w:t>
+        <w:t xml:space="preserve">（3 星，已核验）：书生浦语农业助手——传感器+执行器+大模型自动控制大棚环境，理念最接近的完整参考。</w:t>
       </w:r>
     </w:p>
     <w:p>
@@ -3595,6 +3834,18 @@
         <w:spacing w:after="0" w:line="360"/>
         <w:jc w:val="both"/>
       </w:pPr>
+      <w:hyperlink w:history="1" r:id="rIdnq85ft5ci6-vunj0qpk-y">
+        <w:r>
+          <w:rPr>
+            <w:rFonts w:ascii="Times New Roman" w:cs="Times New Roman" w:eastAsia="SimSun" w:hAnsi="Times New Roman"/>
+            <w:color w:val="0563C1"/>
+            <w:sz w:val="24"/>
+            <w:szCs w:val="24"/>
+            <w:u w:val="single"/>
+          </w:rPr>
+          <w:t xml:space="preserve">nirmal2i43a5/AgriGen</w:t>
+        </w:r>
+      </w:hyperlink>
       <w:r>
         <w:rPr>
           <w:rFonts w:ascii="Times New Roman" w:cs="Times New Roman" w:eastAsia="SimSun" w:hAnsi="Times New Roman"/>
@@ -3602,7 +3853,7 @@
           <w:sz w:val="24"/>
           <w:szCs w:val="24"/>
         </w:rPr>
-        <w:t xml:space="preserve">司农（南京农业大学，2026-01 发布，已核验）：国内首个农业开源大语言模型，8B/32B，魔搭+GitHub 开源（IT之家、中国农科院官网、新华报业网等多家交叉报道）。</w:t>
+        <w:t xml:space="preserve">（0 星，2026-02 更新，已核验）：RAG + Llama 3.3 农业咨询助手。</w:t>
       </w:r>
     </w:p>
     <w:p>
@@ -3615,7 +3866,7 @@
         <w:spacing w:after="0" w:line="360"/>
         <w:jc w:val="both"/>
       </w:pPr>
-      <w:hyperlink w:history="1" r:id="rIdn-6lizp0i6b9b-ggu655c">
+      <w:hyperlink w:history="1" r:id="rIdclr-5ehlmpqr5u829mrn5">
         <w:r>
           <w:rPr>
             <w:rFonts w:ascii="Times New Roman" w:cs="Times New Roman" w:eastAsia="SimSun" w:hAnsi="Times New Roman"/>
@@ -3624,7 +3875,7 @@
             <w:szCs w:val="24"/>
             <w:u w:val="single"/>
           </w:rPr>
-          <w:t xml:space="preserve">zhiweihu1103/AgriAgent</w:t>
+          <w:t xml:space="preserve">Shuvam-Banerji-Seal/AgriIR</w:t>
         </w:r>
       </w:hyperlink>
       <w:r>
@@ -3634,7 +3885,7 @@
           <w:sz w:val="24"/>
           <w:szCs w:val="24"/>
         </w:rPr>
-        <w:t xml:space="preserve">（稷丰，125 星，已核验）：首个开源中文农业多模态大模型（图像+文本+气象）。</w:t>
+        <w:t xml:space="preserve">（6 星，ECIR'26，已核验）：农业 RAG 六阶段流水线，检索+引用可溯源。</w:t>
       </w:r>
     </w:p>
     <w:p>
@@ -3647,7 +3898,7 @@
         <w:spacing w:after="0" w:line="360"/>
         <w:jc w:val="both"/>
       </w:pPr>
-      <w:hyperlink w:history="1" r:id="rId0bvryivhvqfon_awmzihj">
+      <w:hyperlink w:history="1" r:id="rIdzplxmhuyucbiikrckt1bs">
         <w:r>
           <w:rPr>
             <w:rFonts w:ascii="Times New Roman" w:cs="Times New Roman" w:eastAsia="SimSun" w:hAnsi="Times New Roman"/>
@@ -3656,7 +3907,7 @@
             <w:szCs w:val="24"/>
             <w:u w:val="single"/>
           </w:rPr>
-          <w:t xml:space="preserve">csg2008/InternLMAgricultureAssistant</w:t>
+          <w:t xml:space="preserve">vios-s/PhenoAssistant</w:t>
         </w:r>
       </w:hyperlink>
       <w:r>
@@ -3666,7 +3917,7 @@
           <w:sz w:val="24"/>
           <w:szCs w:val="24"/>
         </w:rPr>
-        <w:t xml:space="preserve">（3 星，已核验）：书生浦语农业助手——传感器+执行器+大模型自动控制大棚环境，理念最接近的完整参考。</w:t>
+        <w:t xml:space="preserve">（35 星，2026-07 更新，已核验）：多智能体植物表型分析系统，智能体架构参考。</w:t>
       </w:r>
     </w:p>
     <w:p>
@@ -3679,7 +3930,7 @@
         <w:spacing w:after="0" w:line="360"/>
         <w:jc w:val="both"/>
       </w:pPr>
-      <w:hyperlink w:history="1" r:id="rIdnxthdcn8aagjgijf6iwhu">
+      <w:hyperlink w:history="1" r:id="rIdbh6cikmjx9r9xpm57bjgk">
         <w:r>
           <w:rPr>
             <w:rFonts w:ascii="Times New Roman" w:cs="Times New Roman" w:eastAsia="SimSun" w:hAnsi="Times New Roman"/>
@@ -3688,7 +3939,7 @@
             <w:szCs w:val="24"/>
             <w:u w:val="single"/>
           </w:rPr>
-          <w:t xml:space="preserve">nirmal2i43a5/AgriGen</w:t>
+          <w:t xml:space="preserve">langgenius/dify</w:t>
         </w:r>
       </w:hyperlink>
       <w:r>
@@ -3698,7 +3949,7 @@
           <w:sz w:val="24"/>
           <w:szCs w:val="24"/>
         </w:rPr>
-        <w:t xml:space="preserve">（0 星，2026-02 更新，已核验）：RAG + Llama 3.3 农业咨询助手。</w:t>
+        <w:t xml:space="preserve">（151k 星，已核验）：开源智能体/工作流平台，HTTP API 可被 Node.js 后端调用（可选编排层）。</w:t>
       </w:r>
     </w:p>
     <w:p>
@@ -3711,7 +3962,7 @@
         <w:spacing w:after="0" w:line="360"/>
         <w:jc w:val="both"/>
       </w:pPr>
-      <w:hyperlink w:history="1" r:id="rIdqrkkgvpeeufegmrlocisp">
+      <w:hyperlink w:history="1" r:id="rIdgnplh4xsnwr9vzq7pjdrj">
         <w:r>
           <w:rPr>
             <w:rFonts w:ascii="Times New Roman" w:cs="Times New Roman" w:eastAsia="SimSun" w:hAnsi="Times New Roman"/>
@@ -3720,7 +3971,7 @@
             <w:szCs w:val="24"/>
             <w:u w:val="single"/>
           </w:rPr>
-          <w:t xml:space="preserve">Shuvam-Banerji-Seal/AgriIR</w:t>
+          <w:t xml:space="preserve">infiniflow/ragflow</w:t>
         </w:r>
       </w:hyperlink>
       <w:r>
@@ -3730,7 +3981,7 @@
           <w:sz w:val="24"/>
           <w:szCs w:val="24"/>
         </w:rPr>
-        <w:t xml:space="preserve">（6 星，ECIR'26，已核验）：农业 RAG 六阶段流水线，检索+引用可溯源。</w:t>
+        <w:t xml:space="preserve">（87k 星，已核验）：开源 RAG 引擎，HTTP API 可被 Node.js 后端调用。</w:t>
       </w:r>
     </w:p>
     <w:p>
@@ -3743,7 +3994,7 @@
         <w:spacing w:after="0" w:line="360"/>
         <w:jc w:val="both"/>
       </w:pPr>
-      <w:hyperlink w:history="1" r:id="rIdb4vdzqag0grrtocpowx2a">
+      <w:hyperlink w:history="1" r:id="rIdd6e5g5mpoh_e8xb8i4ho9">
         <w:r>
           <w:rPr>
             <w:rFonts w:ascii="Times New Roman" w:cs="Times New Roman" w:eastAsia="SimSun" w:hAnsi="Times New Roman"/>
@@ -3752,7 +4003,7 @@
             <w:szCs w:val="24"/>
             <w:u w:val="single"/>
           </w:rPr>
-          <w:t xml:space="preserve">vios-s/PhenoAssistant</w:t>
+          <w:t xml:space="preserve">ultralytics/ultralytics</w:t>
         </w:r>
       </w:hyperlink>
       <w:r>
@@ -3762,7 +4013,24 @@
           <w:sz w:val="24"/>
           <w:szCs w:val="24"/>
         </w:rPr>
-        <w:t xml:space="preserve">（35 星，2026-07 更新，已核验）：多智能体植物表型分析系统，智能体架构参考。</w:t>
+        <w:t xml:space="preserve">（60k 星，已核验）：YOLOv8/YOLO11 框架（视觉服务为独立 Python 服务，由 Node.js 编排调用）。</w:t>
+      </w:r>
+    </w:p>
+    <w:p>
+      <w:pPr>
+        <w:pStyle w:val="Heading3"/>
+        <w:keepNext/>
+        <w:spacing w:after="120" w:before="240" w:line="360"/>
+      </w:pPr>
+      <w:r>
+        <w:rPr>
+          <w:rFonts w:ascii="Times New Roman" w:cs="Times New Roman" w:eastAsia="SimSun" w:hAnsi="Times New Roman"/>
+          <w:b/>
+          <w:bCs/>
+          <w:sz w:val="24"/>
+          <w:szCs w:val="24"/>
+        </w:rPr>
+        <w:t xml:space="preserve">6.5 平台 / 前端 / 可视化（Node.js + Vue）</w:t>
       </w:r>
     </w:p>
     <w:p>
@@ -3775,7 +4043,7 @@
         <w:spacing w:after="0" w:line="360"/>
         <w:jc w:val="both"/>
       </w:pPr>
-      <w:hyperlink w:history="1" r:id="rIdylj7aherrsdje8g41rsh1">
+      <w:hyperlink w:history="1" r:id="rIdqo_9sc4lndtruqoz4e29w">
         <w:r>
           <w:rPr>
             <w:rFonts w:ascii="Times New Roman" w:cs="Times New Roman" w:eastAsia="SimSun" w:hAnsi="Times New Roman"/>
@@ -3784,7 +4052,7 @@
             <w:szCs w:val="24"/>
             <w:u w:val="single"/>
           </w:rPr>
-          <w:t xml:space="preserve">langgenius/dify</w:t>
+          <w:t xml:space="preserve">expressjs/express</w:t>
         </w:r>
       </w:hyperlink>
       <w:r>
@@ -3794,7 +4062,7 @@
           <w:sz w:val="24"/>
           <w:szCs w:val="24"/>
         </w:rPr>
-        <w:t xml:space="preserve">（151k 星，已核验）：开源智能体/工作流平台，官方文档确认 HTTP Request 节点可调外部 API（设备控制通道）。</w:t>
+        <w:t xml:space="preserve">（69.4k 星，已核验）：Node.js Web 框架，REST/WebSocket API 底座。</w:t>
       </w:r>
     </w:p>
     <w:p>
@@ -3807,7 +4075,7 @@
         <w:spacing w:after="0" w:line="360"/>
         <w:jc w:val="both"/>
       </w:pPr>
-      <w:hyperlink w:history="1" r:id="rIdjh_bt0qa9dbhndq7lopou">
+      <w:hyperlink w:history="1" r:id="rIdndytu-fexyht2edbpro7j">
         <w:r>
           <w:rPr>
             <w:rFonts w:ascii="Times New Roman" w:cs="Times New Roman" w:eastAsia="SimSun" w:hAnsi="Times New Roman"/>
@@ -3816,7 +4084,7 @@
             <w:szCs w:val="24"/>
             <w:u w:val="single"/>
           </w:rPr>
-          <w:t xml:space="preserve">infiniflow/ragflow</w:t>
+          <w:t xml:space="preserve">mqttjs/MQTT.js</w:t>
         </w:r>
       </w:hyperlink>
       <w:r>
@@ -3826,7 +4094,7 @@
           <w:sz w:val="24"/>
           <w:szCs w:val="24"/>
         </w:rPr>
-        <w:t xml:space="preserve">（87k 星，已核验）：开源 RAG 引擎，知识库问答底座。</w:t>
+        <w:t xml:space="preserve">（9.1k 星，已核验）：Node.js MQTT 客户端，云端接入层。</w:t>
       </w:r>
     </w:p>
     <w:p>
@@ -3839,7 +4107,7 @@
         <w:spacing w:after="0" w:line="360"/>
         <w:jc w:val="both"/>
       </w:pPr>
-      <w:hyperlink w:history="1" r:id="rIdbqlvajbgoicgvks0ytt9e">
+      <w:hyperlink w:history="1" r:id="rId_yprucu3468eqgf0023t_">
         <w:r>
           <w:rPr>
             <w:rFonts w:ascii="Times New Roman" w:cs="Times New Roman" w:eastAsia="SimSun" w:hAnsi="Times New Roman"/>
@@ -3848,7 +4116,7 @@
             <w:szCs w:val="24"/>
             <w:u w:val="single"/>
           </w:rPr>
-          <w:t xml:space="preserve">ultralytics/ultralytics</w:t>
+          <w:t xml:space="preserve">vuejs/core</w:t>
         </w:r>
       </w:hyperlink>
       <w:r>
@@ -3858,24 +4126,7 @@
           <w:sz w:val="24"/>
           <w:szCs w:val="24"/>
         </w:rPr>
-        <w:t xml:space="preserve">（60k 星，已核验）：YOLOv8/YOLO11 框架。</w:t>
-      </w:r>
-    </w:p>
-    <w:p>
-      <w:pPr>
-        <w:pStyle w:val="Heading3"/>
-        <w:keepNext/>
-        <w:spacing w:after="120" w:before="240" w:line="360"/>
-      </w:pPr>
-      <w:r>
-        <w:rPr>
-          <w:rFonts w:ascii="Times New Roman" w:cs="Times New Roman" w:eastAsia="SimSun" w:hAnsi="Times New Roman"/>
-          <w:b/>
-          <w:bCs/>
-          <w:sz w:val="24"/>
-          <w:szCs w:val="24"/>
-        </w:rPr>
-        <w:t xml:space="preserve">6.5 云平台 / 小程序 / 可视化</w:t>
+        <w:t xml:space="preserve">（Vue 3，54.2k 星，已核验）：前端框架，大屏/控制页/问答界面。</w:t>
       </w:r>
     </w:p>
     <w:p>
@@ -3888,7 +4139,7 @@
         <w:spacing w:after="0" w:line="360"/>
         <w:jc w:val="both"/>
       </w:pPr>
-      <w:hyperlink w:history="1" r:id="rIdw8z4vziiq7bzku5rp-dro">
+      <w:hyperlink w:history="1" r:id="rIdgpnegkpb4gj_xgixz5kvw">
         <w:r>
           <w:rPr>
             <w:rFonts w:ascii="Times New Roman" w:cs="Times New Roman" w:eastAsia="SimSun" w:hAnsi="Times New Roman"/>
@@ -3897,7 +4148,7 @@
             <w:szCs w:val="24"/>
             <w:u w:val="single"/>
           </w:rPr>
-          <w:t xml:space="preserve">roinli/HUIZHI-nongyeOS-cloud</w:t>
+          <w:t xml:space="preserve">apache/echarts</w:t>
         </w:r>
       </w:hyperlink>
       <w:r>
@@ -3907,7 +4158,7 @@
           <w:sz w:val="24"/>
           <w:szCs w:val="24"/>
         </w:rPr>
-        <w:t xml:space="preserve">（农业岛，347 星，已核验）：Java+Vue+Uni-app 完整开源农业物联网平台，温棚监控/设备控制/大屏/小程序全有，可二开。</w:t>
+        <w:t xml:space="preserve">（67k 星，已核验）：可视化图表库，实时曲线与看板。</w:t>
       </w:r>
     </w:p>
     <w:p>
@@ -3920,7 +4171,7 @@
         <w:spacing w:after="0" w:line="360"/>
         <w:jc w:val="both"/>
       </w:pPr>
-      <w:hyperlink w:history="1" r:id="rIdu81cb8-kflujya80q-xey">
+      <w:hyperlink w:history="1" r:id="rIdqesfm5uuqyvjtmrjk3yj8">
         <w:r>
           <w:rPr>
             <w:rFonts w:ascii="Times New Roman" w:cs="Times New Roman" w:eastAsia="SimSun" w:hAnsi="Times New Roman"/>
@@ -3929,7 +4180,7 @@
             <w:szCs w:val="24"/>
             <w:u w:val="single"/>
           </w:rPr>
-          <w:t xml:space="preserve">CJL-build/-</w:t>
+          <w:t xml:space="preserve">emqx/emqx</w:t>
         </w:r>
       </w:hyperlink>
       <w:r>
@@ -3939,7 +4190,7 @@
           <w:sz w:val="24"/>
           <w:szCs w:val="24"/>
         </w:rPr>
-        <w:t xml:space="preserve">（4 星，已核验）：完整 IoT 项目（Vue 网页+微信小程序+SpringBoot 后端+硬件），含“湿度+温度+光照综合判断自动浇水”逻辑。</w:t>
+        <w:t xml:space="preserve">（16.5k 星，已核验）：MQTT Broker。</w:t>
       </w:r>
     </w:p>
     <w:p>
@@ -3952,71 +4203,7 @@
         <w:spacing w:after="0" w:line="360"/>
         <w:jc w:val="both"/>
       </w:pPr>
-      <w:hyperlink w:history="1" r:id="rIdpq2gevnawz3e80mqb6onn">
-        <w:r>
-          <w:rPr>
-            <w:rFonts w:ascii="Times New Roman" w:cs="Times New Roman" w:eastAsia="SimSun" w:hAnsi="Times New Roman"/>
-            <w:color w:val="0563C1"/>
-            <w:sz w:val="24"/>
-            <w:szCs w:val="24"/>
-            <w:u w:val="single"/>
-          </w:rPr>
-          <w:t xml:space="preserve">node-red/node-red</w:t>
-        </w:r>
-      </w:hyperlink>
-      <w:r>
-        <w:rPr>
-          <w:rFonts w:ascii="Times New Roman" w:cs="Times New Roman" w:eastAsia="SimSun" w:hAnsi="Times New Roman"/>
-          <w:color w:val="000000"/>
-          <w:sz w:val="24"/>
-          <w:szCs w:val="24"/>
-        </w:rPr>
-        <w:t xml:space="preserve">（23.5k 星，已核验）：MQTT 数据可视化低代码工具。</w:t>
-      </w:r>
-    </w:p>
-    <w:p>
-      <w:pPr>
-        <w:pStyle w:val="ListParagraph"/>
-        <w:numPr>
-          <w:ilvl w:val="0"/>
-          <w:numId w:val="2"/>
-        </w:numPr>
-        <w:spacing w:after="0" w:line="360"/>
-        <w:jc w:val="both"/>
-      </w:pPr>
-      <w:hyperlink w:history="1" r:id="rIduv88pguit05voqyjvj3us">
-        <w:r>
-          <w:rPr>
-            <w:rFonts w:ascii="Times New Roman" w:cs="Times New Roman" w:eastAsia="SimSun" w:hAnsi="Times New Roman"/>
-            <w:color w:val="0563C1"/>
-            <w:sz w:val="24"/>
-            <w:szCs w:val="24"/>
-            <w:u w:val="single"/>
-          </w:rPr>
-          <w:t xml:space="preserve">emqx/emqx</w:t>
-        </w:r>
-      </w:hyperlink>
-      <w:r>
-        <w:rPr>
-          <w:rFonts w:ascii="Times New Roman" w:cs="Times New Roman" w:eastAsia="SimSun" w:hAnsi="Times New Roman"/>
-          <w:color w:val="000000"/>
-          <w:sz w:val="24"/>
-          <w:szCs w:val="24"/>
-        </w:rPr>
-        <w:t xml:space="preserve">（16.5k 星，已核验）：MQTT Broker。</w:t>
-      </w:r>
-    </w:p>
-    <w:p>
-      <w:pPr>
-        <w:pStyle w:val="ListParagraph"/>
-        <w:numPr>
-          <w:ilvl w:val="0"/>
-          <w:numId w:val="2"/>
-        </w:numPr>
-        <w:spacing w:after="0" w:line="360"/>
-        <w:jc w:val="both"/>
-      </w:pPr>
-      <w:hyperlink w:history="1" r:id="rIdhlorrqxjwsp1bjlbee1s0">
+      <w:hyperlink w:history="1" r:id="rIdestb-ws57dafsfppekoeg">
         <w:r>
           <w:rPr>
             <w:rFonts w:ascii="Times New Roman" w:cs="Times New Roman" w:eastAsia="SimSun" w:hAnsi="Times New Roman"/>
@@ -4035,7 +4222,7 @@
           <w:sz w:val="24"/>
           <w:szCs w:val="24"/>
         </w:rPr>
-        <w:t xml:space="preserve">（中国移动物联网开放平台，已核验）：免费云平台，STM32+ESP8266 接入教程量大。</w:t>
+        <w:t xml:space="preserve">（中国移动物联网开放平台，已核验）：免费云平台，ESP32 MQTT 直连教程量大。</w:t>
       </w:r>
     </w:p>
     <w:p>
@@ -4068,8 +4255,8 @@
         </w:tblBorders>
       </w:tblPr>
       <w:tblGrid>
-        <w:gridCol w:w="3100"/>
-        <w:gridCol w:w="5972"/>
+        <w:gridCol w:w="3400"/>
+        <w:gridCol w:w="5672"/>
       </w:tblGrid>
       <w:tr>
         <w:trPr>
@@ -4077,7 +4264,7 @@
         </w:trPr>
         <w:tc>
           <w:tcPr>
-            <w:tcW w:type="dxa" w:w="3100"/>
+            <w:tcW w:type="dxa" w:w="3400"/>
             <w:tcBorders>
               <w:bottom w:val="single" w:color="000000" w:sz="6" w:space="0"/>
             </w:tcBorders>
@@ -4108,7 +4295,7 @@
         </w:tc>
         <w:tc>
           <w:tcPr>
-            <w:tcW w:type="dxa" w:w="5972"/>
+            <w:tcW w:type="dxa" w:w="5672"/>
             <w:tcBorders>
               <w:bottom w:val="single" w:color="000000" w:sz="6" w:space="0"/>
             </w:tcBorders>
@@ -4144,34 +4331,34 @@
         </w:trPr>
         <w:tc>
           <w:tcPr>
-            <w:tcW w:type="dxa" w:w="3100"/>
-            <w:tcMar>
-              <w:top w:type="dxa" w:w="40"/>
-              <w:left w:type="dxa" w:w="80"/>
-              <w:bottom w:type="dxa" w:w="40"/>
-              <w:right w:type="dxa" w:w="80"/>
-            </w:tcMar>
-            <w:vAlign w:val="center"/>
-          </w:tcPr>
-          <w:p>
-            <w:pPr>
-              <w:spacing w:after="0" w:line="240"/>
-              <w:jc w:val="center"/>
-            </w:pPr>
-            <w:r>
-              <w:rPr>
-                <w:rFonts w:ascii="Times New Roman" w:cs="Times New Roman" w:eastAsia="SimSun" w:hAnsi="Times New Roman"/>
-                <w:color w:val="000000"/>
-                <w:sz w:val="21"/>
-                <w:szCs w:val="21"/>
-              </w:rPr>
-              <w:t xml:space="preserve">STM32F103C8T6 核心板</w:t>
-            </w:r>
-          </w:p>
-        </w:tc>
-        <w:tc>
-          <w:tcPr>
-            <w:tcW w:type="dxa" w:w="5972"/>
+            <w:tcW w:type="dxa" w:w="3400"/>
+            <w:tcMar>
+              <w:top w:type="dxa" w:w="40"/>
+              <w:left w:type="dxa" w:w="80"/>
+              <w:bottom w:type="dxa" w:w="40"/>
+              <w:right w:type="dxa" w:w="80"/>
+            </w:tcMar>
+            <w:vAlign w:val="center"/>
+          </w:tcPr>
+          <w:p>
+            <w:pPr>
+              <w:spacing w:after="0" w:line="240"/>
+              <w:jc w:val="center"/>
+            </w:pPr>
+            <w:r>
+              <w:rPr>
+                <w:rFonts w:ascii="Times New Roman" w:cs="Times New Roman" w:eastAsia="SimSun" w:hAnsi="Times New Roman"/>
+                <w:color w:val="000000"/>
+                <w:sz w:val="21"/>
+                <w:szCs w:val="21"/>
+              </w:rPr>
+              <w:t xml:space="preserve">ESP32-CAM 开发板（OV2640 + microSD 卡槽）</w:t>
+            </w:r>
+          </w:p>
+        </w:tc>
+        <w:tc>
+          <w:tcPr>
+            <w:tcW w:type="dxa" w:w="5672"/>
             <w:tcMar>
               <w:top w:type="dxa" w:w="40"/>
               <w:left w:type="dxa" w:w="80"/>
@@ -4192,7 +4379,7 @@
                 <w:sz w:val="21"/>
                 <w:szCs w:val="21"/>
               </w:rPr>
-              <w:t xml:space="preserve">主控</w:t>
+              <w:t xml:space="preserve">主控：数据采集、拍照、联网、控制</w:t>
             </w:r>
           </w:p>
         </w:tc>
@@ -4203,7 +4390,7 @@
         </w:trPr>
         <w:tc>
           <w:tcPr>
-            <w:tcW w:type="dxa" w:w="3100"/>
+            <w:tcW w:type="dxa" w:w="3400"/>
             <w:tcMar>
               <w:top w:type="dxa" w:w="40"/>
               <w:left w:type="dxa" w:w="80"/>
@@ -4230,7 +4417,7 @@
         </w:tc>
         <w:tc>
           <w:tcPr>
-            <w:tcW w:type="dxa" w:w="5972"/>
+            <w:tcW w:type="dxa" w:w="5672"/>
             <w:tcMar>
               <w:top w:type="dxa" w:w="40"/>
               <w:left w:type="dxa" w:w="80"/>
@@ -4262,7 +4449,7 @@
         </w:trPr>
         <w:tc>
           <w:tcPr>
-            <w:tcW w:type="dxa" w:w="3100"/>
+            <w:tcW w:type="dxa" w:w="3400"/>
             <w:tcMar>
               <w:top w:type="dxa" w:w="40"/>
               <w:left w:type="dxa" w:w="80"/>
@@ -4289,7 +4476,7 @@
         </w:tc>
         <w:tc>
           <w:tcPr>
-            <w:tcW w:type="dxa" w:w="5972"/>
+            <w:tcW w:type="dxa" w:w="5672"/>
             <w:tcMar>
               <w:top w:type="dxa" w:w="40"/>
               <w:left w:type="dxa" w:w="80"/>
@@ -4321,7 +4508,7 @@
         </w:trPr>
         <w:tc>
           <w:tcPr>
-            <w:tcW w:type="dxa" w:w="3100"/>
+            <w:tcW w:type="dxa" w:w="3400"/>
             <w:tcMar>
               <w:top w:type="dxa" w:w="40"/>
               <w:left w:type="dxa" w:w="80"/>
@@ -4348,7 +4535,7 @@
         </w:tc>
         <w:tc>
           <w:tcPr>
-            <w:tcW w:type="dxa" w:w="5972"/>
+            <w:tcW w:type="dxa" w:w="5672"/>
             <w:tcMar>
               <w:top w:type="dxa" w:w="40"/>
               <w:left w:type="dxa" w:w="80"/>
@@ -4380,7 +4567,7 @@
         </w:trPr>
         <w:tc>
           <w:tcPr>
-            <w:tcW w:type="dxa" w:w="3100"/>
+            <w:tcW w:type="dxa" w:w="3400"/>
             <w:tcMar>
               <w:top w:type="dxa" w:w="40"/>
               <w:left w:type="dxa" w:w="80"/>
@@ -4407,7 +4594,7 @@
         </w:tc>
         <w:tc>
           <w:tcPr>
-            <w:tcW w:type="dxa" w:w="5972"/>
+            <w:tcW w:type="dxa" w:w="5672"/>
             <w:tcMar>
               <w:top w:type="dxa" w:w="40"/>
               <w:left w:type="dxa" w:w="80"/>
@@ -4428,7 +4615,7 @@
                 <w:sz w:val="21"/>
                 <w:szCs w:val="21"/>
               </w:rPr>
-              <w:t xml:space="preserve">本地数据显示</w:t>
+              <w:t xml:space="preserve">本地数据显示（I2C）</w:t>
             </w:r>
           </w:p>
         </w:tc>
@@ -4439,34 +4626,34 @@
         </w:trPr>
         <w:tc>
           <w:tcPr>
-            <w:tcW w:type="dxa" w:w="3100"/>
-            <w:tcMar>
-              <w:top w:type="dxa" w:w="40"/>
-              <w:left w:type="dxa" w:w="80"/>
-              <w:bottom w:type="dxa" w:w="40"/>
-              <w:right w:type="dxa" w:w="80"/>
-            </w:tcMar>
-            <w:vAlign w:val="center"/>
-          </w:tcPr>
-          <w:p>
-            <w:pPr>
-              <w:spacing w:after="0" w:line="240"/>
-              <w:jc w:val="center"/>
-            </w:pPr>
-            <w:r>
-              <w:rPr>
-                <w:rFonts w:ascii="Times New Roman" w:cs="Times New Roman" w:eastAsia="SimSun" w:hAnsi="Times New Roman"/>
-                <w:color w:val="000000"/>
-                <w:sz w:val="21"/>
-                <w:szCs w:val="21"/>
-              </w:rPr>
-              <w:t xml:space="preserve">W25Q64 Flash</w:t>
-            </w:r>
-          </w:p>
-        </w:tc>
-        <w:tc>
-          <w:tcPr>
-            <w:tcW w:type="dxa" w:w="5972"/>
+            <w:tcW w:type="dxa" w:w="3400"/>
+            <w:tcMar>
+              <w:top w:type="dxa" w:w="40"/>
+              <w:left w:type="dxa" w:w="80"/>
+              <w:bottom w:type="dxa" w:w="40"/>
+              <w:right w:type="dxa" w:w="80"/>
+            </w:tcMar>
+            <w:vAlign w:val="center"/>
+          </w:tcPr>
+          <w:p>
+            <w:pPr>
+              <w:spacing w:after="0" w:line="240"/>
+              <w:jc w:val="center"/>
+            </w:pPr>
+            <w:r>
+              <w:rPr>
+                <w:rFonts w:ascii="Times New Roman" w:cs="Times New Roman" w:eastAsia="SimSun" w:hAnsi="Times New Roman"/>
+                <w:color w:val="000000"/>
+                <w:sz w:val="21"/>
+                <w:szCs w:val="21"/>
+              </w:rPr>
+              <w:t xml:space="preserve">继电器模块</w:t>
+            </w:r>
+          </w:p>
+        </w:tc>
+        <w:tc>
+          <w:tcPr>
+            <w:tcW w:type="dxa" w:w="5672"/>
             <w:tcMar>
               <w:top w:type="dxa" w:w="40"/>
               <w:left w:type="dxa" w:w="80"/>
@@ -4487,7 +4674,7 @@
                 <w:sz w:val="21"/>
                 <w:szCs w:val="21"/>
               </w:rPr>
-              <w:t xml:space="preserve">数据日志存储（SPI）</w:t>
+              <w:t xml:space="preserve">设备开关控制</w:t>
             </w:r>
           </w:p>
         </w:tc>
@@ -4498,34 +4685,34 @@
         </w:trPr>
         <w:tc>
           <w:tcPr>
-            <w:tcW w:type="dxa" w:w="3100"/>
-            <w:tcMar>
-              <w:top w:type="dxa" w:w="40"/>
-              <w:left w:type="dxa" w:w="80"/>
-              <w:bottom w:type="dxa" w:w="40"/>
-              <w:right w:type="dxa" w:w="80"/>
-            </w:tcMar>
-            <w:vAlign w:val="center"/>
-          </w:tcPr>
-          <w:p>
-            <w:pPr>
-              <w:spacing w:after="0" w:line="240"/>
-              <w:jc w:val="center"/>
-            </w:pPr>
-            <w:r>
-              <w:rPr>
-                <w:rFonts w:ascii="Times New Roman" w:cs="Times New Roman" w:eastAsia="SimSun" w:hAnsi="Times New Roman"/>
-                <w:color w:val="000000"/>
-                <w:sz w:val="21"/>
-                <w:szCs w:val="21"/>
-              </w:rPr>
-              <w:t xml:space="preserve">ESP8266-01S</w:t>
-            </w:r>
-          </w:p>
-        </w:tc>
-        <w:tc>
-          <w:tcPr>
-            <w:tcW w:type="dxa" w:w="5972"/>
+            <w:tcW w:type="dxa" w:w="3400"/>
+            <w:tcMar>
+              <w:top w:type="dxa" w:w="40"/>
+              <w:left w:type="dxa" w:w="80"/>
+              <w:bottom w:type="dxa" w:w="40"/>
+              <w:right w:type="dxa" w:w="80"/>
+            </w:tcMar>
+            <w:vAlign w:val="center"/>
+          </w:tcPr>
+          <w:p>
+            <w:pPr>
+              <w:spacing w:after="0" w:line="240"/>
+              <w:jc w:val="center"/>
+            </w:pPr>
+            <w:r>
+              <w:rPr>
+                <w:rFonts w:ascii="Times New Roman" w:cs="Times New Roman" w:eastAsia="SimSun" w:hAnsi="Times New Roman"/>
+                <w:color w:val="000000"/>
+                <w:sz w:val="21"/>
+                <w:szCs w:val="21"/>
+              </w:rPr>
+              <w:t xml:space="preserve">水泵</w:t>
+            </w:r>
+          </w:p>
+        </w:tc>
+        <w:tc>
+          <w:tcPr>
+            <w:tcW w:type="dxa" w:w="5672"/>
             <w:tcMar>
               <w:top w:type="dxa" w:w="40"/>
               <w:left w:type="dxa" w:w="80"/>
@@ -4546,7 +4733,7 @@
                 <w:sz w:val="21"/>
                 <w:szCs w:val="21"/>
               </w:rPr>
-              <w:t xml:space="preserve">Wi-Fi 上云（AT/MQTT）</w:t>
+              <w:t xml:space="preserve">浇水</w:t>
             </w:r>
           </w:p>
         </w:tc>
@@ -4557,34 +4744,34 @@
         </w:trPr>
         <w:tc>
           <w:tcPr>
-            <w:tcW w:type="dxa" w:w="3100"/>
-            <w:tcMar>
-              <w:top w:type="dxa" w:w="40"/>
-              <w:left w:type="dxa" w:w="80"/>
-              <w:bottom w:type="dxa" w:w="40"/>
-              <w:right w:type="dxa" w:w="80"/>
-            </w:tcMar>
-            <w:vAlign w:val="center"/>
-          </w:tcPr>
-          <w:p>
-            <w:pPr>
-              <w:spacing w:after="0" w:line="240"/>
-              <w:jc w:val="center"/>
-            </w:pPr>
-            <w:r>
-              <w:rPr>
-                <w:rFonts w:ascii="Times New Roman" w:cs="Times New Roman" w:eastAsia="SimSun" w:hAnsi="Times New Roman"/>
-                <w:color w:val="000000"/>
-                <w:sz w:val="21"/>
-                <w:szCs w:val="21"/>
-              </w:rPr>
-              <w:t xml:space="preserve">ESP32-CAM</w:t>
-            </w:r>
-          </w:p>
-        </w:tc>
-        <w:tc>
-          <w:tcPr>
-            <w:tcW w:type="dxa" w:w="5972"/>
+            <w:tcW w:type="dxa" w:w="3400"/>
+            <w:tcMar>
+              <w:top w:type="dxa" w:w="40"/>
+              <w:left w:type="dxa" w:w="80"/>
+              <w:bottom w:type="dxa" w:w="40"/>
+              <w:right w:type="dxa" w:w="80"/>
+            </w:tcMar>
+            <w:vAlign w:val="center"/>
+          </w:tcPr>
+          <w:p>
+            <w:pPr>
+              <w:spacing w:after="0" w:line="240"/>
+              <w:jc w:val="center"/>
+            </w:pPr>
+            <w:r>
+              <w:rPr>
+                <w:rFonts w:ascii="Times New Roman" w:cs="Times New Roman" w:eastAsia="SimSun" w:hAnsi="Times New Roman"/>
+                <w:color w:val="000000"/>
+                <w:sz w:val="21"/>
+                <w:szCs w:val="21"/>
+              </w:rPr>
+              <w:t xml:space="preserve">蠕动泵</w:t>
+            </w:r>
+          </w:p>
+        </w:tc>
+        <w:tc>
+          <w:tcPr>
+            <w:tcW w:type="dxa" w:w="5672"/>
             <w:tcMar>
               <w:top w:type="dxa" w:w="40"/>
               <w:left w:type="dxa" w:w="80"/>
@@ -4605,7 +4792,7 @@
                 <w:sz w:val="21"/>
                 <w:szCs w:val="21"/>
               </w:rPr>
-              <w:t xml:space="preserve">病害/生长拍照与轻量识别</w:t>
+              <w:t xml:space="preserve">施肥/给药</w:t>
             </w:r>
           </w:p>
         </w:tc>
@@ -4616,34 +4803,34 @@
         </w:trPr>
         <w:tc>
           <w:tcPr>
-            <w:tcW w:type="dxa" w:w="3100"/>
-            <w:tcMar>
-              <w:top w:type="dxa" w:w="40"/>
-              <w:left w:type="dxa" w:w="80"/>
-              <w:bottom w:type="dxa" w:w="40"/>
-              <w:right w:type="dxa" w:w="80"/>
-            </w:tcMar>
-            <w:vAlign w:val="center"/>
-          </w:tcPr>
-          <w:p>
-            <w:pPr>
-              <w:spacing w:after="0" w:line="240"/>
-              <w:jc w:val="center"/>
-            </w:pPr>
-            <w:r>
-              <w:rPr>
-                <w:rFonts w:ascii="Times New Roman" w:cs="Times New Roman" w:eastAsia="SimSun" w:hAnsi="Times New Roman"/>
-                <w:color w:val="000000"/>
-                <w:sz w:val="21"/>
-                <w:szCs w:val="21"/>
-              </w:rPr>
-              <w:t xml:space="preserve">继电器模块</w:t>
-            </w:r>
-          </w:p>
-        </w:tc>
-        <w:tc>
-          <w:tcPr>
-            <w:tcW w:type="dxa" w:w="5972"/>
+            <w:tcW w:type="dxa" w:w="3400"/>
+            <w:tcMar>
+              <w:top w:type="dxa" w:w="40"/>
+              <w:left w:type="dxa" w:w="80"/>
+              <w:bottom w:type="dxa" w:w="40"/>
+              <w:right w:type="dxa" w:w="80"/>
+            </w:tcMar>
+            <w:vAlign w:val="center"/>
+          </w:tcPr>
+          <w:p>
+            <w:pPr>
+              <w:spacing w:after="0" w:line="240"/>
+              <w:jc w:val="center"/>
+            </w:pPr>
+            <w:r>
+              <w:rPr>
+                <w:rFonts w:ascii="Times New Roman" w:cs="Times New Roman" w:eastAsia="SimSun" w:hAnsi="Times New Roman"/>
+                <w:color w:val="000000"/>
+                <w:sz w:val="21"/>
+                <w:szCs w:val="21"/>
+              </w:rPr>
+              <w:t xml:space="preserve">风扇</w:t>
+            </w:r>
+          </w:p>
+        </w:tc>
+        <w:tc>
+          <w:tcPr>
+            <w:tcW w:type="dxa" w:w="5672"/>
             <w:tcMar>
               <w:top w:type="dxa" w:w="40"/>
               <w:left w:type="dxa" w:w="80"/>
@@ -4664,7 +4851,7 @@
                 <w:sz w:val="21"/>
                 <w:szCs w:val="21"/>
               </w:rPr>
-              <w:t xml:space="preserve">设备开关控制</w:t>
+              <w:t xml:space="preserve">通风降温</w:t>
             </w:r>
           </w:p>
         </w:tc>
@@ -4675,34 +4862,34 @@
         </w:trPr>
         <w:tc>
           <w:tcPr>
-            <w:tcW w:type="dxa" w:w="3100"/>
-            <w:tcMar>
-              <w:top w:type="dxa" w:w="40"/>
-              <w:left w:type="dxa" w:w="80"/>
-              <w:bottom w:type="dxa" w:w="40"/>
-              <w:right w:type="dxa" w:w="80"/>
-            </w:tcMar>
-            <w:vAlign w:val="center"/>
-          </w:tcPr>
-          <w:p>
-            <w:pPr>
-              <w:spacing w:after="0" w:line="240"/>
-              <w:jc w:val="center"/>
-            </w:pPr>
-            <w:r>
-              <w:rPr>
-                <w:rFonts w:ascii="Times New Roman" w:cs="Times New Roman" w:eastAsia="SimSun" w:hAnsi="Times New Roman"/>
-                <w:color w:val="000000"/>
-                <w:sz w:val="21"/>
-                <w:szCs w:val="21"/>
-              </w:rPr>
-              <w:t xml:space="preserve">水泵</w:t>
-            </w:r>
-          </w:p>
-        </w:tc>
-        <w:tc>
-          <w:tcPr>
-            <w:tcW w:type="dxa" w:w="5972"/>
+            <w:tcW w:type="dxa" w:w="3400"/>
+            <w:tcMar>
+              <w:top w:type="dxa" w:w="40"/>
+              <w:left w:type="dxa" w:w="80"/>
+              <w:bottom w:type="dxa" w:w="40"/>
+              <w:right w:type="dxa" w:w="80"/>
+            </w:tcMar>
+            <w:vAlign w:val="center"/>
+          </w:tcPr>
+          <w:p>
+            <w:pPr>
+              <w:spacing w:after="0" w:line="240"/>
+              <w:jc w:val="center"/>
+            </w:pPr>
+            <w:r>
+              <w:rPr>
+                <w:rFonts w:ascii="Times New Roman" w:cs="Times New Roman" w:eastAsia="SimSun" w:hAnsi="Times New Roman"/>
+                <w:color w:val="000000"/>
+                <w:sz w:val="21"/>
+                <w:szCs w:val="21"/>
+              </w:rPr>
+              <w:t xml:space="preserve">加热片</w:t>
+            </w:r>
+          </w:p>
+        </w:tc>
+        <w:tc>
+          <w:tcPr>
+            <w:tcW w:type="dxa" w:w="5672"/>
             <w:tcMar>
               <w:top w:type="dxa" w:w="40"/>
               <w:left w:type="dxa" w:w="80"/>
@@ -4723,7 +4910,7 @@
                 <w:sz w:val="21"/>
                 <w:szCs w:val="21"/>
               </w:rPr>
-              <w:t xml:space="preserve">浇水</w:t>
+              <w:t xml:space="preserve">低温补偿</w:t>
             </w:r>
           </w:p>
         </w:tc>
@@ -4734,34 +4921,34 @@
         </w:trPr>
         <w:tc>
           <w:tcPr>
-            <w:tcW w:type="dxa" w:w="3100"/>
-            <w:tcMar>
-              <w:top w:type="dxa" w:w="40"/>
-              <w:left w:type="dxa" w:w="80"/>
-              <w:bottom w:type="dxa" w:w="40"/>
-              <w:right w:type="dxa" w:w="80"/>
-            </w:tcMar>
-            <w:vAlign w:val="center"/>
-          </w:tcPr>
-          <w:p>
-            <w:pPr>
-              <w:spacing w:after="0" w:line="240"/>
-              <w:jc w:val="center"/>
-            </w:pPr>
-            <w:r>
-              <w:rPr>
-                <w:rFonts w:ascii="Times New Roman" w:cs="Times New Roman" w:eastAsia="SimSun" w:hAnsi="Times New Roman"/>
-                <w:color w:val="000000"/>
-                <w:sz w:val="21"/>
-                <w:szCs w:val="21"/>
-              </w:rPr>
-              <w:t xml:space="preserve">蠕动泵</w:t>
-            </w:r>
-          </w:p>
-        </w:tc>
-        <w:tc>
-          <w:tcPr>
-            <w:tcW w:type="dxa" w:w="5972"/>
+            <w:tcW w:type="dxa" w:w="3400"/>
+            <w:tcMar>
+              <w:top w:type="dxa" w:w="40"/>
+              <w:left w:type="dxa" w:w="80"/>
+              <w:bottom w:type="dxa" w:w="40"/>
+              <w:right w:type="dxa" w:w="80"/>
+            </w:tcMar>
+            <w:vAlign w:val="center"/>
+          </w:tcPr>
+          <w:p>
+            <w:pPr>
+              <w:spacing w:after="0" w:line="240"/>
+              <w:jc w:val="center"/>
+            </w:pPr>
+            <w:r>
+              <w:rPr>
+                <w:rFonts w:ascii="Times New Roman" w:cs="Times New Roman" w:eastAsia="SimSun" w:hAnsi="Times New Roman"/>
+                <w:color w:val="000000"/>
+                <w:sz w:val="21"/>
+                <w:szCs w:val="21"/>
+              </w:rPr>
+              <w:t xml:space="preserve">补光灯</w:t>
+            </w:r>
+          </w:p>
+        </w:tc>
+        <w:tc>
+          <w:tcPr>
+            <w:tcW w:type="dxa" w:w="5672"/>
             <w:tcMar>
               <w:top w:type="dxa" w:w="40"/>
               <w:left w:type="dxa" w:w="80"/>
@@ -4782,7 +4969,7 @@
                 <w:sz w:val="21"/>
                 <w:szCs w:val="21"/>
               </w:rPr>
-              <w:t xml:space="preserve">施肥/给药</w:t>
+              <w:t xml:space="preserve">光照补充（PWM 调光）</w:t>
             </w:r>
           </w:p>
         </w:tc>
@@ -4793,34 +4980,34 @@
         </w:trPr>
         <w:tc>
           <w:tcPr>
-            <w:tcW w:type="dxa" w:w="3100"/>
-            <w:tcMar>
-              <w:top w:type="dxa" w:w="40"/>
-              <w:left w:type="dxa" w:w="80"/>
-              <w:bottom w:type="dxa" w:w="40"/>
-              <w:right w:type="dxa" w:w="80"/>
-            </w:tcMar>
-            <w:vAlign w:val="center"/>
-          </w:tcPr>
-          <w:p>
-            <w:pPr>
-              <w:spacing w:after="0" w:line="240"/>
-              <w:jc w:val="center"/>
-            </w:pPr>
-            <w:r>
-              <w:rPr>
-                <w:rFonts w:ascii="Times New Roman" w:cs="Times New Roman" w:eastAsia="SimSun" w:hAnsi="Times New Roman"/>
-                <w:color w:val="000000"/>
-                <w:sz w:val="21"/>
-                <w:szCs w:val="21"/>
-              </w:rPr>
-              <w:t xml:space="preserve">风扇</w:t>
-            </w:r>
-          </w:p>
-        </w:tc>
-        <w:tc>
-          <w:tcPr>
-            <w:tcW w:type="dxa" w:w="5972"/>
+            <w:tcW w:type="dxa" w:w="3400"/>
+            <w:tcMar>
+              <w:top w:type="dxa" w:w="40"/>
+              <w:left w:type="dxa" w:w="80"/>
+              <w:bottom w:type="dxa" w:w="40"/>
+              <w:right w:type="dxa" w:w="80"/>
+            </w:tcMar>
+            <w:vAlign w:val="center"/>
+          </w:tcPr>
+          <w:p>
+            <w:pPr>
+              <w:spacing w:after="0" w:line="240"/>
+              <w:jc w:val="center"/>
+            </w:pPr>
+            <w:r>
+              <w:rPr>
+                <w:rFonts w:ascii="Times New Roman" w:cs="Times New Roman" w:eastAsia="SimSun" w:hAnsi="Times New Roman"/>
+                <w:color w:val="000000"/>
+                <w:sz w:val="21"/>
+                <w:szCs w:val="21"/>
+              </w:rPr>
+              <w:t xml:space="preserve">舵机 ×2（可选）</w:t>
+            </w:r>
+          </w:p>
+        </w:tc>
+        <w:tc>
+          <w:tcPr>
+            <w:tcW w:type="dxa" w:w="5672"/>
             <w:tcMar>
               <w:top w:type="dxa" w:w="40"/>
               <w:left w:type="dxa" w:w="80"/>
@@ -4841,7 +5028,7 @@
                 <w:sz w:val="21"/>
                 <w:szCs w:val="21"/>
               </w:rPr>
-              <w:t xml:space="preserve">通风降温</w:t>
+              <w:t xml:space="preserve">喷药两轴云台</w:t>
             </w:r>
           </w:p>
         </w:tc>
@@ -4852,34 +5039,34 @@
         </w:trPr>
         <w:tc>
           <w:tcPr>
-            <w:tcW w:type="dxa" w:w="3100"/>
-            <w:tcMar>
-              <w:top w:type="dxa" w:w="40"/>
-              <w:left w:type="dxa" w:w="80"/>
-              <w:bottom w:type="dxa" w:w="40"/>
-              <w:right w:type="dxa" w:w="80"/>
-            </w:tcMar>
-            <w:vAlign w:val="center"/>
-          </w:tcPr>
-          <w:p>
-            <w:pPr>
-              <w:spacing w:after="0" w:line="240"/>
-              <w:jc w:val="center"/>
-            </w:pPr>
-            <w:r>
-              <w:rPr>
-                <w:rFonts w:ascii="Times New Roman" w:cs="Times New Roman" w:eastAsia="SimSun" w:hAnsi="Times New Roman"/>
-                <w:color w:val="000000"/>
-                <w:sz w:val="21"/>
-                <w:szCs w:val="21"/>
-              </w:rPr>
-              <w:t xml:space="preserve">加热片</w:t>
-            </w:r>
-          </w:p>
-        </w:tc>
-        <w:tc>
-          <w:tcPr>
-            <w:tcW w:type="dxa" w:w="5972"/>
+            <w:tcW w:type="dxa" w:w="3400"/>
+            <w:tcMar>
+              <w:top w:type="dxa" w:w="40"/>
+              <w:left w:type="dxa" w:w="80"/>
+              <w:bottom w:type="dxa" w:w="40"/>
+              <w:right w:type="dxa" w:w="80"/>
+            </w:tcMar>
+            <w:vAlign w:val="center"/>
+          </w:tcPr>
+          <w:p>
+            <w:pPr>
+              <w:spacing w:after="0" w:line="240"/>
+              <w:jc w:val="center"/>
+            </w:pPr>
+            <w:r>
+              <w:rPr>
+                <w:rFonts w:ascii="Times New Roman" w:cs="Times New Roman" w:eastAsia="SimSun" w:hAnsi="Times New Roman"/>
+                <w:color w:val="000000"/>
+                <w:sz w:val="21"/>
+                <w:szCs w:val="21"/>
+              </w:rPr>
+              <w:t xml:space="preserve">5V 稳压供电模块</w:t>
+            </w:r>
+          </w:p>
+        </w:tc>
+        <w:tc>
+          <w:tcPr>
+            <w:tcW w:type="dxa" w:w="5672"/>
             <w:tcMar>
               <w:top w:type="dxa" w:w="40"/>
               <w:left w:type="dxa" w:w="80"/>
@@ -4900,7 +5087,7 @@
                 <w:sz w:val="21"/>
                 <w:szCs w:val="21"/>
               </w:rPr>
-              <w:t xml:space="preserve">低温补偿</w:t>
+              <w:t xml:space="preserve">ESP32-CAM 稳定供电（电流敏感）</w:t>
             </w:r>
           </w:p>
         </w:tc>
@@ -4911,34 +5098,34 @@
         </w:trPr>
         <w:tc>
           <w:tcPr>
-            <w:tcW w:type="dxa" w:w="3100"/>
-            <w:tcMar>
-              <w:top w:type="dxa" w:w="40"/>
-              <w:left w:type="dxa" w:w="80"/>
-              <w:bottom w:type="dxa" w:w="40"/>
-              <w:right w:type="dxa" w:w="80"/>
-            </w:tcMar>
-            <w:vAlign w:val="center"/>
-          </w:tcPr>
-          <w:p>
-            <w:pPr>
-              <w:spacing w:after="0" w:line="240"/>
-              <w:jc w:val="center"/>
-            </w:pPr>
-            <w:r>
-              <w:rPr>
-                <w:rFonts w:ascii="Times New Roman" w:cs="Times New Roman" w:eastAsia="SimSun" w:hAnsi="Times New Roman"/>
-                <w:color w:val="000000"/>
-                <w:sz w:val="21"/>
-                <w:szCs w:val="21"/>
-              </w:rPr>
-              <w:t xml:space="preserve">补光灯</w:t>
-            </w:r>
-          </w:p>
-        </w:tc>
-        <w:tc>
-          <w:tcPr>
-            <w:tcW w:type="dxa" w:w="5972"/>
+            <w:tcW w:type="dxa" w:w="3400"/>
+            <w:tcMar>
+              <w:top w:type="dxa" w:w="40"/>
+              <w:left w:type="dxa" w:w="80"/>
+              <w:bottom w:type="dxa" w:w="40"/>
+              <w:right w:type="dxa" w:w="80"/>
+            </w:tcMar>
+            <w:vAlign w:val="center"/>
+          </w:tcPr>
+          <w:p>
+            <w:pPr>
+              <w:spacing w:after="0" w:line="240"/>
+              <w:jc w:val="center"/>
+            </w:pPr>
+            <w:r>
+              <w:rPr>
+                <w:rFonts w:ascii="Times New Roman" w:cs="Times New Roman" w:eastAsia="SimSun" w:hAnsi="Times New Roman"/>
+                <w:color w:val="000000"/>
+                <w:sz w:val="21"/>
+                <w:szCs w:val="21"/>
+              </w:rPr>
+              <w:t xml:space="preserve">USB 转串口模块（可选）</w:t>
+            </w:r>
+          </w:p>
+        </w:tc>
+        <w:tc>
+          <w:tcPr>
+            <w:tcW w:type="dxa" w:w="5672"/>
             <w:tcMar>
               <w:top w:type="dxa" w:w="40"/>
               <w:left w:type="dxa" w:w="80"/>
@@ -4959,7 +5146,7 @@
                 <w:sz w:val="21"/>
                 <w:szCs w:val="21"/>
               </w:rPr>
-              <w:t xml:space="preserve">光照补充（PWM 调光）</w:t>
+              <w:t xml:space="preserve">ESP32-CAM 烧录与调试（板载无 USB）</w:t>
             </w:r>
           </w:p>
         </w:tc>
@@ -4970,34 +5157,34 @@
         </w:trPr>
         <w:tc>
           <w:tcPr>
-            <w:tcW w:type="dxa" w:w="3100"/>
-            <w:tcMar>
-              <w:top w:type="dxa" w:w="40"/>
-              <w:left w:type="dxa" w:w="80"/>
-              <w:bottom w:type="dxa" w:w="40"/>
-              <w:right w:type="dxa" w:w="80"/>
-            </w:tcMar>
-            <w:vAlign w:val="center"/>
-          </w:tcPr>
-          <w:p>
-            <w:pPr>
-              <w:spacing w:after="0" w:line="240"/>
-              <w:jc w:val="center"/>
-            </w:pPr>
-            <w:r>
-              <w:rPr>
-                <w:rFonts w:ascii="Times New Roman" w:cs="Times New Roman" w:eastAsia="SimSun" w:hAnsi="Times New Roman"/>
-                <w:color w:val="000000"/>
-                <w:sz w:val="21"/>
-                <w:szCs w:val="21"/>
-              </w:rPr>
-              <w:t xml:space="preserve">舵机 ×2（可选）</w:t>
-            </w:r>
-          </w:p>
-        </w:tc>
-        <w:tc>
-          <w:tcPr>
-            <w:tcW w:type="dxa" w:w="5972"/>
+            <w:tcW w:type="dxa" w:w="3400"/>
+            <w:tcMar>
+              <w:top w:type="dxa" w:w="40"/>
+              <w:left w:type="dxa" w:w="80"/>
+              <w:bottom w:type="dxa" w:w="40"/>
+              <w:right w:type="dxa" w:w="80"/>
+            </w:tcMar>
+            <w:vAlign w:val="center"/>
+          </w:tcPr>
+          <w:p>
+            <w:pPr>
+              <w:spacing w:after="0" w:line="240"/>
+              <w:jc w:val="center"/>
+            </w:pPr>
+            <w:r>
+              <w:rPr>
+                <w:rFonts w:ascii="Times New Roman" w:cs="Times New Roman" w:eastAsia="SimSun" w:hAnsi="Times New Roman"/>
+                <w:color w:val="000000"/>
+                <w:sz w:val="21"/>
+                <w:szCs w:val="21"/>
+              </w:rPr>
+              <w:t xml:space="preserve">microSD 卡</w:t>
+            </w:r>
+          </w:p>
+        </w:tc>
+        <w:tc>
+          <w:tcPr>
+            <w:tcW w:type="dxa" w:w="5672"/>
             <w:tcMar>
               <w:top w:type="dxa" w:w="40"/>
               <w:left w:type="dxa" w:w="80"/>
@@ -5018,7 +5205,7 @@
                 <w:sz w:val="21"/>
                 <w:szCs w:val="21"/>
               </w:rPr>
-              <w:t xml:space="preserve">喷药两轴云台</w:t>
+              <w:t xml:space="preserve">断网本地日志存储</w:t>
             </w:r>
           </w:p>
         </w:tc>
@@ -5269,7 +5456,7 @@
                 <w:sz w:val="21"/>
                 <w:szCs w:val="21"/>
               </w:rPr>
-              <w:t xml:space="preserve">链路定稿、软件环境搭建（Python/Dify/YOLO）</w:t>
+              <w:t xml:space="preserve">链路定稿（ESP32 + Node.js + Vue）、软件环境搭建</w:t>
             </w:r>
           </w:p>
         </w:tc>
@@ -5382,7 +5569,7 @@
                 <w:sz w:val="21"/>
                 <w:szCs w:val="21"/>
               </w:rPr>
-              <w:t xml:space="preserve">传感器采集→OLED→继电器→串口帧协议→LabVIEW 上位机</w:t>
+              <w:t xml:space="preserve">ESP32 传感器采集→OLED→继电器→MQTT（本地 EMQX）→Node.js→Vue 控制页</w:t>
             </w:r>
           </w:p>
         </w:tc>
@@ -5409,7 +5596,7 @@
                 <w:sz w:val="21"/>
                 <w:szCs w:val="21"/>
               </w:rPr>
-              <w:t xml:space="preserve">本地闭环运行，数据帧正确，远程手动可控</w:t>
+              <w:t xml:space="preserve">局域网内数据正确、远程手动可控</w:t>
             </w:r>
           </w:p>
         </w:tc>
@@ -5441,7 +5628,7 @@
                 <w:sz w:val="21"/>
                 <w:szCs w:val="21"/>
               </w:rPr>
-              <w:t xml:space="preserve">M2 上云+日志</w:t>
+              <w:t xml:space="preserve">M2 上云+拍照+日志</w:t>
             </w:r>
           </w:p>
         </w:tc>
@@ -5495,7 +5682,7 @@
                 <w:sz w:val="21"/>
                 <w:szCs w:val="21"/>
               </w:rPr>
-              <w:t xml:space="preserve">ESP8266 MQTT→EMQX/OneNET→Node-RED 可视化；W25Q64 日志</w:t>
+              <w:t xml:space="preserve">ESP32-CAM 定时拍照上传；MQTT 上云；Node.js 时序存储+Vue 大屏；microSD 断网补传</w:t>
             </w:r>
           </w:p>
         </w:tc>
@@ -5522,7 +5709,7 @@
                 <w:sz w:val="21"/>
                 <w:szCs w:val="21"/>
               </w:rPr>
-              <w:t xml:space="preserve">云平台实时曲线、断网日志完整可补传</w:t>
+              <w:t xml:space="preserve">云平台实时曲线、图片可查、断网日志完整可补传</w:t>
             </w:r>
           </w:p>
         </w:tc>
@@ -5608,7 +5795,7 @@
                 <w:sz w:val="21"/>
                 <w:szCs w:val="21"/>
               </w:rPr>
-              <w:t xml:space="preserve">公开集+自采数据训练 YOLO（先 5 类常见病）→云端推理→触发喷药</w:t>
+              <w:t xml:space="preserve">公开集+自采数据训练 YOLO（先 5 类常见病）→Node.js 调视觉服务→触发喷药</w:t>
             </w:r>
           </w:p>
         </w:tc>
@@ -5721,7 +5908,7 @@
                 <w:sz w:val="21"/>
                 <w:szCs w:val="21"/>
               </w:rPr>
-              <w:t xml:space="preserve">Dify 搭智能体+RAG 知识库→综合决策→指令闭环→小程序</w:t>
+              <w:t xml:space="preserve">Node.js 编排智能体+RAG 知识库（设备决策+农技问答）→ JSON 指令闭环 → Vue 对话</w:t>
             </w:r>
           </w:p>
         </w:tc>
@@ -5748,7 +5935,7 @@
                 <w:sz w:val="21"/>
                 <w:szCs w:val="21"/>
               </w:rPr>
-              <w:t xml:space="preserve">自然语言指令自动执行，误操作有兜底</w:t>
+              <w:t xml:space="preserve">自然语言指令自动执行，农技问答可溯源，误操作有兜底</w:t>
             </w:r>
           </w:p>
         </w:tc>
@@ -5965,7 +6152,7 @@
           <w:sz w:val="24"/>
           <w:szCs w:val="24"/>
         </w:rPr>
-        <w:t xml:space="preserve">低成本：</w:t>
+        <w:t xml:space="preserve">低成本单芯片：</w:t>
       </w:r>
       <w:r>
         <w:rPr>
@@ -5974,7 +6161,7 @@
           <w:sz w:val="24"/>
           <w:szCs w:val="24"/>
         </w:rPr>
-        <w:t xml:space="preserve">硬件总成本低，农户可负担，便于推广。</w:t>
+        <w:t xml:space="preserve">ESP32 单芯片完成采集、拍照、控制与联网，链路最短、硬件成本低，整套闭环可复现，适合竞赛展示与教学科研场景推广。</w:t>
       </w:r>
     </w:p>
     <w:p>
@@ -6210,7 +6397,7 @@
                 <w:sz w:val="21"/>
                 <w:szCs w:val="21"/>
               </w:rPr>
-              <w:t xml:space="preserve">ESP32-CAM 边缘算力不足</w:t>
+              <w:t xml:space="preserve">ESP32-CAM 算力不足</w:t>
             </w:r>
           </w:p>
         </w:tc>
@@ -6269,7 +6456,7 @@
                 <w:sz w:val="21"/>
                 <w:szCs w:val="21"/>
               </w:rPr>
-              <w:t xml:space="preserve">司农本地部署显存要求高</w:t>
+              <w:t xml:space="preserve">ESP32-CAM 引脚少/供电敏感</w:t>
             </w:r>
           </w:p>
         </w:tc>
@@ -6296,7 +6483,7 @@
                 <w:sz w:val="21"/>
                 <w:szCs w:val="21"/>
               </w:rPr>
-              <w:t xml:space="preserve">先用 8B 或 DeepSeek API（现有），作品后期再本地化</w:t>
+              <w:t xml:space="preserve">稳压供电；继电器组用 I/O 扩展（如 PCF8574/74HC595）或精简执行器数量</w:t>
             </w:r>
           </w:p>
         </w:tc>
@@ -6387,7 +6574,7 @@
                 <w:sz w:val="21"/>
                 <w:szCs w:val="21"/>
               </w:rPr>
-              <w:t xml:space="preserve">网络不稳定</w:t>
+              <w:t xml:space="preserve">Wi-Fi 不稳定</w:t>
             </w:r>
           </w:p>
         </w:tc>
@@ -6414,7 +6601,7 @@
                 <w:sz w:val="21"/>
                 <w:szCs w:val="21"/>
               </w:rPr>
-              <w:t xml:space="preserve">本地阈值模式 + W25Q64 日志补传</w:t>
+              <w:t xml:space="preserve">本地阈值模式 + microSD 日志补传</w:t>
             </w:r>
           </w:p>
         </w:tc>
@@ -6473,7 +6660,7 @@
                 <w:sz w:val="21"/>
                 <w:szCs w:val="21"/>
               </w:rPr>
-              <w:t xml:space="preserve">裁剪顺序：合并施肥/给药、生长分析降级为拍照+周报、小程序用农业岛二开</w:t>
+              <w:t xml:space="preserve">裁剪顺序：合并施肥/给药、生长分析降级为拍照+周报、Vue 先做单页大屏</w:t>
             </w:r>
           </w:p>
         </w:tc>
@@ -6606,7 +6793,7 @@
                 <w:sz w:val="21"/>
                 <w:szCs w:val="21"/>
               </w:rPr>
-              <w:t xml:space="preserve">I2C（进行中）</w:t>
+              <w:t xml:space="preserve">I2C（已学）</w:t>
             </w:r>
           </w:p>
         </w:tc>
@@ -6633,7 +6820,7 @@
                 <w:sz w:val="21"/>
                 <w:szCs w:val="21"/>
               </w:rPr>
-              <w:t xml:space="preserve">BH1750 光照驱动（修复 SmartAgriculture 推挽 bug）</w:t>
+              <w:t xml:space="preserve">BH1750/OLED 驱动迁移到 ESP32</w:t>
             </w:r>
           </w:p>
         </w:tc>
@@ -6665,7 +6852,7 @@
                 <w:sz w:val="21"/>
                 <w:szCs w:val="21"/>
               </w:rPr>
-              <w:t xml:space="preserve">SPI（进行中）</w:t>
+              <w:t xml:space="preserve">SPI / 串口（已学）</w:t>
             </w:r>
           </w:p>
         </w:tc>
@@ -6692,7 +6879,7 @@
                 <w:sz w:val="21"/>
                 <w:szCs w:val="21"/>
               </w:rPr>
-              <w:t xml:space="preserve">W25Q64 数据日志</w:t>
+              <w:t xml:space="preserve">microSD 卡日志、调试串口；数据帧设计迁移到 MQTT JSON</w:t>
             </w:r>
           </w:p>
         </w:tc>
@@ -6724,7 +6911,7 @@
                 <w:sz w:val="21"/>
                 <w:szCs w:val="21"/>
               </w:rPr>
-              <w:t xml:space="preserve">DMA + 串口文本包</w:t>
+              <w:t xml:space="preserve">定时器 PWM（已学）</w:t>
             </w:r>
           </w:p>
         </w:tc>
@@ -6751,7 +6938,7 @@
                 <w:sz w:val="21"/>
                 <w:szCs w:val="21"/>
               </w:rPr>
-              <w:t xml:space="preserve">数据帧收发、DMA 不定长接收</w:t>
+              <w:t xml:space="preserve">补光灯调光、风扇调速</w:t>
             </w:r>
           </w:p>
         </w:tc>
@@ -6783,7 +6970,7 @@
                 <w:sz w:val="21"/>
                 <w:szCs w:val="21"/>
               </w:rPr>
-              <w:t xml:space="preserve">定时器 PWM / PID</w:t>
+              <w:t xml:space="preserve">新增：ESP32（Arduino/ESP-IDF）</w:t>
             </w:r>
           </w:p>
         </w:tc>
@@ -6810,7 +6997,7 @@
                 <w:sz w:val="21"/>
                 <w:szCs w:val="21"/>
               </w:rPr>
-              <w:t xml:space="preserve">补光灯调光、温控、泵流量调节</w:t>
+              <w:t xml:space="preserve">感知执行端固件（采集/拍照/控制/本地规则）</w:t>
             </w:r>
           </w:p>
         </w:tc>
@@ -6842,7 +7029,7 @@
                 <w:sz w:val="21"/>
                 <w:szCs w:val="21"/>
               </w:rPr>
-              <w:t xml:space="preserve">LabVIEW UDP/TCP</w:t>
+              <w:t xml:space="preserve">新增：Wi-Fi/MQTT</w:t>
             </w:r>
           </w:p>
         </w:tc>
@@ -6869,7 +7056,7 @@
                 <w:sz w:val="21"/>
                 <w:szCs w:val="21"/>
               </w:rPr>
-              <w:t xml:space="preserve">本地调试上位机（AA55 协议）</w:t>
+              <w:t xml:space="preserve">设备上云通道（MQTT JSON + HTTP 图片）</w:t>
             </w:r>
           </w:p>
         </w:tc>
@@ -6901,7 +7088,7 @@
                 <w:sz w:val="21"/>
                 <w:szCs w:val="21"/>
               </w:rPr>
-              <w:t xml:space="preserve">新增：Python/OpenCV/YOLO</w:t>
+              <w:t xml:space="preserve">新增：Node.js（Express/mqtt.js/WebSocket）</w:t>
             </w:r>
           </w:p>
         </w:tc>
@@ -6928,7 +7115,7 @@
                 <w:sz w:val="21"/>
                 <w:szCs w:val="21"/>
               </w:rPr>
-              <w:t xml:space="preserve">病害检测、生长分析</w:t>
+              <w:t xml:space="preserve">云端平台后端</w:t>
             </w:r>
           </w:p>
         </w:tc>
@@ -6960,7 +7147,7 @@
                 <w:sz w:val="21"/>
                 <w:szCs w:val="21"/>
               </w:rPr>
-              <w:t xml:space="preserve">新增：Dify/Coze + RAG</w:t>
+              <w:t xml:space="preserve">新增：Vue 3 + ECharts</w:t>
             </w:r>
           </w:p>
         </w:tc>
@@ -6987,7 +7174,66 @@
                 <w:sz w:val="21"/>
                 <w:szCs w:val="21"/>
               </w:rPr>
-              <w:t xml:space="preserve">智能体决策层</w:t>
+              <w:t xml:space="preserve">前端大屏/控制页/问答</w:t>
+            </w:r>
+          </w:p>
+        </w:tc>
+      </w:tr>
+      <w:tr>
+        <w:trPr>
+          <w:tblHeader w:val="false"/>
+        </w:trPr>
+        <w:tc>
+          <w:tcPr>
+            <w:tcW w:type="dxa" w:w="3900"/>
+            <w:tcMar>
+              <w:top w:type="dxa" w:w="40"/>
+              <w:left w:type="dxa" w:w="80"/>
+              <w:bottom w:type="dxa" w:w="40"/>
+              <w:right w:type="dxa" w:w="80"/>
+            </w:tcMar>
+            <w:vAlign w:val="center"/>
+          </w:tcPr>
+          <w:p>
+            <w:pPr>
+              <w:spacing w:after="0" w:line="240"/>
+              <w:jc w:val="center"/>
+            </w:pPr>
+            <w:r>
+              <w:rPr>
+                <w:rFonts w:ascii="Times New Roman" w:cs="Times New Roman" w:eastAsia="SimSun" w:hAnsi="Times New Roman"/>
+                <w:color w:val="000000"/>
+                <w:sz w:val="21"/>
+                <w:szCs w:val="21"/>
+              </w:rPr>
+              <w:t xml:space="preserve">新增：Python/OpenCV/YOLO</w:t>
+            </w:r>
+          </w:p>
+        </w:tc>
+        <w:tc>
+          <w:tcPr>
+            <w:tcW w:type="dxa" w:w="5172"/>
+            <w:tcMar>
+              <w:top w:type="dxa" w:w="40"/>
+              <w:left w:type="dxa" w:w="80"/>
+              <w:bottom w:type="dxa" w:w="40"/>
+              <w:right w:type="dxa" w:w="80"/>
+            </w:tcMar>
+            <w:vAlign w:val="center"/>
+          </w:tcPr>
+          <w:p>
+            <w:pPr>
+              <w:spacing w:after="0" w:line="240"/>
+              <w:jc w:val="left"/>
+            </w:pPr>
+            <w:r>
+              <w:rPr>
+                <w:rFonts w:ascii="Times New Roman" w:cs="Times New Roman" w:eastAsia="SimSun" w:hAnsi="Times New Roman"/>
+                <w:color w:val="000000"/>
+                <w:sz w:val="21"/>
+                <w:szCs w:val="21"/>
+              </w:rPr>
+              <w:t xml:space="preserve">视觉服务（独立 AI 服务，Node.js 编排调用）</w:t>
             </w:r>
           </w:p>
         </w:tc>
@@ -7030,7 +7276,7 @@
           <w:sz w:val="24"/>
           <w:szCs w:val="24"/>
         </w:rPr>
-        <w:t xml:space="preserve">搭建 Python + YOLOv8 环境，用 PlantDoc 数据集跑通识别 demo</w:t>
+        <w:t xml:space="preserve">采购/整理 ESP32-CAM 与传感器，跑通 M1：传感器采集 → MQTT → Node.js → Vue 控制页</w:t>
       </w:r>
     </w:p>
     <w:p>
@@ -7053,7 +7299,7 @@
           <w:sz w:val="24"/>
           <w:szCs w:val="24"/>
         </w:rPr>
-        <w:t xml:space="preserve">注册 EMQX/OneNET + Dify 账号，跑通 MQTT 收发</w:t>
+        <w:t xml:space="preserve">搭建 Node.js（Express + mqtt.js）+ Vue 3（Vite + ECharts）脚手架与本地 EMQX</w:t>
       </w:r>
     </w:p>
     <w:p>
@@ -7076,7 +7322,7 @@
           <w:sz w:val="24"/>
           <w:szCs w:val="24"/>
         </w:rPr>
-        <w:t xml:space="preserve">整理 SmartAgriculture 现有代码，启动 M1 感知-控制闭环</w:t>
+        <w:t xml:space="preserve">搭建 Python + YOLOv8 环境，用 PlantDoc 数据集跑通识别 demo</w:t>
       </w:r>
     </w:p>
     <w:sectPr>

--- a/PROPOSAL.docx
+++ b/PROPOSAL.docx
@@ -4597,1486 +4597,7 @@
           <w:sz w:val="32"/>
           <w:szCs w:val="32"/>
         </w:rPr>
-        <w:t xml:space="preserve">附录 A：赛事适配说明（全国范围调研）</w:t>
-      </w:r>
-    </w:p>
-    <w:p>
-      <w:pPr>
-        <w:pStyle w:val="Heading3"/>
-        <w:keepNext/>
-        <w:spacing w:after="120" w:before="240" w:line="360"/>
-      </w:pPr>
-      <w:r>
-        <w:rPr>
-          <w:rFonts w:ascii="Times New Roman" w:cs="Times New Roman" w:eastAsia="SimSun" w:hAnsi="Times New Roman"/>
-          <w:b/>
-          <w:bCs/>
-          <w:sz w:val="24"/>
-          <w:szCs w:val="24"/>
-        </w:rPr>
-        <w:t xml:space="preserve">（一）候选赛事一览</w:t>
-      </w:r>
-    </w:p>
-    <w:tbl>
-      <w:tblPr>
-        <w:tblW w:type="dxa" w:w="9072"/>
-        <w:tblBorders>
-          <w:top w:val="single" w:color="000000" w:sz="12" w:space="0"/>
-          <w:left w:val="none"/>
-          <w:bottom w:val="single" w:color="000000" w:sz="12" w:space="0"/>
-          <w:right w:val="none"/>
-          <w:insideH w:val="none"/>
-          <w:insideV w:val="none"/>
-        </w:tblBorders>
-      </w:tblPr>
-      <w:tblGrid>
-        <w:gridCol w:w="2200"/>
-        <w:gridCol w:w="1750"/>
-        <w:gridCol w:w="1900"/>
-        <w:gridCol w:w="2200"/>
-        <w:gridCol w:w="1022"/>
-      </w:tblGrid>
-      <w:tr>
-        <w:trPr>
-          <w:tblHeader/>
-        </w:trPr>
-        <w:tc>
-          <w:tcPr>
-            <w:tcW w:type="dxa" w:w="2200"/>
-            <w:tcBorders>
-              <w:bottom w:val="single" w:color="000000" w:sz="6" w:space="0"/>
-            </w:tcBorders>
-            <w:tcMar>
-              <w:top w:type="dxa" w:w="40"/>
-              <w:left w:type="dxa" w:w="80"/>
-              <w:bottom w:type="dxa" w:w="40"/>
-              <w:right w:type="dxa" w:w="80"/>
-            </w:tcMar>
-            <w:vAlign w:val="center"/>
-          </w:tcPr>
-          <w:p>
-            <w:pPr>
-              <w:spacing w:after="0" w:line="240"/>
-              <w:jc w:val="center"/>
-            </w:pPr>
-            <w:r>
-              <w:rPr>
-                <w:rFonts w:ascii="Times New Roman" w:cs="Times New Roman" w:eastAsia="SimHei" w:hAnsi="Times New Roman"/>
-                <w:b w:val="false"/>
-                <w:bCs w:val="false"/>
-                <w:sz w:val="21"/>
-                <w:szCs w:val="21"/>
-              </w:rPr>
-              <w:t xml:space="preserve">赛事</w:t>
-            </w:r>
-          </w:p>
-        </w:tc>
-        <w:tc>
-          <w:tcPr>
-            <w:tcW w:type="dxa" w:w="1750"/>
-            <w:tcBorders>
-              <w:bottom w:val="single" w:color="000000" w:sz="6" w:space="0"/>
-            </w:tcBorders>
-            <w:tcMar>
-              <w:top w:type="dxa" w:w="40"/>
-              <w:left w:type="dxa" w:w="80"/>
-              <w:bottom w:type="dxa" w:w="40"/>
-              <w:right w:type="dxa" w:w="80"/>
-            </w:tcMar>
-            <w:vAlign w:val="center"/>
-          </w:tcPr>
-          <w:p>
-            <w:pPr>
-              <w:spacing w:after="0" w:line="240"/>
-              <w:jc w:val="center"/>
-            </w:pPr>
-            <w:r>
-              <w:rPr>
-                <w:rFonts w:ascii="Times New Roman" w:cs="Times New Roman" w:eastAsia="SimHei" w:hAnsi="Times New Roman"/>
-                <w:b w:val="false"/>
-                <w:bCs w:val="false"/>
-                <w:sz w:val="21"/>
-                <w:szCs w:val="21"/>
-              </w:rPr>
-              <w:t xml:space="preserve">主办/组织方</w:t>
-            </w:r>
-          </w:p>
-        </w:tc>
-        <w:tc>
-          <w:tcPr>
-            <w:tcW w:type="dxa" w:w="1900"/>
-            <w:tcBorders>
-              <w:bottom w:val="single" w:color="000000" w:sz="6" w:space="0"/>
-            </w:tcBorders>
-            <w:tcMar>
-              <w:top w:type="dxa" w:w="40"/>
-              <w:left w:type="dxa" w:w="80"/>
-              <w:bottom w:type="dxa" w:w="40"/>
-              <w:right w:type="dxa" w:w="80"/>
-            </w:tcMar>
-            <w:vAlign w:val="center"/>
-          </w:tcPr>
-          <w:p>
-            <w:pPr>
-              <w:spacing w:after="0" w:line="240"/>
-              <w:jc w:val="center"/>
-            </w:pPr>
-            <w:r>
-              <w:rPr>
-                <w:rFonts w:ascii="Times New Roman" w:cs="Times New Roman" w:eastAsia="SimHei" w:hAnsi="Times New Roman"/>
-                <w:b w:val="false"/>
-                <w:bCs w:val="false"/>
-                <w:sz w:val="21"/>
-                <w:szCs w:val="21"/>
-              </w:rPr>
-              <w:t xml:space="preserve">相关方向</w:t>
-            </w:r>
-          </w:p>
-        </w:tc>
-        <w:tc>
-          <w:tcPr>
-            <w:tcW w:type="dxa" w:w="2200"/>
-            <w:tcBorders>
-              <w:bottom w:val="single" w:color="000000" w:sz="6" w:space="0"/>
-            </w:tcBorders>
-            <w:tcMar>
-              <w:top w:type="dxa" w:w="40"/>
-              <w:left w:type="dxa" w:w="80"/>
-              <w:bottom w:type="dxa" w:w="40"/>
-              <w:right w:type="dxa" w:w="80"/>
-            </w:tcMar>
-            <w:vAlign w:val="center"/>
-          </w:tcPr>
-          <w:p>
-            <w:pPr>
-              <w:spacing w:after="0" w:line="240"/>
-              <w:jc w:val="center"/>
-            </w:pPr>
-            <w:r>
-              <w:rPr>
-                <w:rFonts w:ascii="Times New Roman" w:cs="Times New Roman" w:eastAsia="SimHei" w:hAnsi="Times New Roman"/>
-                <w:b w:val="false"/>
-                <w:bCs w:val="false"/>
-                <w:sz w:val="21"/>
-                <w:szCs w:val="21"/>
-              </w:rPr>
-              <w:t xml:space="preserve">与本项目契合点</w:t>
-            </w:r>
-          </w:p>
-        </w:tc>
-        <w:tc>
-          <w:tcPr>
-            <w:tcW w:type="dxa" w:w="1022"/>
-            <w:tcBorders>
-              <w:bottom w:val="single" w:color="000000" w:sz="6" w:space="0"/>
-            </w:tcBorders>
-            <w:tcMar>
-              <w:top w:type="dxa" w:w="40"/>
-              <w:left w:type="dxa" w:w="80"/>
-              <w:bottom w:type="dxa" w:w="40"/>
-              <w:right w:type="dxa" w:w="80"/>
-            </w:tcMar>
-            <w:vAlign w:val="center"/>
-          </w:tcPr>
-          <w:p>
-            <w:pPr>
-              <w:spacing w:after="0" w:line="240"/>
-              <w:jc w:val="center"/>
-            </w:pPr>
-            <w:r>
-              <w:rPr>
-                <w:rFonts w:ascii="Times New Roman" w:cs="Times New Roman" w:eastAsia="SimHei" w:hAnsi="Times New Roman"/>
-                <w:b w:val="false"/>
-                <w:bCs w:val="false"/>
-                <w:sz w:val="21"/>
-                <w:szCs w:val="21"/>
-              </w:rPr>
-              <w:t xml:space="preserve">时间窗口（以官方通知为准）</w:t>
-            </w:r>
-          </w:p>
-        </w:tc>
-      </w:tr>
-      <w:tr>
-        <w:trPr>
-          <w:tblHeader w:val="false"/>
-        </w:trPr>
-        <w:tc>
-          <w:tcPr>
-            <w:tcW w:type="dxa" w:w="2200"/>
-            <w:tcMar>
-              <w:top w:type="dxa" w:w="40"/>
-              <w:left w:type="dxa" w:w="80"/>
-              <w:bottom w:type="dxa" w:w="40"/>
-              <w:right w:type="dxa" w:w="80"/>
-            </w:tcMar>
-            <w:vAlign w:val="center"/>
-          </w:tcPr>
-          <w:p>
-            <w:pPr>
-              <w:spacing w:after="0" w:line="240"/>
-              <w:jc w:val="left"/>
-            </w:pPr>
-            <w:r>
-              <w:rPr>
-                <w:rFonts w:ascii="Times New Roman" w:cs="Times New Roman" w:eastAsia="SimSun" w:hAnsi="Times New Roman"/>
-                <w:color w:val="000000"/>
-                <w:sz w:val="21"/>
-                <w:szCs w:val="21"/>
-              </w:rPr>
-              <w:t xml:space="preserve">智慧农业创新大赛</w:t>
-            </w:r>
-          </w:p>
-        </w:tc>
-        <w:tc>
-          <w:tcPr>
-            <w:tcW w:type="dxa" w:w="1750"/>
-            <w:tcMar>
-              <w:top w:type="dxa" w:w="40"/>
-              <w:left w:type="dxa" w:w="80"/>
-              <w:bottom w:type="dxa" w:w="40"/>
-              <w:right w:type="dxa" w:w="80"/>
-            </w:tcMar>
-            <w:vAlign w:val="center"/>
-          </w:tcPr>
-          <w:p>
-            <w:pPr>
-              <w:spacing w:after="0" w:line="240"/>
-              <w:jc w:val="left"/>
-            </w:pPr>
-            <w:r>
-              <w:rPr>
-                <w:rFonts w:ascii="Times New Roman" w:cs="Times New Roman" w:eastAsia="SimSun" w:hAnsi="Times New Roman"/>
-                <w:color w:val="000000"/>
-                <w:sz w:val="21"/>
-                <w:szCs w:val="21"/>
-              </w:rPr>
-              <w:t xml:space="preserve">农业农村部信息中心等</w:t>
-            </w:r>
-          </w:p>
-        </w:tc>
-        <w:tc>
-          <w:tcPr>
-            <w:tcW w:type="dxa" w:w="1900"/>
-            <w:tcMar>
-              <w:top w:type="dxa" w:w="40"/>
-              <w:left w:type="dxa" w:w="80"/>
-              <w:bottom w:type="dxa" w:w="40"/>
-              <w:right w:type="dxa" w:w="80"/>
-            </w:tcMar>
-            <w:vAlign w:val="center"/>
-          </w:tcPr>
-          <w:p>
-            <w:pPr>
-              <w:spacing w:after="0" w:line="240"/>
-              <w:jc w:val="left"/>
-            </w:pPr>
-            <w:r>
-              <w:rPr>
-                <w:rFonts w:ascii="Times New Roman" w:cs="Times New Roman" w:eastAsia="SimSun" w:hAnsi="Times New Roman"/>
-                <w:color w:val="000000"/>
-                <w:sz w:val="21"/>
-                <w:szCs w:val="21"/>
-              </w:rPr>
-              <w:t xml:space="preserve">智能农机、采摘机器人、巡检、鱼群检测六大赛道</w:t>
-            </w:r>
-          </w:p>
-        </w:tc>
-        <w:tc>
-          <w:tcPr>
-            <w:tcW w:type="dxa" w:w="2200"/>
-            <w:tcMar>
-              <w:top w:type="dxa" w:w="40"/>
-              <w:left w:type="dxa" w:w="80"/>
-              <w:bottom w:type="dxa" w:w="40"/>
-              <w:right w:type="dxa" w:w="80"/>
-            </w:tcMar>
-            <w:vAlign w:val="center"/>
-          </w:tcPr>
-          <w:p>
-            <w:pPr>
-              <w:spacing w:after="0" w:line="240"/>
-              <w:jc w:val="left"/>
-            </w:pPr>
-            <w:r>
-              <w:rPr>
-                <w:rFonts w:ascii="Times New Roman" w:cs="Times New Roman" w:eastAsia="SimSun" w:hAnsi="Times New Roman"/>
-                <w:color w:val="000000"/>
-                <w:sz w:val="21"/>
-                <w:szCs w:val="21"/>
-              </w:rPr>
-              <w:t xml:space="preserve">感知—决策—执行设备级闭环底座，可向采摘/巡检赛道迁移</w:t>
-            </w:r>
-          </w:p>
-        </w:tc>
-        <w:tc>
-          <w:tcPr>
-            <w:tcW w:type="dxa" w:w="1022"/>
-            <w:tcMar>
-              <w:top w:type="dxa" w:w="40"/>
-              <w:left w:type="dxa" w:w="80"/>
-              <w:bottom w:type="dxa" w:w="40"/>
-              <w:right w:type="dxa" w:w="80"/>
-            </w:tcMar>
-            <w:vAlign w:val="center"/>
-          </w:tcPr>
-          <w:p>
-            <w:pPr>
-              <w:spacing w:after="0" w:line="240"/>
-              <w:jc w:val="left"/>
-            </w:pPr>
-            <w:r>
-              <w:rPr>
-                <w:rFonts w:ascii="Times New Roman" w:cs="Times New Roman" w:eastAsia="SimSun" w:hAnsi="Times New Roman"/>
-                <w:color w:val="000000"/>
-                <w:sz w:val="21"/>
-                <w:szCs w:val="21"/>
-              </w:rPr>
-              <w:t xml:space="preserve">每年 7 月左右现场竞技</w:t>
-            </w:r>
-          </w:p>
-        </w:tc>
-      </w:tr>
-      <w:tr>
-        <w:trPr>
-          <w:tblHeader w:val="false"/>
-        </w:trPr>
-        <w:tc>
-          <w:tcPr>
-            <w:tcW w:type="dxa" w:w="2200"/>
-            <w:tcMar>
-              <w:top w:type="dxa" w:w="40"/>
-              <w:left w:type="dxa" w:w="80"/>
-              <w:bottom w:type="dxa" w:w="40"/>
-              <w:right w:type="dxa" w:w="80"/>
-            </w:tcMar>
-            <w:vAlign w:val="center"/>
-          </w:tcPr>
-          <w:p>
-            <w:pPr>
-              <w:spacing w:after="0" w:line="240"/>
-              <w:jc w:val="left"/>
-            </w:pPr>
-            <w:r>
-              <w:rPr>
-                <w:rFonts w:ascii="Times New Roman" w:cs="Times New Roman" w:eastAsia="SimSun" w:hAnsi="Times New Roman"/>
-                <w:color w:val="000000"/>
-                <w:sz w:val="21"/>
-                <w:szCs w:val="21"/>
-              </w:rPr>
-              <w:t xml:space="preserve">国际大学生智能农业装备创新大赛（天鹅杯）</w:t>
-            </w:r>
-          </w:p>
-        </w:tc>
-        <w:tc>
-          <w:tcPr>
-            <w:tcW w:type="dxa" w:w="1750"/>
-            <w:tcMar>
-              <w:top w:type="dxa" w:w="40"/>
-              <w:left w:type="dxa" w:w="80"/>
-              <w:bottom w:type="dxa" w:w="40"/>
-              <w:right w:type="dxa" w:w="80"/>
-            </w:tcMar>
-            <w:vAlign w:val="center"/>
-          </w:tcPr>
-          <w:p>
-            <w:pPr>
-              <w:spacing w:after="0" w:line="240"/>
-              <w:jc w:val="left"/>
-            </w:pPr>
-            <w:r>
-              <w:rPr>
-                <w:rFonts w:ascii="Times New Roman" w:cs="Times New Roman" w:eastAsia="SimSun" w:hAnsi="Times New Roman"/>
-                <w:color w:val="000000"/>
-                <w:sz w:val="21"/>
-                <w:szCs w:val="21"/>
-              </w:rPr>
-              <w:t xml:space="preserve">江苏大学等发起，国际赛事</w:t>
-            </w:r>
-          </w:p>
-        </w:tc>
-        <w:tc>
-          <w:tcPr>
-            <w:tcW w:type="dxa" w:w="1900"/>
-            <w:tcMar>
-              <w:top w:type="dxa" w:w="40"/>
-              <w:left w:type="dxa" w:w="80"/>
-              <w:bottom w:type="dxa" w:w="40"/>
-              <w:right w:type="dxa" w:w="80"/>
-            </w:tcMar>
-            <w:vAlign w:val="center"/>
-          </w:tcPr>
-          <w:p>
-            <w:pPr>
-              <w:spacing w:after="0" w:line="240"/>
-              <w:jc w:val="left"/>
-            </w:pPr>
-            <w:r>
-              <w:rPr>
-                <w:rFonts w:ascii="Times New Roman" w:cs="Times New Roman" w:eastAsia="SimSun" w:hAnsi="Times New Roman"/>
-                <w:color w:val="000000"/>
-                <w:sz w:val="21"/>
-                <w:szCs w:val="21"/>
-              </w:rPr>
-              <w:t xml:space="preserve">A 自由选题（A1–A8）/B 机器人/C 企业命题/D 概念设计</w:t>
-            </w:r>
-          </w:p>
-        </w:tc>
-        <w:tc>
-          <w:tcPr>
-            <w:tcW w:type="dxa" w:w="2200"/>
-            <w:tcMar>
-              <w:top w:type="dxa" w:w="40"/>
-              <w:left w:type="dxa" w:w="80"/>
-              <w:bottom w:type="dxa" w:w="40"/>
-              <w:right w:type="dxa" w:w="80"/>
-            </w:tcMar>
-            <w:vAlign w:val="center"/>
-          </w:tcPr>
-          <w:p>
-            <w:pPr>
-              <w:spacing w:after="0" w:line="240"/>
-              <w:jc w:val="left"/>
-            </w:pPr>
-            <w:r>
-              <w:rPr>
-                <w:rFonts w:ascii="Times New Roman" w:cs="Times New Roman" w:eastAsia="SimSun" w:hAnsi="Times New Roman"/>
-                <w:color w:val="000000"/>
-                <w:sz w:val="21"/>
-                <w:szCs w:val="21"/>
-              </w:rPr>
-              <w:t xml:space="preserve">A 类智能种植/田间管理/灌溉装备发明；B 类机器人</w:t>
-            </w:r>
-          </w:p>
-        </w:tc>
-        <w:tc>
-          <w:tcPr>
-            <w:tcW w:type="dxa" w:w="1022"/>
-            <w:tcMar>
-              <w:top w:type="dxa" w:w="40"/>
-              <w:left w:type="dxa" w:w="80"/>
-              <w:bottom w:type="dxa" w:w="40"/>
-              <w:right w:type="dxa" w:w="80"/>
-            </w:tcMar>
-            <w:vAlign w:val="center"/>
-          </w:tcPr>
-          <w:p>
-            <w:pPr>
-              <w:spacing w:after="0" w:line="240"/>
-              <w:jc w:val="left"/>
-            </w:pPr>
-            <w:r>
-              <w:rPr>
-                <w:rFonts w:ascii="Times New Roman" w:cs="Times New Roman" w:eastAsia="SimSun" w:hAnsi="Times New Roman"/>
-                <w:color w:val="000000"/>
-                <w:sz w:val="21"/>
-                <w:szCs w:val="21"/>
-              </w:rPr>
-              <w:t xml:space="preserve">每年 9 月启动，次年 5 月决赛</w:t>
-            </w:r>
-          </w:p>
-        </w:tc>
-      </w:tr>
-      <w:tr>
-        <w:trPr>
-          <w:tblHeader w:val="false"/>
-        </w:trPr>
-        <w:tc>
-          <w:tcPr>
-            <w:tcW w:type="dxa" w:w="2200"/>
-            <w:tcMar>
-              <w:top w:type="dxa" w:w="40"/>
-              <w:left w:type="dxa" w:w="80"/>
-              <w:bottom w:type="dxa" w:w="40"/>
-              <w:right w:type="dxa" w:w="80"/>
-            </w:tcMar>
-            <w:vAlign w:val="center"/>
-          </w:tcPr>
-          <w:p>
-            <w:pPr>
-              <w:spacing w:after="0" w:line="240"/>
-              <w:jc w:val="left"/>
-            </w:pPr>
-            <w:r>
-              <w:rPr>
-                <w:rFonts w:ascii="Times New Roman" w:cs="Times New Roman" w:eastAsia="SimSun" w:hAnsi="Times New Roman"/>
-                <w:color w:val="000000"/>
-                <w:sz w:val="21"/>
-                <w:szCs w:val="21"/>
-              </w:rPr>
-              <w:t xml:space="preserve">全国大学生物联网设计竞赛（华为杯）</w:t>
-            </w:r>
-          </w:p>
-        </w:tc>
-        <w:tc>
-          <w:tcPr>
-            <w:tcW w:type="dxa" w:w="1750"/>
-            <w:tcMar>
-              <w:top w:type="dxa" w:w="40"/>
-              <w:left w:type="dxa" w:w="80"/>
-              <w:bottom w:type="dxa" w:w="40"/>
-              <w:right w:type="dxa" w:w="80"/>
-            </w:tcMar>
-            <w:vAlign w:val="center"/>
-          </w:tcPr>
-          <w:p>
-            <w:pPr>
-              <w:spacing w:after="0" w:line="240"/>
-              <w:jc w:val="left"/>
-            </w:pPr>
-            <w:r>
-              <w:rPr>
-                <w:rFonts w:ascii="Times New Roman" w:cs="Times New Roman" w:eastAsia="SimSun" w:hAnsi="Times New Roman"/>
-                <w:color w:val="000000"/>
-                <w:sz w:val="21"/>
-                <w:szCs w:val="21"/>
-              </w:rPr>
-              <w:t xml:space="preserve">华为等企业支持的综合赛事</w:t>
-            </w:r>
-          </w:p>
-        </w:tc>
-        <w:tc>
-          <w:tcPr>
-            <w:tcW w:type="dxa" w:w="1900"/>
-            <w:tcMar>
-              <w:top w:type="dxa" w:w="40"/>
-              <w:left w:type="dxa" w:w="80"/>
-              <w:bottom w:type="dxa" w:w="40"/>
-              <w:right w:type="dxa" w:w="80"/>
-            </w:tcMar>
-            <w:vAlign w:val="center"/>
-          </w:tcPr>
-          <w:p>
-            <w:pPr>
-              <w:spacing w:after="0" w:line="240"/>
-              <w:jc w:val="left"/>
-            </w:pPr>
-            <w:r>
-              <w:rPr>
-                <w:rFonts w:ascii="Times New Roman" w:cs="Times New Roman" w:eastAsia="SimSun" w:hAnsi="Times New Roman"/>
-                <w:color w:val="000000"/>
-                <w:sz w:val="21"/>
-                <w:szCs w:val="21"/>
-              </w:rPr>
-              <w:t xml:space="preserve">智慧农业物联网系统</w:t>
-            </w:r>
-          </w:p>
-        </w:tc>
-        <w:tc>
-          <w:tcPr>
-            <w:tcW w:type="dxa" w:w="2200"/>
-            <w:tcMar>
-              <w:top w:type="dxa" w:w="40"/>
-              <w:left w:type="dxa" w:w="80"/>
-              <w:bottom w:type="dxa" w:w="40"/>
-              <w:right w:type="dxa" w:w="80"/>
-            </w:tcMar>
-            <w:vAlign w:val="center"/>
-          </w:tcPr>
-          <w:p>
-            <w:pPr>
-              <w:spacing w:after="0" w:line="240"/>
-              <w:jc w:val="left"/>
-            </w:pPr>
-            <w:r>
-              <w:rPr>
-                <w:rFonts w:ascii="Times New Roman" w:cs="Times New Roman" w:eastAsia="SimSun" w:hAnsi="Times New Roman"/>
-                <w:color w:val="000000"/>
-                <w:sz w:val="21"/>
-                <w:szCs w:val="21"/>
-              </w:rPr>
-              <w:t xml:space="preserve">ESP32+MQTT+Node.js+Vue 全链路直接对口</w:t>
-            </w:r>
-          </w:p>
-        </w:tc>
-        <w:tc>
-          <w:tcPr>
-            <w:tcW w:type="dxa" w:w="1022"/>
-            <w:tcMar>
-              <w:top w:type="dxa" w:w="40"/>
-              <w:left w:type="dxa" w:w="80"/>
-              <w:bottom w:type="dxa" w:w="40"/>
-              <w:right w:type="dxa" w:w="80"/>
-            </w:tcMar>
-            <w:vAlign w:val="center"/>
-          </w:tcPr>
-          <w:p>
-            <w:pPr>
-              <w:spacing w:after="0" w:line="240"/>
-              <w:jc w:val="left"/>
-            </w:pPr>
-            <w:r>
-              <w:rPr>
-                <w:rFonts w:ascii="Times New Roman" w:cs="Times New Roman" w:eastAsia="SimSun" w:hAnsi="Times New Roman"/>
-                <w:color w:val="000000"/>
-                <w:sz w:val="21"/>
-                <w:szCs w:val="21"/>
-              </w:rPr>
-              <w:t xml:space="preserve">每年 4—8 月</w:t>
-            </w:r>
-          </w:p>
-        </w:tc>
-      </w:tr>
-      <w:tr>
-        <w:trPr>
-          <w:tblHeader w:val="false"/>
-        </w:trPr>
-        <w:tc>
-          <w:tcPr>
-            <w:tcW w:type="dxa" w:w="2200"/>
-            <w:tcMar>
-              <w:top w:type="dxa" w:w="40"/>
-              <w:left w:type="dxa" w:w="80"/>
-              <w:bottom w:type="dxa" w:w="40"/>
-              <w:right w:type="dxa" w:w="80"/>
-            </w:tcMar>
-            <w:vAlign w:val="center"/>
-          </w:tcPr>
-          <w:p>
-            <w:pPr>
-              <w:spacing w:after="0" w:line="240"/>
-              <w:jc w:val="left"/>
-            </w:pPr>
-            <w:r>
-              <w:rPr>
-                <w:rFonts w:ascii="Times New Roman" w:cs="Times New Roman" w:eastAsia="SimSun" w:hAnsi="Times New Roman"/>
-                <w:color w:val="000000"/>
-                <w:sz w:val="21"/>
-                <w:szCs w:val="21"/>
-              </w:rPr>
-              <w:t xml:space="preserve">海峡两岸暨港澳地区大学生计算机创新作品赛</w:t>
-            </w:r>
-          </w:p>
-        </w:tc>
-        <w:tc>
-          <w:tcPr>
-            <w:tcW w:type="dxa" w:w="1750"/>
-            <w:tcMar>
-              <w:top w:type="dxa" w:w="40"/>
-              <w:left w:type="dxa" w:w="80"/>
-              <w:bottom w:type="dxa" w:w="40"/>
-              <w:right w:type="dxa" w:w="80"/>
-            </w:tcMar>
-            <w:vAlign w:val="center"/>
-          </w:tcPr>
-          <w:p>
-            <w:pPr>
-              <w:spacing w:after="0" w:line="240"/>
-              <w:jc w:val="left"/>
-            </w:pPr>
-            <w:r>
-              <w:rPr>
-                <w:rFonts w:ascii="Times New Roman" w:cs="Times New Roman" w:eastAsia="SimSun" w:hAnsi="Times New Roman"/>
-                <w:color w:val="000000"/>
-                <w:sz w:val="21"/>
-                <w:szCs w:val="21"/>
-              </w:rPr>
-              <w:t xml:space="preserve">全国性分区赛+总决赛</w:t>
-            </w:r>
-          </w:p>
-        </w:tc>
-        <w:tc>
-          <w:tcPr>
-            <w:tcW w:type="dxa" w:w="1900"/>
-            <w:tcMar>
-              <w:top w:type="dxa" w:w="40"/>
-              <w:left w:type="dxa" w:w="80"/>
-              <w:bottom w:type="dxa" w:w="40"/>
-              <w:right w:type="dxa" w:w="80"/>
-            </w:tcMar>
-            <w:vAlign w:val="center"/>
-          </w:tcPr>
-          <w:p>
-            <w:pPr>
-              <w:spacing w:after="0" w:line="240"/>
-              <w:jc w:val="left"/>
-            </w:pPr>
-            <w:r>
-              <w:rPr>
-                <w:rFonts w:ascii="Times New Roman" w:cs="Times New Roman" w:eastAsia="SimSun" w:hAnsi="Times New Roman"/>
-                <w:color w:val="000000"/>
-                <w:sz w:val="21"/>
-                <w:szCs w:val="21"/>
-              </w:rPr>
-              <w:t xml:space="preserve">计算机、人工智能、智能装备</w:t>
-            </w:r>
-          </w:p>
-        </w:tc>
-        <w:tc>
-          <w:tcPr>
-            <w:tcW w:type="dxa" w:w="2200"/>
-            <w:tcMar>
-              <w:top w:type="dxa" w:w="40"/>
-              <w:left w:type="dxa" w:w="80"/>
-              <w:bottom w:type="dxa" w:w="40"/>
-              <w:right w:type="dxa" w:w="80"/>
-            </w:tcMar>
-            <w:vAlign w:val="center"/>
-          </w:tcPr>
-          <w:p>
-            <w:pPr>
-              <w:spacing w:after="0" w:line="240"/>
-              <w:jc w:val="left"/>
-            </w:pPr>
-            <w:r>
-              <w:rPr>
-                <w:rFonts w:ascii="Times New Roman" w:cs="Times New Roman" w:eastAsia="SimSun" w:hAnsi="Times New Roman"/>
-                <w:color w:val="000000"/>
-                <w:sz w:val="21"/>
-                <w:szCs w:val="21"/>
-              </w:rPr>
-              <w:t xml:space="preserve">本科生独立完成、可现场展示的软硬一体作品</w:t>
-            </w:r>
-          </w:p>
-        </w:tc>
-        <w:tc>
-          <w:tcPr>
-            <w:tcW w:type="dxa" w:w="1022"/>
-            <w:tcMar>
-              <w:top w:type="dxa" w:w="40"/>
-              <w:left w:type="dxa" w:w="80"/>
-              <w:bottom w:type="dxa" w:w="40"/>
-              <w:right w:type="dxa" w:w="80"/>
-            </w:tcMar>
-            <w:vAlign w:val="center"/>
-          </w:tcPr>
-          <w:p>
-            <w:pPr>
-              <w:spacing w:after="0" w:line="240"/>
-              <w:jc w:val="left"/>
-            </w:pPr>
-            <w:r>
-              <w:rPr>
-                <w:rFonts w:ascii="Times New Roman" w:cs="Times New Roman" w:eastAsia="SimSun" w:hAnsi="Times New Roman"/>
-                <w:color w:val="000000"/>
-                <w:sz w:val="21"/>
-                <w:szCs w:val="21"/>
-              </w:rPr>
-              <w:t xml:space="preserve">每年 3 月报名，7 月总决赛</w:t>
-            </w:r>
-          </w:p>
-        </w:tc>
-      </w:tr>
-      <w:tr>
-        <w:trPr>
-          <w:tblHeader w:val="false"/>
-        </w:trPr>
-        <w:tc>
-          <w:tcPr>
-            <w:tcW w:type="dxa" w:w="2200"/>
-            <w:tcMar>
-              <w:top w:type="dxa" w:w="40"/>
-              <w:left w:type="dxa" w:w="80"/>
-              <w:bottom w:type="dxa" w:w="40"/>
-              <w:right w:type="dxa" w:w="80"/>
-            </w:tcMar>
-            <w:vAlign w:val="center"/>
-          </w:tcPr>
-          <w:p>
-            <w:pPr>
-              <w:spacing w:after="0" w:line="240"/>
-              <w:jc w:val="left"/>
-            </w:pPr>
-            <w:r>
-              <w:rPr>
-                <w:rFonts w:ascii="Times New Roman" w:cs="Times New Roman" w:eastAsia="SimSun" w:hAnsi="Times New Roman"/>
-                <w:color w:val="000000"/>
-                <w:sz w:val="21"/>
-                <w:szCs w:val="21"/>
-              </w:rPr>
-              <w:t xml:space="preserve">挑战杯「人工智能+」专项赛</w:t>
-            </w:r>
-          </w:p>
-        </w:tc>
-        <w:tc>
-          <w:tcPr>
-            <w:tcW w:type="dxa" w:w="1750"/>
-            <w:tcMar>
-              <w:top w:type="dxa" w:w="40"/>
-              <w:left w:type="dxa" w:w="80"/>
-              <w:bottom w:type="dxa" w:w="40"/>
-              <w:right w:type="dxa" w:w="80"/>
-            </w:tcMar>
-            <w:vAlign w:val="center"/>
-          </w:tcPr>
-          <w:p>
-            <w:pPr>
-              <w:spacing w:after="0" w:line="240"/>
-              <w:jc w:val="left"/>
-            </w:pPr>
-            <w:r>
-              <w:rPr>
-                <w:rFonts w:ascii="Times New Roman" w:cs="Times New Roman" w:eastAsia="SimSun" w:hAnsi="Times New Roman"/>
-                <w:color w:val="000000"/>
-                <w:sz w:val="21"/>
-                <w:szCs w:val="21"/>
-              </w:rPr>
-              <w:t xml:space="preserve">共青团中央等</w:t>
-            </w:r>
-          </w:p>
-        </w:tc>
-        <w:tc>
-          <w:tcPr>
-            <w:tcW w:type="dxa" w:w="1900"/>
-            <w:tcMar>
-              <w:top w:type="dxa" w:w="40"/>
-              <w:left w:type="dxa" w:w="80"/>
-              <w:bottom w:type="dxa" w:w="40"/>
-              <w:right w:type="dxa" w:w="80"/>
-            </w:tcMar>
-            <w:vAlign w:val="center"/>
-          </w:tcPr>
-          <w:p>
-            <w:pPr>
-              <w:spacing w:after="0" w:line="240"/>
-              <w:jc w:val="left"/>
-            </w:pPr>
-            <w:r>
-              <w:rPr>
-                <w:rFonts w:ascii="Times New Roman" w:cs="Times New Roman" w:eastAsia="SimSun" w:hAnsi="Times New Roman"/>
-                <w:color w:val="000000"/>
-                <w:sz w:val="21"/>
-                <w:szCs w:val="21"/>
-              </w:rPr>
-              <w:t xml:space="preserve">AI 赋能产业应用</w:t>
-            </w:r>
-          </w:p>
-        </w:tc>
-        <w:tc>
-          <w:tcPr>
-            <w:tcW w:type="dxa" w:w="2200"/>
-            <w:tcMar>
-              <w:top w:type="dxa" w:w="40"/>
-              <w:left w:type="dxa" w:w="80"/>
-              <w:bottom w:type="dxa" w:w="40"/>
-              <w:right w:type="dxa" w:w="80"/>
-            </w:tcMar>
-            <w:vAlign w:val="center"/>
-          </w:tcPr>
-          <w:p>
-            <w:pPr>
-              <w:spacing w:after="0" w:line="240"/>
-              <w:jc w:val="left"/>
-            </w:pPr>
-            <w:r>
-              <w:rPr>
-                <w:rFonts w:ascii="Times New Roman" w:cs="Times New Roman" w:eastAsia="SimSun" w:hAnsi="Times New Roman"/>
-                <w:color w:val="000000"/>
-                <w:sz w:val="21"/>
-                <w:szCs w:val="21"/>
-              </w:rPr>
-              <w:t xml:space="preserve">大模型智能体 + 设备执行闭环</w:t>
-            </w:r>
-          </w:p>
-        </w:tc>
-        <w:tc>
-          <w:tcPr>
-            <w:tcW w:type="dxa" w:w="1022"/>
-            <w:tcMar>
-              <w:top w:type="dxa" w:w="40"/>
-              <w:left w:type="dxa" w:w="80"/>
-              <w:bottom w:type="dxa" w:w="40"/>
-              <w:right w:type="dxa" w:w="80"/>
-            </w:tcMar>
-            <w:vAlign w:val="center"/>
-          </w:tcPr>
-          <w:p>
-            <w:pPr>
-              <w:spacing w:after="0" w:line="240"/>
-              <w:jc w:val="left"/>
-            </w:pPr>
-            <w:r>
-              <w:rPr>
-                <w:rFonts w:ascii="Times New Roman" w:cs="Times New Roman" w:eastAsia="SimSun" w:hAnsi="Times New Roman"/>
-                <w:color w:val="000000"/>
-                <w:sz w:val="21"/>
-                <w:szCs w:val="21"/>
-              </w:rPr>
-              <w:t xml:space="preserve">每年 10—11 月终审</w:t>
-            </w:r>
-          </w:p>
-        </w:tc>
-      </w:tr>
-      <w:tr>
-        <w:trPr>
-          <w:tblHeader w:val="false"/>
-        </w:trPr>
-        <w:tc>
-          <w:tcPr>
-            <w:tcW w:type="dxa" w:w="2200"/>
-            <w:tcMar>
-              <w:top w:type="dxa" w:w="40"/>
-              <w:left w:type="dxa" w:w="80"/>
-              <w:bottom w:type="dxa" w:w="40"/>
-              <w:right w:type="dxa" w:w="80"/>
-            </w:tcMar>
-            <w:vAlign w:val="center"/>
-          </w:tcPr>
-          <w:p>
-            <w:pPr>
-              <w:spacing w:after="0" w:line="240"/>
-              <w:jc w:val="left"/>
-            </w:pPr>
-            <w:r>
-              <w:rPr>
-                <w:rFonts w:ascii="Times New Roman" w:cs="Times New Roman" w:eastAsia="SimSun" w:hAnsi="Times New Roman"/>
-                <w:color w:val="000000"/>
-                <w:sz w:val="21"/>
-                <w:szCs w:val="21"/>
-              </w:rPr>
-              <w:t xml:space="preserve">中国国际大学生创新大赛</w:t>
-            </w:r>
-          </w:p>
-        </w:tc>
-        <w:tc>
-          <w:tcPr>
-            <w:tcW w:type="dxa" w:w="1750"/>
-            <w:tcMar>
-              <w:top w:type="dxa" w:w="40"/>
-              <w:left w:type="dxa" w:w="80"/>
-              <w:bottom w:type="dxa" w:w="40"/>
-              <w:right w:type="dxa" w:w="80"/>
-            </w:tcMar>
-            <w:vAlign w:val="center"/>
-          </w:tcPr>
-          <w:p>
-            <w:pPr>
-              <w:spacing w:after="0" w:line="240"/>
-              <w:jc w:val="left"/>
-            </w:pPr>
-            <w:r>
-              <w:rPr>
-                <w:rFonts w:ascii="Times New Roman" w:cs="Times New Roman" w:eastAsia="SimSun" w:hAnsi="Times New Roman"/>
-                <w:color w:val="000000"/>
-                <w:sz w:val="21"/>
-                <w:szCs w:val="21"/>
-              </w:rPr>
-              <w:t xml:space="preserve">教育部等</w:t>
-            </w:r>
-          </w:p>
-        </w:tc>
-        <w:tc>
-          <w:tcPr>
-            <w:tcW w:type="dxa" w:w="1900"/>
-            <w:tcMar>
-              <w:top w:type="dxa" w:w="40"/>
-              <w:left w:type="dxa" w:w="80"/>
-              <w:bottom w:type="dxa" w:w="40"/>
-              <w:right w:type="dxa" w:w="80"/>
-            </w:tcMar>
-            <w:vAlign w:val="center"/>
-          </w:tcPr>
-          <w:p>
-            <w:pPr>
-              <w:spacing w:after="0" w:line="240"/>
-              <w:jc w:val="left"/>
-            </w:pPr>
-            <w:r>
-              <w:rPr>
-                <w:rFonts w:ascii="Times New Roman" w:cs="Times New Roman" w:eastAsia="SimSun" w:hAnsi="Times New Roman"/>
-                <w:color w:val="000000"/>
-                <w:sz w:val="21"/>
-                <w:szCs w:val="21"/>
-              </w:rPr>
-              <w:t xml:space="preserve">高教主赛道、红旅赛道</w:t>
-            </w:r>
-          </w:p>
-        </w:tc>
-        <w:tc>
-          <w:tcPr>
-            <w:tcW w:type="dxa" w:w="2200"/>
-            <w:tcMar>
-              <w:top w:type="dxa" w:w="40"/>
-              <w:left w:type="dxa" w:w="80"/>
-              <w:bottom w:type="dxa" w:w="40"/>
-              <w:right w:type="dxa" w:w="80"/>
-            </w:tcMar>
-            <w:vAlign w:val="center"/>
-          </w:tcPr>
-          <w:p>
-            <w:pPr>
-              <w:spacing w:after="0" w:line="240"/>
-              <w:jc w:val="left"/>
-            </w:pPr>
-            <w:r>
-              <w:rPr>
-                <w:rFonts w:ascii="Times New Roman" w:cs="Times New Roman" w:eastAsia="SimSun" w:hAnsi="Times New Roman"/>
-                <w:color w:val="000000"/>
-                <w:sz w:val="21"/>
-                <w:szCs w:val="21"/>
-              </w:rPr>
-              <w:t xml:space="preserve">软硬一体 + 乡村落地叙事</w:t>
-            </w:r>
-          </w:p>
-        </w:tc>
-        <w:tc>
-          <w:tcPr>
-            <w:tcW w:type="dxa" w:w="1022"/>
-            <w:tcMar>
-              <w:top w:type="dxa" w:w="40"/>
-              <w:left w:type="dxa" w:w="80"/>
-              <w:bottom w:type="dxa" w:w="40"/>
-              <w:right w:type="dxa" w:w="80"/>
-            </w:tcMar>
-            <w:vAlign w:val="center"/>
-          </w:tcPr>
-          <w:p>
-            <w:pPr>
-              <w:spacing w:after="0" w:line="240"/>
-              <w:jc w:val="left"/>
-            </w:pPr>
-            <w:r>
-              <w:rPr>
-                <w:rFonts w:ascii="Times New Roman" w:cs="Times New Roman" w:eastAsia="SimSun" w:hAnsi="Times New Roman"/>
-                <w:color w:val="000000"/>
-                <w:sz w:val="21"/>
-                <w:szCs w:val="21"/>
-              </w:rPr>
-              <w:t xml:space="preserve">每年 4—10 月</w:t>
-            </w:r>
-          </w:p>
-        </w:tc>
-      </w:tr>
-      <w:tr>
-        <w:trPr>
-          <w:tblHeader w:val="false"/>
-        </w:trPr>
-        <w:tc>
-          <w:tcPr>
-            <w:tcW w:type="dxa" w:w="2200"/>
-            <w:tcMar>
-              <w:top w:type="dxa" w:w="40"/>
-              <w:left w:type="dxa" w:w="80"/>
-              <w:bottom w:type="dxa" w:w="40"/>
-              <w:right w:type="dxa" w:w="80"/>
-            </w:tcMar>
-            <w:vAlign w:val="center"/>
-          </w:tcPr>
-          <w:p>
-            <w:pPr>
-              <w:spacing w:after="0" w:line="240"/>
-              <w:jc w:val="left"/>
-            </w:pPr>
-            <w:r>
-              <w:rPr>
-                <w:rFonts w:ascii="Times New Roman" w:cs="Times New Roman" w:eastAsia="SimSun" w:hAnsi="Times New Roman"/>
-                <w:color w:val="000000"/>
-                <w:sz w:val="21"/>
-                <w:szCs w:val="21"/>
-              </w:rPr>
-              <w:t xml:space="preserve">中国研究生电子设计竞赛</w:t>
-            </w:r>
-          </w:p>
-        </w:tc>
-        <w:tc>
-          <w:tcPr>
-            <w:tcW w:type="dxa" w:w="1750"/>
-            <w:tcMar>
-              <w:top w:type="dxa" w:w="40"/>
-              <w:left w:type="dxa" w:w="80"/>
-              <w:bottom w:type="dxa" w:w="40"/>
-              <w:right w:type="dxa" w:w="80"/>
-            </w:tcMar>
-            <w:vAlign w:val="center"/>
-          </w:tcPr>
-          <w:p>
-            <w:pPr>
-              <w:spacing w:after="0" w:line="240"/>
-              <w:jc w:val="left"/>
-            </w:pPr>
-            <w:r>
-              <w:rPr>
-                <w:rFonts w:ascii="Times New Roman" w:cs="Times New Roman" w:eastAsia="SimSun" w:hAnsi="Times New Roman"/>
-                <w:color w:val="000000"/>
-                <w:sz w:val="21"/>
-                <w:szCs w:val="21"/>
-              </w:rPr>
-              <w:t xml:space="preserve">中国电子学会</w:t>
-            </w:r>
-          </w:p>
-        </w:tc>
-        <w:tc>
-          <w:tcPr>
-            <w:tcW w:type="dxa" w:w="1900"/>
-            <w:tcMar>
-              <w:top w:type="dxa" w:w="40"/>
-              <w:left w:type="dxa" w:w="80"/>
-              <w:bottom w:type="dxa" w:w="40"/>
-              <w:right w:type="dxa" w:w="80"/>
-            </w:tcMar>
-            <w:vAlign w:val="center"/>
-          </w:tcPr>
-          <w:p>
-            <w:pPr>
-              <w:spacing w:after="0" w:line="240"/>
-              <w:jc w:val="left"/>
-            </w:pPr>
-            <w:r>
-              <w:rPr>
-                <w:rFonts w:ascii="Times New Roman" w:cs="Times New Roman" w:eastAsia="SimSun" w:hAnsi="Times New Roman"/>
-                <w:color w:val="000000"/>
-                <w:sz w:val="21"/>
-                <w:szCs w:val="21"/>
-              </w:rPr>
-              <w:t xml:space="preserve">技术赛/商业赛</w:t>
-            </w:r>
-          </w:p>
-        </w:tc>
-        <w:tc>
-          <w:tcPr>
-            <w:tcW w:type="dxa" w:w="2200"/>
-            <w:tcMar>
-              <w:top w:type="dxa" w:w="40"/>
-              <w:left w:type="dxa" w:w="80"/>
-              <w:bottom w:type="dxa" w:w="40"/>
-              <w:right w:type="dxa" w:w="80"/>
-            </w:tcMar>
-            <w:vAlign w:val="center"/>
-          </w:tcPr>
-          <w:p>
-            <w:pPr>
-              <w:spacing w:after="0" w:line="240"/>
-              <w:jc w:val="left"/>
-            </w:pPr>
-            <w:r>
-              <w:rPr>
-                <w:rFonts w:ascii="Times New Roman" w:cs="Times New Roman" w:eastAsia="SimSun" w:hAnsi="Times New Roman"/>
-                <w:color w:val="000000"/>
-                <w:sz w:val="21"/>
-                <w:szCs w:val="21"/>
-              </w:rPr>
-              <w:t xml:space="preserve">嵌入式+视觉+通信完整作品</w:t>
-            </w:r>
-          </w:p>
-        </w:tc>
-        <w:tc>
-          <w:tcPr>
-            <w:tcW w:type="dxa" w:w="1022"/>
-            <w:tcMar>
-              <w:top w:type="dxa" w:w="40"/>
-              <w:left w:type="dxa" w:w="80"/>
-              <w:bottom w:type="dxa" w:w="40"/>
-              <w:right w:type="dxa" w:w="80"/>
-            </w:tcMar>
-            <w:vAlign w:val="center"/>
-          </w:tcPr>
-          <w:p>
-            <w:pPr>
-              <w:spacing w:after="0" w:line="240"/>
-              <w:jc w:val="left"/>
-            </w:pPr>
-            <w:r>
-              <w:rPr>
-                <w:rFonts w:ascii="Times New Roman" w:cs="Times New Roman" w:eastAsia="SimSun" w:hAnsi="Times New Roman"/>
-                <w:color w:val="000000"/>
-                <w:sz w:val="21"/>
-                <w:szCs w:val="21"/>
-              </w:rPr>
-              <w:t xml:space="preserve">每年 5—8 月</w:t>
-            </w:r>
-          </w:p>
-        </w:tc>
-      </w:tr>
-      <w:tr>
-        <w:trPr>
-          <w:tblHeader w:val="false"/>
-        </w:trPr>
-        <w:tc>
-          <w:tcPr>
-            <w:tcW w:type="dxa" w:w="2200"/>
-            <w:tcMar>
-              <w:top w:type="dxa" w:w="40"/>
-              <w:left w:type="dxa" w:w="80"/>
-              <w:bottom w:type="dxa" w:w="40"/>
-              <w:right w:type="dxa" w:w="80"/>
-            </w:tcMar>
-            <w:vAlign w:val="center"/>
-          </w:tcPr>
-          <w:p>
-            <w:pPr>
-              <w:spacing w:after="0" w:line="240"/>
-              <w:jc w:val="left"/>
-            </w:pPr>
-            <w:r>
-              <w:rPr>
-                <w:rFonts w:ascii="Times New Roman" w:cs="Times New Roman" w:eastAsia="SimSun" w:hAnsi="Times New Roman"/>
-                <w:color w:val="000000"/>
-                <w:sz w:val="21"/>
-                <w:szCs w:val="21"/>
-              </w:rPr>
-              <w:t xml:space="preserve">全国大学生嵌入式芯片与系统设计竞赛</w:t>
-            </w:r>
-          </w:p>
-        </w:tc>
-        <w:tc>
-          <w:tcPr>
-            <w:tcW w:type="dxa" w:w="1750"/>
-            <w:tcMar>
-              <w:top w:type="dxa" w:w="40"/>
-              <w:left w:type="dxa" w:w="80"/>
-              <w:bottom w:type="dxa" w:w="40"/>
-              <w:right w:type="dxa" w:w="80"/>
-            </w:tcMar>
-            <w:vAlign w:val="center"/>
-          </w:tcPr>
-          <w:p>
-            <w:pPr>
-              <w:spacing w:after="0" w:line="240"/>
-              <w:jc w:val="left"/>
-            </w:pPr>
-            <w:r>
-              <w:rPr>
-                <w:rFonts w:ascii="Times New Roman" w:cs="Times New Roman" w:eastAsia="SimSun" w:hAnsi="Times New Roman"/>
-                <w:color w:val="000000"/>
-                <w:sz w:val="21"/>
-                <w:szCs w:val="21"/>
-              </w:rPr>
-              <w:t xml:space="preserve">中国电子学会等</w:t>
-            </w:r>
-          </w:p>
-        </w:tc>
-        <w:tc>
-          <w:tcPr>
-            <w:tcW w:type="dxa" w:w="1900"/>
-            <w:tcMar>
-              <w:top w:type="dxa" w:w="40"/>
-              <w:left w:type="dxa" w:w="80"/>
-              <w:bottom w:type="dxa" w:w="40"/>
-              <w:right w:type="dxa" w:w="80"/>
-            </w:tcMar>
-            <w:vAlign w:val="center"/>
-          </w:tcPr>
-          <w:p>
-            <w:pPr>
-              <w:spacing w:after="0" w:line="240"/>
-              <w:jc w:val="left"/>
-            </w:pPr>
-            <w:r>
-              <w:rPr>
-                <w:rFonts w:ascii="Times New Roman" w:cs="Times New Roman" w:eastAsia="SimSun" w:hAnsi="Times New Roman"/>
-                <w:color w:val="000000"/>
-                <w:sz w:val="21"/>
-                <w:szCs w:val="21"/>
-              </w:rPr>
-              <w:t xml:space="preserve">嵌入式系统应用</w:t>
-            </w:r>
-          </w:p>
-        </w:tc>
-        <w:tc>
-          <w:tcPr>
-            <w:tcW w:type="dxa" w:w="2200"/>
-            <w:tcMar>
-              <w:top w:type="dxa" w:w="40"/>
-              <w:left w:type="dxa" w:w="80"/>
-              <w:bottom w:type="dxa" w:w="40"/>
-              <w:right w:type="dxa" w:w="80"/>
-            </w:tcMar>
-            <w:vAlign w:val="center"/>
-          </w:tcPr>
-          <w:p>
-            <w:pPr>
-              <w:spacing w:after="0" w:line="240"/>
-              <w:jc w:val="left"/>
-            </w:pPr>
-            <w:r>
-              <w:rPr>
-                <w:rFonts w:ascii="Times New Roman" w:cs="Times New Roman" w:eastAsia="SimSun" w:hAnsi="Times New Roman"/>
-                <w:color w:val="000000"/>
-                <w:sz w:val="21"/>
-                <w:szCs w:val="21"/>
-              </w:rPr>
-              <w:t xml:space="preserve">边缘智能、芯片选型与低功耗</w:t>
-            </w:r>
-          </w:p>
-        </w:tc>
-        <w:tc>
-          <w:tcPr>
-            <w:tcW w:type="dxa" w:w="1022"/>
-            <w:tcMar>
-              <w:top w:type="dxa" w:w="40"/>
-              <w:left w:type="dxa" w:w="80"/>
-              <w:bottom w:type="dxa" w:w="40"/>
-              <w:right w:type="dxa" w:w="80"/>
-            </w:tcMar>
-            <w:vAlign w:val="center"/>
-          </w:tcPr>
-          <w:p>
-            <w:pPr>
-              <w:spacing w:after="0" w:line="240"/>
-              <w:jc w:val="left"/>
-            </w:pPr>
-            <w:r>
-              <w:rPr>
-                <w:rFonts w:ascii="Times New Roman" w:cs="Times New Roman" w:eastAsia="SimSun" w:hAnsi="Times New Roman"/>
-                <w:color w:val="000000"/>
-                <w:sz w:val="21"/>
-                <w:szCs w:val="21"/>
-              </w:rPr>
-              <w:t xml:space="preserve">每年 4—8 月</w:t>
-            </w:r>
-          </w:p>
-        </w:tc>
-      </w:tr>
-      <w:tr>
-        <w:trPr>
-          <w:tblHeader w:val="false"/>
-        </w:trPr>
-        <w:tc>
-          <w:tcPr>
-            <w:tcW w:type="dxa" w:w="2200"/>
-            <w:tcMar>
-              <w:top w:type="dxa" w:w="40"/>
-              <w:left w:type="dxa" w:w="80"/>
-              <w:bottom w:type="dxa" w:w="40"/>
-              <w:right w:type="dxa" w:w="80"/>
-            </w:tcMar>
-            <w:vAlign w:val="center"/>
-          </w:tcPr>
-          <w:p>
-            <w:pPr>
-              <w:spacing w:after="0" w:line="240"/>
-              <w:jc w:val="left"/>
-            </w:pPr>
-            <w:r>
-              <w:rPr>
-                <w:rFonts w:ascii="Times New Roman" w:cs="Times New Roman" w:eastAsia="SimSun" w:hAnsi="Times New Roman"/>
-                <w:color w:val="000000"/>
-                <w:sz w:val="21"/>
-                <w:szCs w:val="21"/>
-              </w:rPr>
-              <w:t xml:space="preserve">中国机器人大赛农业机器人专项 / CIAME 农业机器人大赛</w:t>
-            </w:r>
-          </w:p>
-        </w:tc>
-        <w:tc>
-          <w:tcPr>
-            <w:tcW w:type="dxa" w:w="1750"/>
-            <w:tcMar>
-              <w:top w:type="dxa" w:w="40"/>
-              <w:left w:type="dxa" w:w="80"/>
-              <w:bottom w:type="dxa" w:w="40"/>
-              <w:right w:type="dxa" w:w="80"/>
-            </w:tcMar>
-            <w:vAlign w:val="center"/>
-          </w:tcPr>
-          <w:p>
-            <w:pPr>
-              <w:spacing w:after="0" w:line="240"/>
-              <w:jc w:val="left"/>
-            </w:pPr>
-            <w:r>
-              <w:rPr>
-                <w:rFonts w:ascii="Times New Roman" w:cs="Times New Roman" w:eastAsia="SimSun" w:hAnsi="Times New Roman"/>
-                <w:color w:val="000000"/>
-                <w:sz w:val="21"/>
-                <w:szCs w:val="21"/>
-              </w:rPr>
-              <w:t xml:space="preserve">中国农机流通协会等</w:t>
-            </w:r>
-          </w:p>
-        </w:tc>
-        <w:tc>
-          <w:tcPr>
-            <w:tcW w:type="dxa" w:w="1900"/>
-            <w:tcMar>
-              <w:top w:type="dxa" w:w="40"/>
-              <w:left w:type="dxa" w:w="80"/>
-              <w:bottom w:type="dxa" w:w="40"/>
-              <w:right w:type="dxa" w:w="80"/>
-            </w:tcMar>
-            <w:vAlign w:val="center"/>
-          </w:tcPr>
-          <w:p>
-            <w:pPr>
-              <w:spacing w:after="0" w:line="240"/>
-              <w:jc w:val="left"/>
-            </w:pPr>
-            <w:r>
-              <w:rPr>
-                <w:rFonts w:ascii="Times New Roman" w:cs="Times New Roman" w:eastAsia="SimSun" w:hAnsi="Times New Roman"/>
-                <w:color w:val="000000"/>
-                <w:sz w:val="21"/>
-                <w:szCs w:val="21"/>
-              </w:rPr>
-              <w:t xml:space="preserve">采摘、灌溉等农业机器人</w:t>
-            </w:r>
-          </w:p>
-        </w:tc>
-        <w:tc>
-          <w:tcPr>
-            <w:tcW w:type="dxa" w:w="2200"/>
-            <w:tcMar>
-              <w:top w:type="dxa" w:w="40"/>
-              <w:left w:type="dxa" w:w="80"/>
-              <w:bottom w:type="dxa" w:w="40"/>
-              <w:right w:type="dxa" w:w="80"/>
-            </w:tcMar>
-            <w:vAlign w:val="center"/>
-          </w:tcPr>
-          <w:p>
-            <w:pPr>
-              <w:spacing w:after="0" w:line="240"/>
-              <w:jc w:val="left"/>
-            </w:pPr>
-            <w:r>
-              <w:rPr>
-                <w:rFonts w:ascii="Times New Roman" w:cs="Times New Roman" w:eastAsia="SimSun" w:hAnsi="Times New Roman"/>
-                <w:color w:val="000000"/>
-                <w:sz w:val="21"/>
-                <w:szCs w:val="21"/>
-              </w:rPr>
-              <w:t xml:space="preserve">机器人化改造后可参赛</w:t>
-            </w:r>
-          </w:p>
-        </w:tc>
-        <w:tc>
-          <w:tcPr>
-            <w:tcW w:type="dxa" w:w="1022"/>
-            <w:tcMar>
-              <w:top w:type="dxa" w:w="40"/>
-              <w:left w:type="dxa" w:w="80"/>
-              <w:bottom w:type="dxa" w:w="40"/>
-              <w:right w:type="dxa" w:w="80"/>
-            </w:tcMar>
-            <w:vAlign w:val="center"/>
-          </w:tcPr>
-          <w:p>
-            <w:pPr>
-              <w:spacing w:after="0" w:line="240"/>
-              <w:jc w:val="left"/>
-            </w:pPr>
-            <w:r>
-              <w:rPr>
-                <w:rFonts w:ascii="Times New Roman" w:cs="Times New Roman" w:eastAsia="SimSun" w:hAnsi="Times New Roman"/>
-                <w:color w:val="000000"/>
-                <w:sz w:val="21"/>
-                <w:szCs w:val="21"/>
-              </w:rPr>
-              <w:t xml:space="preserve">每年 8—10 月</w:t>
-            </w:r>
-          </w:p>
-        </w:tc>
-      </w:tr>
-    </w:tbl>
-    <w:p>
-      <w:pPr>
-        <w:spacing w:after="60"/>
-      </w:pPr>
-    </w:p>
-    <w:p>
-      <w:pPr>
-        <w:pStyle w:val="Heading3"/>
-        <w:keepNext/>
-        <w:spacing w:after="120" w:before="240" w:line="360"/>
-      </w:pPr>
-      <w:r>
-        <w:rPr>
-          <w:rFonts w:ascii="Times New Roman" w:cs="Times New Roman" w:eastAsia="SimSun" w:hAnsi="Times New Roman"/>
-          <w:b/>
-          <w:bCs/>
-          <w:sz w:val="24"/>
-          <w:szCs w:val="24"/>
-        </w:rPr>
-        <w:t xml:space="preserve">（二）获奖作品共性启示</w:t>
+        <w:t xml:space="preserve">附录 A：赛事适配说明</w:t>
       </w:r>
     </w:p>
     <w:p>
@@ -6092,7 +4613,7 @@
           <w:sz w:val="24"/>
           <w:szCs w:val="24"/>
         </w:rPr>
-        <w:t xml:space="preserve">调研近年全国性大赛获奖作品（2026 智慧农业创新大赛、天鹅杯、物联网设计竞赛、挑战杯 AI+、中国国际大学生创新大赛等）可提炼出五条共性：</w:t>
+        <w:t xml:space="preserve">全国 9 类相关赛事已完成官网核验并按含金量排序，明细见独立文档《全国相关赛事调研报告》（Competition_Research.md，同目录附 PDF/DOCX）。核心结论：</w:t>
       </w:r>
     </w:p>
     <w:p>
@@ -6100,7 +4621,7 @@
         <w:pStyle w:val="ListParagraph"/>
         <w:numPr>
           <w:ilvl w:val="0"/>
-          <w:numId w:val="2"/>
+          <w:numId w:val="3"/>
         </w:numPr>
         <w:spacing w:after="0" w:line="360"/>
         <w:jc w:val="both"/>
@@ -6114,7 +4635,7 @@
           <w:sz w:val="24"/>
           <w:szCs w:val="24"/>
         </w:rPr>
-        <w:t xml:space="preserve">真机实操与闭环落地：</w:t>
+        <w:t xml:space="preserve">技术栈主攻：</w:t>
       </w:r>
       <w:r>
         <w:rPr>
@@ -6123,7 +4644,7 @@
           <w:sz w:val="24"/>
           <w:szCs w:val="24"/>
         </w:rPr>
-        <w:t xml:space="preserve">2026 智慧农业创新大赛采用实景场地、真机实操，设施小番茄采摘赛道要求在 30 分钟内自主完成行走、识别、定位、采摘与放置，中科院自动化所作品以全程无人工干预、30 分钟采收 75 串获满分 200 分——评审看重「能跑、能干、可量化」。</w:t>
+        <w:t xml:space="preserve">全国大学生物联网设计竞赛（华为杯，iot.sjtu.edu.cn）、全国大学生嵌入式芯片与系统设计竞赛（socchina.net）、挑战杯「人工智能+」专项赛（tiaozhanbei.net）。</w:t>
       </w:r>
     </w:p>
     <w:p>
@@ -6131,7 +4652,7 @@
         <w:pStyle w:val="ListParagraph"/>
         <w:numPr>
           <w:ilvl w:val="0"/>
-          <w:numId w:val="2"/>
+          <w:numId w:val="3"/>
         </w:numPr>
         <w:spacing w:after="0" w:line="360"/>
         <w:jc w:val="both"/>
@@ -6145,7 +4666,7 @@
           <w:sz w:val="24"/>
           <w:szCs w:val="24"/>
         </w:rPr>
-        <w:t xml:space="preserve">软硬一体化：</w:t>
+        <w:t xml:space="preserve">行业主攻：</w:t>
       </w:r>
       <w:r>
         <w:rPr>
@@ -6154,7 +4675,7 @@
           <w:sz w:val="24"/>
           <w:szCs w:val="24"/>
         </w:rPr>
-        <w:t xml:space="preserve">物联网设计竞赛一等奖作品（如 AgriMind 智农系统）普遍采用「边缘智能 + 云端协同」，软硬协同优于纯软件方案。</w:t>
+        <w:t xml:space="preserve">智慧农业创新大赛（农业农村部信息中心，公告见 moa.gov.cn）、国际大学生智能农业装备创新大赛（天鹅杯，uiaec.ujs.edu.cn）。</w:t>
       </w:r>
     </w:p>
     <w:p>
@@ -6162,7 +4683,7 @@
         <w:pStyle w:val="ListParagraph"/>
         <w:numPr>
           <w:ilvl w:val="0"/>
-          <w:numId w:val="2"/>
+          <w:numId w:val="3"/>
         </w:numPr>
         <w:spacing w:after="0" w:line="360"/>
         <w:jc w:val="both"/>
@@ -6176,7 +4697,7 @@
           <w:sz w:val="24"/>
           <w:szCs w:val="24"/>
         </w:rPr>
-        <w:t xml:space="preserve">大模型/智能体落到执行：</w:t>
+        <w:t xml:space="preserve">获奖共性：</w:t>
       </w:r>
       <w:r>
         <w:rPr>
@@ -6185,30 +4706,15 @@
           <w:sz w:val="24"/>
           <w:szCs w:val="24"/>
         </w:rPr>
-        <w:t xml:space="preserve">挑战杯 AI+ 一等奖「花语智农」将多模态识别与大模型知识库结合并驱动无人机作业，验证了「大模型到执行器」闭环的评审价值。</w:t>
+        <w:t xml:space="preserve">实景实操、软硬一体、大模型/智能体落到执行、量化验证与场景验证（示例：2026 智慧农业创新大赛设施小番茄赛道满分 200 分；挑战杯「人工智能+」一等奖「花语智农」）。</w:t>
       </w:r>
     </w:p>
     <w:p>
       <w:pPr>
-        <w:pStyle w:val="ListParagraph"/>
-        <w:numPr>
-          <w:ilvl w:val="0"/>
-          <w:numId w:val="2"/>
-        </w:numPr>
-        <w:spacing w:after="0" w:line="360"/>
+        <w:spacing w:after="0" w:before="0" w:line="360"/>
+        <w:ind w:firstLine="480"/>
         <w:jc w:val="both"/>
       </w:pPr>
-      <w:r>
-        <w:rPr>
-          <w:rFonts w:ascii="Times New Roman" w:cs="Times New Roman" w:eastAsia="SimSun" w:hAnsi="Times New Roman"/>
-          <w:b/>
-          <w:bCs/>
-          <w:color w:val="000000"/>
-          <w:sz w:val="24"/>
-          <w:szCs w:val="24"/>
-        </w:rPr>
-        <w:t xml:space="preserve">量化效果与场景验证：</w:t>
-      </w:r>
       <w:r>
         <w:rPr>
           <w:rFonts w:ascii="Times New Roman" w:cs="Times New Roman" w:eastAsia="SimSun" w:hAnsi="Times New Roman"/>
@@ -6216,71 +4722,7 @@
           <w:sz w:val="24"/>
           <w:szCs w:val="24"/>
         </w:rPr>
-        <w:t xml:space="preserve">获奖作品普遍给出准确率、效率提升等实测数据，并有真实/仿真场景验证记录（如哈工程「云耕智棚」深耕三年后获红旅赛道金奖）。</w:t>
-      </w:r>
-    </w:p>
-    <w:p>
-      <w:pPr>
-        <w:pStyle w:val="ListParagraph"/>
-        <w:numPr>
-          <w:ilvl w:val="0"/>
-          <w:numId w:val="2"/>
-        </w:numPr>
-        <w:spacing w:after="0" w:line="360"/>
-        <w:jc w:val="both"/>
-      </w:pPr>
-      <w:r>
-        <w:rPr>
-          <w:rFonts w:ascii="Times New Roman" w:cs="Times New Roman" w:eastAsia="SimSun" w:hAnsi="Times New Roman"/>
-          <w:b/>
-          <w:bCs/>
-          <w:color w:val="000000"/>
-          <w:sz w:val="24"/>
-          <w:szCs w:val="24"/>
-        </w:rPr>
-        <w:t xml:space="preserve">差异化叙事：</w:t>
-      </w:r>
-      <w:r>
-        <w:rPr>
-          <w:rFonts w:ascii="Times New Roman" w:cs="Times New Roman" w:eastAsia="SimSun" w:hAnsi="Times New Roman"/>
-          <w:color w:val="000000"/>
-          <w:sz w:val="24"/>
-          <w:szCs w:val="24"/>
-        </w:rPr>
-        <w:t xml:space="preserve">纯软件 RAG 问答已有获奖先例，本作品以「硬件采集 + 大模型决策 + 设备执行」的软硬一体闭环形成差异化，同时保留 RAG 溯源问答能力。</w:t>
-      </w:r>
-    </w:p>
-    <w:p>
-      <w:pPr>
-        <w:pStyle w:val="Heading3"/>
-        <w:keepNext/>
-        <w:spacing w:after="120" w:before="240" w:line="360"/>
-      </w:pPr>
-      <w:r>
-        <w:rPr>
-          <w:rFonts w:ascii="Times New Roman" w:cs="Times New Roman" w:eastAsia="SimSun" w:hAnsi="Times New Roman"/>
-          <w:b/>
-          <w:bCs/>
-          <w:sz w:val="24"/>
-          <w:szCs w:val="24"/>
-        </w:rPr>
-        <w:t xml:space="preserve">（三）申报策略</w:t>
-      </w:r>
-    </w:p>
-    <w:p>
-      <w:pPr>
-        <w:spacing w:after="0" w:before="0" w:line="360"/>
-        <w:ind w:firstLine="480"/>
-        <w:jc w:val="both"/>
-      </w:pPr>
-      <w:r>
-        <w:rPr>
-          <w:rFonts w:ascii="Times New Roman" w:cs="Times New Roman" w:eastAsia="SimSun" w:hAnsi="Times New Roman"/>
-          <w:color w:val="000000"/>
-          <w:sz w:val="24"/>
-          <w:szCs w:val="24"/>
-        </w:rPr>
-        <w:t xml:space="preserve">当前无特定参赛目标，建议以「感知—决策—执行闭环能力底座」作为统一叙事，按赛事类型切换侧重点：物联网/嵌入式类强调链路完整性与工程实现；挑战杯/创新大赛强调 AI 应用与社会价值；农业装备类强调装备化改造与作业指标；计算机创新作品赛强调系统完整性与现场演示。交付材料按「作品说明书 + 技术文档 + 演示视频 + 易拉宝 + 承诺书」标准包准备，可按需裁剪。</w:t>
+        <w:t xml:space="preserve">申报策略：以「感知—决策—执行闭环能力底座」统一叙事，按赛事切换侧重点（物联网/嵌入式类重工程实现，挑战杯/创新大赛重 AI 应用与社会价值，农业装备类重装备化与作业指标）；材料按「作品说明书 + 技术文档 + 演示视频 + 易拉宝 + 承诺书」标准包准备。</w:t>
       </w:r>
     </w:p>
     <w:p>
@@ -8200,6 +6642,12 @@
   </w:num>
   <w:num w:numId="2">
     <w:abstractNumId w:val="3"/>
+    <w:lvlOverride w:ilvl="0">
+      <w:startOverride w:val="1"/>
+    </w:lvlOverride>
+  </w:num>
+  <w:num w:numId="3">
+    <w:abstractNumId w:val="2"/>
     <w:lvlOverride w:ilvl="0">
       <w:startOverride w:val="1"/>
     </w:lvlOverride>
